--- a/for final report/features explenation.docx
+++ b/for final report/features explenation.docx
@@ -62,7 +62,6 @@
           <w:rtl/>
         </w:rPr>
       </w:pPr>
-      <w:proofErr w:type="spellStart"/>
       <w:r>
         <w:rPr>
           <w:b/>
@@ -72,7 +71,6 @@
         </w:rPr>
         <w:t>librosa</w:t>
       </w:r>
-      <w:proofErr w:type="spellEnd"/>
       <w:r>
         <w:rPr>
           <w:sz w:val="24"/>
@@ -119,7 +117,6 @@
         </w:rPr>
       </w:pPr>
       <w:hyperlink r:id="rId6" w:history="1">
-        <w:proofErr w:type="spellStart"/>
         <w:r>
           <w:rPr>
             <w:rStyle w:val="Hyperlink"/>
@@ -133,7 +130,6 @@
           </w:rPr>
           <w:t>Numpy</w:t>
         </w:r>
-        <w:proofErr w:type="spellEnd"/>
       </w:hyperlink>
       <w:r>
         <w:rPr>
@@ -157,7 +153,6 @@
           <w:szCs w:val="24"/>
         </w:rPr>
       </w:pPr>
-      <w:proofErr w:type="spellStart"/>
       <w:r>
         <w:rPr>
           <w:b/>
@@ -166,19 +161,8 @@
           <w:sz w:val="24"/>
           <w:szCs w:val="24"/>
         </w:rPr>
-        <w:t>S</w:t>
-      </w:r>
-      <w:r>
-        <w:rPr>
-          <w:b/>
-          <w:bCs/>
-          <w:color w:val="000000" w:themeColor="text1"/>
-          <w:sz w:val="24"/>
-          <w:szCs w:val="24"/>
-        </w:rPr>
-        <w:t>cipy</w:t>
-      </w:r>
-      <w:proofErr w:type="spellEnd"/>
+        <w:t>Scipy</w:t>
+      </w:r>
       <w:r>
         <w:rPr>
           <w:rFonts w:hint="cs"/>
@@ -256,7 +240,6 @@
           <w:rtl/>
         </w:rPr>
       </w:pPr>
-      <w:proofErr w:type="spellStart"/>
       <w:r>
         <w:rPr>
           <w:b/>
@@ -268,7 +251,6 @@
         </w:rPr>
         <w:t>PyTorch</w:t>
       </w:r>
-      <w:proofErr w:type="spellEnd"/>
       <w:r>
         <w:rPr>
           <w:color w:val="000000" w:themeColor="text1"/>
@@ -301,7 +283,6 @@
         </w:rPr>
         <w:t>המודול </w:t>
       </w:r>
-      <w:proofErr w:type="spellStart"/>
       <w:r>
         <w:rPr>
           <w:b/>
@@ -313,7 +294,6 @@
         </w:rPr>
         <w:t>torchvision</w:t>
       </w:r>
-      <w:proofErr w:type="spellEnd"/>
       <w:r>
         <w:rPr>
           <w:color w:val="000000" w:themeColor="text1"/>
@@ -456,7 +436,6 @@
     <w:p>
       <w:pPr>
         <w:rPr>
-          <w:rFonts w:hint="cs"/>
           <w:b/>
           <w:bCs/>
           <w:color w:val="000000" w:themeColor="text1"/>
@@ -710,33 +689,50 @@
     <w:p>
       <w:pPr>
         <w:rPr>
+          <w:color w:val="000000" w:themeColor="text1"/>
+          <w:sz w:val="24"/>
+          <w:szCs w:val="24"/>
+          <w:rtl/>
+        </w:rPr>
+      </w:pPr>
+      <w:r>
+        <w:rPr>
+          <w:rFonts w:hint="cs"/>
+          <w:b/>
+          <w:bCs/>
+          <w:color w:val="000000" w:themeColor="text1"/>
+          <w:sz w:val="24"/>
+          <w:szCs w:val="24"/>
+          <w:rtl/>
+        </w:rPr>
+        <w:t xml:space="preserve">לא נמיר אותם לפני כי </w:t>
+      </w:r>
+      <w:r>
+        <w:rPr>
+          <w:color w:val="000000" w:themeColor="text1"/>
+          <w:sz w:val="24"/>
+          <w:szCs w:val="24"/>
+          <w:rtl/>
+        </w:rPr>
+        <w:t xml:space="preserve"> </w:t>
+      </w:r>
+      <w:r>
+        <w:rPr>
           <w:rFonts w:hint="cs"/>
           <w:color w:val="000000" w:themeColor="text1"/>
           <w:sz w:val="24"/>
           <w:szCs w:val="24"/>
           <w:rtl/>
         </w:rPr>
-      </w:pPr>
-      <w:r>
-        <w:rPr>
-          <w:rFonts w:hint="cs"/>
-          <w:b/>
-          <w:bCs/>
+        <w:t xml:space="preserve">פונק' </w:t>
+      </w:r>
+      <w:r>
+        <w:rPr>
           <w:color w:val="000000" w:themeColor="text1"/>
           <w:sz w:val="24"/>
           <w:szCs w:val="24"/>
-          <w:rtl/>
-        </w:rPr>
-        <w:t xml:space="preserve">לא נמיר אותם לפני כי </w:t>
-      </w:r>
-      <w:r>
-        <w:rPr>
-          <w:color w:val="000000" w:themeColor="text1"/>
-          <w:sz w:val="24"/>
-          <w:szCs w:val="24"/>
-          <w:rtl/>
-        </w:rPr>
-        <w:t xml:space="preserve"> </w:t>
+        </w:rPr>
+        <w:t xml:space="preserve"> librosa.load</w:t>
       </w:r>
       <w:r>
         <w:rPr>
@@ -746,7 +742,7 @@
           <w:szCs w:val="24"/>
           <w:rtl/>
         </w:rPr>
-        <w:t xml:space="preserve">פונק' </w:t>
+        <w:t xml:space="preserve"> תמיר אותו לקובץ </w:t>
       </w:r>
       <w:r>
         <w:rPr>
@@ -754,18 +750,8 @@
           <w:sz w:val="24"/>
           <w:szCs w:val="24"/>
         </w:rPr>
-        <w:t xml:space="preserve"> </w:t>
-      </w:r>
-      <w:proofErr w:type="spellStart"/>
-      <w:r>
-        <w:rPr>
-          <w:color w:val="000000" w:themeColor="text1"/>
-          <w:sz w:val="24"/>
-          <w:szCs w:val="24"/>
-        </w:rPr>
-        <w:t>librosa.load</w:t>
-      </w:r>
-      <w:proofErr w:type="spellEnd"/>
+        <w:t>wav</w:t>
+      </w:r>
       <w:r>
         <w:rPr>
           <w:rFonts w:hint="cs"/>
@@ -774,52 +760,24 @@
           <w:szCs w:val="24"/>
           <w:rtl/>
         </w:rPr>
-        <w:t xml:space="preserve"> תמיר אותו לקובץ </w:t>
+        <w:t xml:space="preserve"> - </w:t>
       </w:r>
       <w:r>
         <w:rPr>
           <w:color w:val="000000" w:themeColor="text1"/>
           <w:sz w:val="24"/>
           <w:szCs w:val="24"/>
-        </w:rPr>
-        <w:t>wav</w:t>
-      </w:r>
-      <w:r>
-        <w:rPr>
-          <w:rFonts w:hint="cs"/>
+          <w:rtl/>
+        </w:rPr>
+        <w:t xml:space="preserve">ספריית </w:t>
+      </w:r>
+      <w:r>
+        <w:rPr>
           <w:color w:val="000000" w:themeColor="text1"/>
           <w:sz w:val="24"/>
           <w:szCs w:val="24"/>
-          <w:rtl/>
-        </w:rPr>
-        <w:t xml:space="preserve"> - </w:t>
-      </w:r>
-      <w:r>
-        <w:rPr>
-          <w:color w:val="000000" w:themeColor="text1"/>
-          <w:sz w:val="24"/>
-          <w:szCs w:val="24"/>
-          <w:rtl/>
-        </w:rPr>
-        <w:t xml:space="preserve">ספריית </w:t>
-      </w:r>
-      <w:proofErr w:type="spellStart"/>
-      <w:r>
-        <w:rPr>
-          <w:color w:val="000000" w:themeColor="text1"/>
-          <w:sz w:val="24"/>
-          <w:szCs w:val="24"/>
-        </w:rPr>
-        <w:t>librosa</w:t>
-      </w:r>
-      <w:proofErr w:type="spellEnd"/>
-      <w:r>
-        <w:rPr>
-          <w:color w:val="000000" w:themeColor="text1"/>
-          <w:sz w:val="24"/>
-          <w:szCs w:val="24"/>
-        </w:rPr>
-        <w:t xml:space="preserve"> </w:t>
+        </w:rPr>
+        <w:t xml:space="preserve">librosa </w:t>
       </w:r>
       <w:r>
         <w:rPr>
@@ -1202,37 +1160,8 @@
         </w:rPr>
         <w:br/>
       </w:r>
-      <w:proofErr w:type="spellStart"/>
-      <w:r>
-        <w:t>Lesnichaia</w:t>
-      </w:r>
-      <w:proofErr w:type="spellEnd"/>
-      <w:r>
-        <w:t xml:space="preserve">, M., </w:t>
-      </w:r>
-      <w:proofErr w:type="spellStart"/>
-      <w:r>
-        <w:t>Mikhailava</w:t>
-      </w:r>
-      <w:proofErr w:type="spellEnd"/>
-      <w:r>
-        <w:t xml:space="preserve">, V., Bogach, N., </w:t>
-      </w:r>
-      <w:proofErr w:type="spellStart"/>
-      <w:r>
-        <w:t>Lezhenin</w:t>
-      </w:r>
-      <w:proofErr w:type="spellEnd"/>
-      <w:r>
-        <w:t xml:space="preserve">, I., Blake, J., &amp; </w:t>
-      </w:r>
-      <w:proofErr w:type="spellStart"/>
-      <w:r>
-        <w:t>Pyshkin</w:t>
-      </w:r>
-      <w:proofErr w:type="spellEnd"/>
-      <w:r>
-        <w:t xml:space="preserve">, E. (2022). Classification of accented English using CNN model trained on amplitude mel-spectrograms. </w:t>
+      <w:r>
+        <w:t xml:space="preserve">Lesnichaia, M., Mikhailava, V., Bogach, N., Lezhenin, I., Blake, J., &amp; Pyshkin, E. (2022). Classification of accented English using CNN model trained on amplitude mel-spectrograms. </w:t>
       </w:r>
       <w:r>
         <w:rPr>
@@ -1259,33 +1188,30 @@
           <w:tab w:val="left" w:pos="1226"/>
         </w:tabs>
         <w:rPr>
+          <w:b/>
+          <w:bCs/>
+          <w:u w:val="single"/>
+          <w:rtl/>
+        </w:rPr>
+      </w:pPr>
+      <w:r>
+        <w:rPr>
           <w:rFonts w:hint="cs"/>
           <w:b/>
           <w:bCs/>
           <w:u w:val="single"/>
           <w:rtl/>
         </w:rPr>
-      </w:pPr>
-      <w:r>
-        <w:rPr>
-          <w:rFonts w:hint="cs"/>
+        <w:t xml:space="preserve">סיכום פיצ'רים של </w:t>
+      </w:r>
+      <w:r>
+        <w:rPr>
           <w:b/>
           <w:bCs/>
           <w:u w:val="single"/>
-          <w:rtl/>
-        </w:rPr>
-        <w:t xml:space="preserve">סיכום פיצ'רים של </w:t>
-      </w:r>
-      <w:proofErr w:type="spellStart"/>
-      <w:r>
-        <w:rPr>
-          <w:b/>
-          <w:bCs/>
-          <w:u w:val="single"/>
         </w:rPr>
         <w:t>gemini</w:t>
       </w:r>
-      <w:proofErr w:type="spellEnd"/>
       <w:r>
         <w:rPr>
           <w:rFonts w:hint="cs"/>
@@ -1463,7 +1389,6 @@
     <w:p>
       <w:pPr>
         <w:rPr>
-          <w:rFonts w:hint="cs"/>
           <w:b/>
           <w:bCs/>
           <w:sz w:val="32"/>
@@ -1579,7 +1504,6 @@
       <w:r>
         <w:t xml:space="preserve">Kaleem, K., Alwan, A., Wu, Y., De Nardis, L., &amp; Di Benedetto, M. G. (2024). MKELM based multi-classification model for foreign accent identification. </w:t>
       </w:r>
-      <w:proofErr w:type="spellStart"/>
       <w:r>
         <w:rPr>
           <w:i/>
@@ -1587,7 +1511,6 @@
         </w:rPr>
         <w:t>Heliyon</w:t>
       </w:r>
-      <w:proofErr w:type="spellEnd"/>
       <w:r>
         <w:t xml:space="preserve">, </w:t>
       </w:r>
@@ -1632,7 +1555,6 @@
         </w:rPr>
         <w:t xml:space="preserve">סיכום פיצ'רים של </w:t>
       </w:r>
-      <w:proofErr w:type="spellStart"/>
       <w:r>
         <w:rPr>
           <w:b/>
@@ -1641,7 +1563,6 @@
         </w:rPr>
         <w:t>gemini</w:t>
       </w:r>
-      <w:proofErr w:type="spellEnd"/>
       <w:r>
         <w:rPr>
           <w:rFonts w:hint="cs"/>
@@ -1656,7 +1577,6 @@
     <w:p>
       <w:pPr>
         <w:rPr>
-          <w:rFonts w:hint="cs"/>
           <w:sz w:val="24"/>
           <w:szCs w:val="24"/>
           <w:rtl/>
@@ -1722,7 +1642,6 @@
     <w:p>
       <w:pPr>
         <w:rPr>
-          <w:rFonts w:hint="cs"/>
           <w:sz w:val="24"/>
           <w:szCs w:val="24"/>
           <w:rtl/>
@@ -1768,7 +1687,6 @@
       <w:pPr>
         <w:ind w:firstLine="720"/>
         <w:rPr>
-          <w:rFonts w:hint="cs"/>
           <w:sz w:val="32"/>
           <w:szCs w:val="32"/>
         </w:rPr>
@@ -1801,7 +1719,6 @@
     <w:p>
       <w:pPr>
         <w:rPr>
-          <w:rFonts w:hint="cs"/>
           <w:sz w:val="32"/>
           <w:szCs w:val="32"/>
           <w:rtl/>
@@ -1875,33 +1792,30 @@
           <w:tab w:val="left" w:pos="1226"/>
         </w:tabs>
         <w:rPr>
+          <w:b/>
+          <w:bCs/>
+          <w:u w:val="single"/>
+          <w:rtl/>
+        </w:rPr>
+      </w:pPr>
+      <w:r>
+        <w:rPr>
           <w:rFonts w:hint="cs"/>
           <w:b/>
           <w:bCs/>
           <w:u w:val="single"/>
           <w:rtl/>
         </w:rPr>
-      </w:pPr>
-      <w:r>
-        <w:rPr>
-          <w:rFonts w:hint="cs"/>
+        <w:t xml:space="preserve">סיכום פיצ'רים של </w:t>
+      </w:r>
+      <w:r>
+        <w:rPr>
           <w:b/>
           <w:bCs/>
           <w:u w:val="single"/>
-          <w:rtl/>
-        </w:rPr>
-        <w:t xml:space="preserve">סיכום פיצ'רים של </w:t>
-      </w:r>
-      <w:proofErr w:type="spellStart"/>
-      <w:r>
-        <w:rPr>
-          <w:b/>
-          <w:bCs/>
-          <w:u w:val="single"/>
         </w:rPr>
         <w:t>gemini</w:t>
       </w:r>
-      <w:proofErr w:type="spellEnd"/>
       <w:r>
         <w:rPr>
           <w:rFonts w:hint="cs"/>
@@ -1986,7 +1900,6 @@
     <w:p>
       <w:pPr>
         <w:rPr>
-          <w:rFonts w:hint="cs"/>
           <w:sz w:val="32"/>
           <w:szCs w:val="32"/>
         </w:rPr>
@@ -2095,7 +2008,7 @@
     </w:p>
     <w:p>
       <w:pPr>
-        <w:pStyle w:val="ListParagraph"/>
+        <w:pStyle w:val="a9"/>
         <w:numPr>
           <w:ilvl w:val="0"/>
           <w:numId w:val="28"/>
@@ -2233,132 +2146,26 @@
           <w:rtl/>
         </w:rPr>
       </w:pPr>
-      <w:proofErr w:type="spellStart"/>
       <w:r>
         <w:rPr>
           <w:sz w:val="18"/>
           <w:szCs w:val="18"/>
         </w:rPr>
-        <w:t>mel_spec</w:t>
-      </w:r>
-      <w:proofErr w:type="spellEnd"/>
-      <w:r>
-        <w:rPr>
-          <w:sz w:val="18"/>
-          <w:szCs w:val="18"/>
-        </w:rPr>
-        <w:t xml:space="preserve"> = </w:t>
-      </w:r>
-      <w:proofErr w:type="spellStart"/>
-      <w:r>
-        <w:rPr>
-          <w:sz w:val="18"/>
-          <w:szCs w:val="18"/>
-        </w:rPr>
-        <w:t>librosa.feature.melspectrogram</w:t>
-      </w:r>
-      <w:proofErr w:type="spellEnd"/>
-      <w:r>
-        <w:rPr>
-          <w:sz w:val="18"/>
-          <w:szCs w:val="18"/>
-        </w:rPr>
-        <w:t xml:space="preserve">(y=y, </w:t>
-      </w:r>
-      <w:proofErr w:type="spellStart"/>
-      <w:r>
-        <w:rPr>
-          <w:sz w:val="18"/>
-          <w:szCs w:val="18"/>
-        </w:rPr>
-        <w:t>sr</w:t>
-      </w:r>
-      <w:proofErr w:type="spellEnd"/>
-      <w:r>
-        <w:rPr>
-          <w:sz w:val="18"/>
-          <w:szCs w:val="18"/>
-        </w:rPr>
-        <w:t>=</w:t>
-      </w:r>
-      <w:proofErr w:type="spellStart"/>
-      <w:r>
-        <w:rPr>
-          <w:sz w:val="18"/>
-          <w:szCs w:val="18"/>
-        </w:rPr>
-        <w:t>sr</w:t>
-      </w:r>
-      <w:proofErr w:type="spellEnd"/>
-      <w:r>
-        <w:rPr>
-          <w:sz w:val="18"/>
-          <w:szCs w:val="18"/>
-        </w:rPr>
-        <w:t xml:space="preserve">, </w:t>
-      </w:r>
-      <w:proofErr w:type="spellStart"/>
-      <w:r>
-        <w:rPr>
-          <w:sz w:val="18"/>
-          <w:szCs w:val="18"/>
-        </w:rPr>
-        <w:t>n_fft</w:t>
-      </w:r>
-      <w:proofErr w:type="spellEnd"/>
-      <w:r>
-        <w:rPr>
-          <w:sz w:val="18"/>
-          <w:szCs w:val="18"/>
-        </w:rPr>
-        <w:t xml:space="preserve">=2048, </w:t>
-      </w:r>
-      <w:proofErr w:type="spellStart"/>
-      <w:r>
-        <w:rPr>
-          <w:sz w:val="18"/>
-          <w:szCs w:val="18"/>
-        </w:rPr>
-        <w:t>hop_length</w:t>
-      </w:r>
-      <w:proofErr w:type="spellEnd"/>
-      <w:r>
-        <w:rPr>
-          <w:sz w:val="18"/>
-          <w:szCs w:val="18"/>
-        </w:rPr>
-        <w:t xml:space="preserve">=512, </w:t>
-      </w:r>
-      <w:proofErr w:type="spellStart"/>
-      <w:r>
-        <w:rPr>
-          <w:sz w:val="18"/>
-          <w:szCs w:val="18"/>
-        </w:rPr>
-        <w:t>n_mels</w:t>
-      </w:r>
-      <w:proofErr w:type="spellEnd"/>
-      <w:r>
-        <w:rPr>
-          <w:sz w:val="18"/>
-          <w:szCs w:val="18"/>
-        </w:rPr>
-        <w:t>=128)</w:t>
-      </w:r>
-    </w:p>
-    <w:p>
-      <w:pPr>
-        <w:rPr>
-          <w:sz w:val="24"/>
-          <w:szCs w:val="24"/>
-          <w:rtl/>
-        </w:rPr>
-      </w:pPr>
-    </w:p>
-    <w:p>
-      <w:pPr>
-        <w:rPr>
-          <w:rFonts w:hint="cs"/>
+        <w:t>mel_spec = librosa.feature.melspectrogram(y=y, sr=sr, n_fft=2048, hop_length=512, n_mels=128)</w:t>
+      </w:r>
+    </w:p>
+    <w:p>
+      <w:pPr>
+        <w:rPr>
+          <w:sz w:val="24"/>
+          <w:szCs w:val="24"/>
+          <w:rtl/>
+        </w:rPr>
+      </w:pPr>
+    </w:p>
+    <w:p>
+      <w:pPr>
+        <w:rPr>
           <w:rtl/>
         </w:rPr>
       </w:pPr>
@@ -2385,180 +2192,178 @@
           <w:numId w:val="1"/>
         </w:numPr>
         <w:rPr>
+          <w:rtl/>
+        </w:rPr>
+      </w:pPr>
+      <w:r>
+        <w:rPr>
+          <w:b/>
+          <w:bCs/>
+        </w:rPr>
+        <w:t xml:space="preserve">y </w:t>
+      </w:r>
+      <w:r>
+        <w:rPr>
           <w:rFonts w:hint="cs"/>
           <w:rtl/>
         </w:rPr>
-      </w:pPr>
-      <w:r>
-        <w:rPr>
-          <w:b/>
-          <w:bCs/>
+        <w:t xml:space="preserve"> -</w:t>
+      </w:r>
+      <w:r>
+        <w:rPr>
+          <w:rtl/>
+        </w:rPr>
+        <w:t xml:space="preserve">אות </w:t>
+      </w:r>
+      <w:r>
+        <w:rPr>
+          <w:sz w:val="24"/>
+          <w:szCs w:val="24"/>
+          <w:rtl/>
+        </w:rPr>
+        <w:t>השמע הדיגיטלי</w:t>
+      </w:r>
+      <w:r>
+        <w:rPr>
+          <w:sz w:val="24"/>
+          <w:szCs w:val="24"/>
+        </w:rPr>
+        <w:t xml:space="preserve"> </w:t>
+      </w:r>
+      <w:r>
+        <w:rPr>
+          <w:rtl/>
+        </w:rPr>
+        <w:t>(מערך חד-ממדי)</w:t>
+      </w:r>
+      <w:r>
+        <w:t>.</w:t>
+      </w:r>
+    </w:p>
+    <w:p>
+      <w:pPr>
+        <w:rPr>
+          <w:sz w:val="24"/>
+          <w:szCs w:val="24"/>
+        </w:rPr>
+      </w:pPr>
+      <w:r>
+        <w:rPr>
+          <w:sz w:val="24"/>
+          <w:szCs w:val="24"/>
+        </w:rPr>
+        <w:t xml:space="preserve"> </w:t>
+      </w:r>
+      <w:r>
+        <w:rPr>
+          <w:sz w:val="24"/>
+          <w:szCs w:val="24"/>
         </w:rPr>
         <w:t xml:space="preserve">y </w:t>
       </w:r>
       <w:r>
         <w:rPr>
+          <w:sz w:val="24"/>
+          <w:szCs w:val="24"/>
+          <w:rtl/>
+        </w:rPr>
+        <w:t>הוא מערך חד-ממדי של מספרים אשר מייצג את גל הקול האקוסטי שהוקלט</w:t>
+      </w:r>
+      <w:r>
+        <w:rPr>
+          <w:sz w:val="24"/>
+          <w:szCs w:val="24"/>
+        </w:rPr>
+        <w:t>.</w:t>
+      </w:r>
+    </w:p>
+    <w:p>
+      <w:pPr>
+        <w:rPr>
+          <w:sz w:val="24"/>
+          <w:szCs w:val="24"/>
+        </w:rPr>
+      </w:pPr>
+      <w:r>
+        <w:rPr>
+          <w:sz w:val="24"/>
+          <w:szCs w:val="24"/>
+          <w:rtl/>
+        </w:rPr>
+        <w:t>הוא מורכב מרצף ארוך מאוד של מספרים עשרוניים</w:t>
+      </w:r>
+      <w:r>
+        <w:rPr>
+          <w:sz w:val="24"/>
+          <w:szCs w:val="24"/>
+        </w:rPr>
+        <w:t xml:space="preserve"> </w:t>
+      </w:r>
+      <w:r>
+        <w:rPr>
+          <w:sz w:val="24"/>
+          <w:szCs w:val="24"/>
+          <w:rtl/>
+        </w:rPr>
+        <w:t xml:space="preserve">בדרך כלל בטווח שבין </w:t>
+      </w:r>
+      <w:r>
+        <w:rPr>
+          <w:sz w:val="24"/>
+          <w:szCs w:val="24"/>
+        </w:rPr>
+        <w:t xml:space="preserve"> </w:t>
+      </w:r>
+      <w:r>
+        <w:rPr>
+          <w:sz w:val="24"/>
+          <w:szCs w:val="24"/>
+        </w:rPr>
+        <w:t xml:space="preserve">1.0- </w:t>
+      </w:r>
+      <w:r>
+        <w:rPr>
+          <w:sz w:val="24"/>
+          <w:szCs w:val="24"/>
+          <w:rtl/>
+        </w:rPr>
+        <w:t>ל</w:t>
+      </w:r>
+      <w:r>
+        <w:rPr>
+          <w:sz w:val="24"/>
+          <w:szCs w:val="24"/>
+        </w:rPr>
+        <w:t xml:space="preserve">-1.0. </w:t>
+      </w:r>
+      <w:r>
+        <w:rPr>
           <w:rFonts w:hint="cs"/>
-          <w:rtl/>
-        </w:rPr>
-        <w:t xml:space="preserve"> -</w:t>
-      </w:r>
-      <w:r>
-        <w:rPr>
-          <w:rtl/>
-        </w:rPr>
-        <w:t xml:space="preserve">אות </w:t>
-      </w:r>
-      <w:r>
-        <w:rPr>
-          <w:sz w:val="24"/>
-          <w:szCs w:val="24"/>
-          <w:rtl/>
-        </w:rPr>
-        <w:t>השמע הדיגיטלי</w:t>
-      </w:r>
-      <w:r>
-        <w:rPr>
-          <w:sz w:val="24"/>
-          <w:szCs w:val="24"/>
+          <w:sz w:val="24"/>
+          <w:szCs w:val="24"/>
+          <w:rtl/>
         </w:rPr>
         <w:t xml:space="preserve"> </w:t>
       </w:r>
       <w:r>
         <w:rPr>
-          <w:rtl/>
-        </w:rPr>
-        <w:t>(מערך חד-ממדי)</w:t>
-      </w:r>
-      <w:r>
+          <w:sz w:val="24"/>
+          <w:szCs w:val="24"/>
+          <w:rtl/>
+        </w:rPr>
+        <w:t>כל מספר כזה מייצג את האמפליטודה (העוצמה/התנודה של גל הקול) בנקודת זמן ספציפית</w:t>
+      </w:r>
+      <w:r>
+        <w:rPr>
+          <w:sz w:val="24"/>
+          <w:szCs w:val="24"/>
+        </w:rPr>
         <w:t>.</w:t>
       </w:r>
     </w:p>
     <w:p>
       <w:pPr>
         <w:rPr>
-          <w:sz w:val="24"/>
-          <w:szCs w:val="24"/>
-        </w:rPr>
-      </w:pPr>
-      <w:r>
-        <w:rPr>
-          <w:sz w:val="24"/>
-          <w:szCs w:val="24"/>
-        </w:rPr>
-        <w:t xml:space="preserve"> </w:t>
-      </w:r>
-      <w:r>
-        <w:rPr>
-          <w:sz w:val="24"/>
-          <w:szCs w:val="24"/>
-        </w:rPr>
-        <w:t xml:space="preserve">y </w:t>
-      </w:r>
-      <w:r>
-        <w:rPr>
-          <w:sz w:val="24"/>
-          <w:szCs w:val="24"/>
-          <w:rtl/>
-        </w:rPr>
-        <w:t>הוא מערך חד-ממדי של מספרים אשר מייצג את גל הקול האקוסטי שהוקלט</w:t>
-      </w:r>
-      <w:r>
-        <w:rPr>
-          <w:sz w:val="24"/>
-          <w:szCs w:val="24"/>
-        </w:rPr>
-        <w:t>.</w:t>
-      </w:r>
-    </w:p>
-    <w:p>
-      <w:pPr>
-        <w:rPr>
-          <w:sz w:val="24"/>
-          <w:szCs w:val="24"/>
-        </w:rPr>
-      </w:pPr>
-      <w:r>
-        <w:rPr>
-          <w:sz w:val="24"/>
-          <w:szCs w:val="24"/>
-          <w:rtl/>
-        </w:rPr>
-        <w:t>הוא מורכב מרצף ארוך מאוד של מספרים עשרוניים</w:t>
-      </w:r>
-      <w:r>
-        <w:rPr>
-          <w:sz w:val="24"/>
-          <w:szCs w:val="24"/>
-        </w:rPr>
-        <w:t xml:space="preserve"> </w:t>
-      </w:r>
-      <w:r>
-        <w:rPr>
-          <w:sz w:val="24"/>
-          <w:szCs w:val="24"/>
-          <w:rtl/>
-        </w:rPr>
-        <w:t xml:space="preserve">בדרך כלל בטווח שבין </w:t>
-      </w:r>
-      <w:r>
-        <w:rPr>
-          <w:sz w:val="24"/>
-          <w:szCs w:val="24"/>
-        </w:rPr>
-        <w:t xml:space="preserve"> </w:t>
-      </w:r>
-      <w:r>
-        <w:rPr>
-          <w:sz w:val="24"/>
-          <w:szCs w:val="24"/>
-        </w:rPr>
-        <w:t xml:space="preserve">1.0- </w:t>
-      </w:r>
-      <w:r>
-        <w:rPr>
-          <w:sz w:val="24"/>
-          <w:szCs w:val="24"/>
-          <w:rtl/>
-        </w:rPr>
-        <w:t>ל</w:t>
-      </w:r>
-      <w:r>
-        <w:rPr>
-          <w:sz w:val="24"/>
-          <w:szCs w:val="24"/>
-        </w:rPr>
-        <w:t xml:space="preserve">-1.0. </w:t>
-      </w:r>
-      <w:r>
-        <w:rPr>
-          <w:rFonts w:hint="cs"/>
-          <w:sz w:val="24"/>
-          <w:szCs w:val="24"/>
-          <w:rtl/>
-        </w:rPr>
-        <w:t xml:space="preserve"> </w:t>
-      </w:r>
-      <w:r>
-        <w:rPr>
-          <w:sz w:val="24"/>
-          <w:szCs w:val="24"/>
-          <w:rtl/>
-        </w:rPr>
-        <w:t>כל מספר כזה מייצג את האמפליטודה (העוצמה/התנודה של גל הקול) בנקודת זמן ספציפית</w:t>
-      </w:r>
-      <w:r>
-        <w:rPr>
-          <w:sz w:val="24"/>
-          <w:szCs w:val="24"/>
-        </w:rPr>
-        <w:t>.</w:t>
-      </w:r>
-    </w:p>
-    <w:p>
-      <w:pPr>
-        <w:rPr>
-          <w:rFonts w:hint="cs"/>
           <w:sz w:val="24"/>
           <w:szCs w:val="24"/>
         </w:rPr>
@@ -2668,7 +2473,6 @@
           <w:numId w:val="1"/>
         </w:numPr>
       </w:pPr>
-      <w:proofErr w:type="spellStart"/>
       <w:r>
         <w:rPr>
           <w:b/>
@@ -2676,7 +2480,6 @@
         </w:rPr>
         <w:t>sr</w:t>
       </w:r>
-      <w:proofErr w:type="spellEnd"/>
       <w:r>
         <w:t xml:space="preserve"> </w:t>
       </w:r>
@@ -2751,13 +2554,314 @@
     <w:p>
       <w:pPr>
         <w:rPr>
+          <w:sz w:val="24"/>
+          <w:szCs w:val="24"/>
+          <w:rtl/>
+        </w:rPr>
+      </w:pPr>
+      <w:r>
+        <w:rPr>
+          <w:sz w:val="24"/>
+          <w:szCs w:val="24"/>
+        </w:rPr>
+        <w:t xml:space="preserve">sr </w:t>
+      </w:r>
+      <w:r>
+        <w:rPr>
           <w:rFonts w:hint="cs"/>
           <w:sz w:val="24"/>
           <w:szCs w:val="24"/>
           <w:rtl/>
         </w:rPr>
-      </w:pPr>
-      <w:proofErr w:type="spellStart"/>
+        <w:t xml:space="preserve"> </w:t>
+      </w:r>
+      <w:r>
+        <w:rPr>
+          <w:sz w:val="24"/>
+          <w:szCs w:val="24"/>
+          <w:rtl/>
+        </w:rPr>
+        <w:t>הוא מספר שלם</w:t>
+      </w:r>
+      <w:r>
+        <w:rPr>
+          <w:sz w:val="24"/>
+          <w:szCs w:val="24"/>
+        </w:rPr>
+        <w:t xml:space="preserve"> </w:t>
+      </w:r>
+      <w:r>
+        <w:rPr>
+          <w:sz w:val="24"/>
+          <w:szCs w:val="24"/>
+          <w:rtl/>
+        </w:rPr>
+        <w:t>שמייצג את קצב הדגימה של השמע</w:t>
+      </w:r>
+      <w:r>
+        <w:rPr>
+          <w:sz w:val="24"/>
+          <w:szCs w:val="24"/>
+        </w:rPr>
+        <w:t xml:space="preserve"> </w:t>
+      </w:r>
+      <w:r>
+        <w:rPr>
+          <w:rFonts w:hint="cs"/>
+          <w:sz w:val="24"/>
+          <w:szCs w:val="24"/>
+          <w:rtl/>
+        </w:rPr>
+        <w:t>ו</w:t>
+      </w:r>
+      <w:r>
+        <w:rPr>
+          <w:sz w:val="24"/>
+          <w:szCs w:val="24"/>
+          <w:rtl/>
+        </w:rPr>
+        <w:t>נמדד ביחידות של הרץ</w:t>
+      </w:r>
+      <w:r>
+        <w:rPr>
+          <w:sz w:val="24"/>
+          <w:szCs w:val="24"/>
+        </w:rPr>
+        <w:t xml:space="preserve"> </w:t>
+      </w:r>
+      <w:r>
+        <w:rPr>
+          <w:sz w:val="24"/>
+          <w:szCs w:val="24"/>
+        </w:rPr>
+        <w:t>–</w:t>
+      </w:r>
+      <w:r>
+        <w:rPr>
+          <w:sz w:val="24"/>
+          <w:szCs w:val="24"/>
+        </w:rPr>
+        <w:t xml:space="preserve"> Hz</w:t>
+      </w:r>
+      <w:r>
+        <w:rPr>
+          <w:sz w:val="24"/>
+          <w:szCs w:val="24"/>
+        </w:rPr>
+        <w:t xml:space="preserve"> </w:t>
+      </w:r>
+      <w:r>
+        <w:rPr>
+          <w:rFonts w:hint="cs"/>
+          <w:sz w:val="24"/>
+          <w:szCs w:val="24"/>
+          <w:rtl/>
+        </w:rPr>
+        <w:t xml:space="preserve"> </w:t>
+      </w:r>
+    </w:p>
+    <w:p>
+      <w:pPr>
+        <w:rPr>
+          <w:sz w:val="24"/>
+          <w:szCs w:val="24"/>
+        </w:rPr>
+      </w:pPr>
+      <w:r>
+        <w:rPr>
+          <w:rFonts w:hint="cs"/>
+          <w:sz w:val="24"/>
+          <w:szCs w:val="24"/>
+          <w:rtl/>
+        </w:rPr>
+        <w:t>מכיוון ו</w:t>
+      </w:r>
+      <w:r>
+        <w:rPr>
+          <w:sz w:val="24"/>
+          <w:szCs w:val="24"/>
+          <w:rtl/>
+        </w:rPr>
+        <w:t xml:space="preserve">מחשב אינו יכול להקליט גל קול רציף מהטבע בצורה מושלמת, </w:t>
+      </w:r>
+      <w:r>
+        <w:rPr>
+          <w:rFonts w:hint="cs"/>
+          <w:sz w:val="24"/>
+          <w:szCs w:val="24"/>
+          <w:rtl/>
+        </w:rPr>
+        <w:t>דוגם</w:t>
+      </w:r>
+      <w:r>
+        <w:rPr>
+          <w:sz w:val="24"/>
+          <w:szCs w:val="24"/>
+          <w:rtl/>
+        </w:rPr>
+        <w:t xml:space="preserve"> עוצמת הקול </w:t>
+      </w:r>
+      <w:r>
+        <w:rPr>
+          <w:rFonts w:hint="cs"/>
+          <w:sz w:val="24"/>
+          <w:szCs w:val="24"/>
+          <w:rtl/>
+        </w:rPr>
+        <w:t>מס' רב של פעמים</w:t>
+      </w:r>
+      <w:r>
+        <w:rPr>
+          <w:sz w:val="24"/>
+          <w:szCs w:val="24"/>
+          <w:rtl/>
+        </w:rPr>
+        <w:t xml:space="preserve"> בשנייה. </w:t>
+      </w:r>
+      <w:r>
+        <w:rPr>
+          <w:rFonts w:hint="cs"/>
+          <w:sz w:val="24"/>
+          <w:szCs w:val="24"/>
+          <w:rtl/>
+        </w:rPr>
+        <w:t>ולכן פרמטר זה מציין</w:t>
+      </w:r>
+      <w:r>
+        <w:rPr>
+          <w:sz w:val="24"/>
+          <w:szCs w:val="24"/>
+          <w:rtl/>
+        </w:rPr>
+        <w:t xml:space="preserve"> לנו כמה דגימות נלקחו בכל שנייה אחת של אודיו</w:t>
+      </w:r>
+      <w:r>
+        <w:rPr>
+          <w:sz w:val="24"/>
+          <w:szCs w:val="24"/>
+        </w:rPr>
+        <w:t>.</w:t>
+      </w:r>
+      <w:r>
+        <w:rPr>
+          <w:rFonts w:hint="cs"/>
+          <w:sz w:val="24"/>
+          <w:szCs w:val="24"/>
+          <w:rtl/>
+        </w:rPr>
+        <w:t xml:space="preserve"> למשל  עבור </w:t>
+      </w:r>
+      <w:r>
+        <w:rPr>
+          <w:sz w:val="24"/>
+          <w:szCs w:val="24"/>
+        </w:rPr>
+        <w:t>hz</w:t>
+      </w:r>
+      <w:r>
+        <w:rPr>
+          <w:rFonts w:hint="cs"/>
+          <w:sz w:val="24"/>
+          <w:szCs w:val="24"/>
+          <w:rtl/>
+        </w:rPr>
+        <w:t>16000 ,</w:t>
+      </w:r>
+      <w:r>
+        <w:rPr>
+          <w:sz w:val="24"/>
+          <w:szCs w:val="24"/>
+          <w:rtl/>
+        </w:rPr>
+        <w:t>המחשב דגם את עוצמת גל הקול 16,000 פעמים</w:t>
+      </w:r>
+      <w:r>
+        <w:rPr>
+          <w:sz w:val="24"/>
+          <w:szCs w:val="24"/>
+        </w:rPr>
+        <w:t>.</w:t>
+      </w:r>
+    </w:p>
+    <w:p>
+      <w:pPr>
+        <w:rPr>
+          <w:sz w:val="24"/>
+          <w:szCs w:val="24"/>
+        </w:rPr>
+      </w:pPr>
+      <w:r>
+        <w:rPr>
+          <w:rFonts w:hint="cs"/>
+          <w:sz w:val="24"/>
+          <w:szCs w:val="24"/>
+          <w:rtl/>
+        </w:rPr>
+        <w:t xml:space="preserve">הוא משמש </w:t>
+      </w:r>
+      <w:r>
+        <w:rPr>
+          <w:sz w:val="24"/>
+          <w:szCs w:val="24"/>
+        </w:rPr>
+        <w:t xml:space="preserve"> </w:t>
+      </w:r>
+      <w:r>
+        <w:rPr>
+          <w:sz w:val="24"/>
+          <w:szCs w:val="24"/>
+          <w:rtl/>
+        </w:rPr>
+        <w:t xml:space="preserve">פונקציות כמו </w:t>
+      </w:r>
+      <w:r>
+        <w:rPr>
+          <w:sz w:val="24"/>
+          <w:szCs w:val="24"/>
+        </w:rPr>
+        <w:t xml:space="preserve">librosa.feature.mfcc </w:t>
+      </w:r>
+      <w:r>
+        <w:rPr>
+          <w:rFonts w:hint="cs"/>
+          <w:sz w:val="24"/>
+          <w:szCs w:val="24"/>
+          <w:rtl/>
+        </w:rPr>
+        <w:t xml:space="preserve"> </w:t>
+      </w:r>
+      <w:r>
+        <w:rPr>
+          <w:sz w:val="24"/>
+          <w:szCs w:val="24"/>
+          <w:rtl/>
+        </w:rPr>
+        <w:t xml:space="preserve">או </w:t>
+      </w:r>
+      <w:r>
+        <w:rPr>
+          <w:sz w:val="24"/>
+          <w:szCs w:val="24"/>
+        </w:rPr>
+        <w:t xml:space="preserve">librosa.yin </w:t>
+      </w:r>
+      <w:r>
+        <w:rPr>
+          <w:rFonts w:hint="cs"/>
+          <w:sz w:val="24"/>
+          <w:szCs w:val="24"/>
+          <w:rtl/>
+        </w:rPr>
+        <w:t xml:space="preserve"> </w:t>
+      </w:r>
+      <w:r>
+        <w:rPr>
+          <w:sz w:val="24"/>
+          <w:szCs w:val="24"/>
+          <w:rtl/>
+        </w:rPr>
+        <w:t xml:space="preserve">כדי לתרגם את הנתונים הסטטיים של המערך לציר זמן ותדרים אמיתיים (הרץ ומילי-שניות). ללא </w:t>
+      </w:r>
       <w:r>
         <w:rPr>
           <w:sz w:val="24"/>
@@ -2765,339 +2869,6 @@
         </w:rPr>
         <w:t>sr</w:t>
       </w:r>
-      <w:proofErr w:type="spellEnd"/>
-      <w:r>
-        <w:rPr>
-          <w:sz w:val="24"/>
-          <w:szCs w:val="24"/>
-        </w:rPr>
-        <w:t xml:space="preserve"> </w:t>
-      </w:r>
-      <w:r>
-        <w:rPr>
-          <w:rFonts w:hint="cs"/>
-          <w:sz w:val="24"/>
-          <w:szCs w:val="24"/>
-          <w:rtl/>
-        </w:rPr>
-        <w:t xml:space="preserve"> </w:t>
-      </w:r>
-      <w:r>
-        <w:rPr>
-          <w:sz w:val="24"/>
-          <w:szCs w:val="24"/>
-          <w:rtl/>
-        </w:rPr>
-        <w:t>הוא מספר שלם</w:t>
-      </w:r>
-      <w:r>
-        <w:rPr>
-          <w:sz w:val="24"/>
-          <w:szCs w:val="24"/>
-        </w:rPr>
-        <w:t xml:space="preserve"> </w:t>
-      </w:r>
-      <w:r>
-        <w:rPr>
-          <w:sz w:val="24"/>
-          <w:szCs w:val="24"/>
-          <w:rtl/>
-        </w:rPr>
-        <w:t>שמייצג את קצב הדגימה של השמע</w:t>
-      </w:r>
-      <w:r>
-        <w:rPr>
-          <w:sz w:val="24"/>
-          <w:szCs w:val="24"/>
-        </w:rPr>
-        <w:t xml:space="preserve"> </w:t>
-      </w:r>
-      <w:r>
-        <w:rPr>
-          <w:rFonts w:hint="cs"/>
-          <w:sz w:val="24"/>
-          <w:szCs w:val="24"/>
-          <w:rtl/>
-        </w:rPr>
-        <w:t>ו</w:t>
-      </w:r>
-      <w:r>
-        <w:rPr>
-          <w:sz w:val="24"/>
-          <w:szCs w:val="24"/>
-          <w:rtl/>
-        </w:rPr>
-        <w:t>נמדד ביחידות של הרץ</w:t>
-      </w:r>
-      <w:r>
-        <w:rPr>
-          <w:sz w:val="24"/>
-          <w:szCs w:val="24"/>
-        </w:rPr>
-        <w:t xml:space="preserve"> </w:t>
-      </w:r>
-      <w:r>
-        <w:rPr>
-          <w:sz w:val="24"/>
-          <w:szCs w:val="24"/>
-        </w:rPr>
-        <w:t>–</w:t>
-      </w:r>
-      <w:r>
-        <w:rPr>
-          <w:sz w:val="24"/>
-          <w:szCs w:val="24"/>
-        </w:rPr>
-        <w:t xml:space="preserve"> Hz</w:t>
-      </w:r>
-      <w:r>
-        <w:rPr>
-          <w:sz w:val="24"/>
-          <w:szCs w:val="24"/>
-        </w:rPr>
-        <w:t xml:space="preserve"> </w:t>
-      </w:r>
-      <w:r>
-        <w:rPr>
-          <w:rFonts w:hint="cs"/>
-          <w:sz w:val="24"/>
-          <w:szCs w:val="24"/>
-          <w:rtl/>
-        </w:rPr>
-        <w:t xml:space="preserve"> </w:t>
-      </w:r>
-    </w:p>
-    <w:p>
-      <w:pPr>
-        <w:rPr>
-          <w:sz w:val="24"/>
-          <w:szCs w:val="24"/>
-        </w:rPr>
-      </w:pPr>
-      <w:r>
-        <w:rPr>
-          <w:rFonts w:hint="cs"/>
-          <w:sz w:val="24"/>
-          <w:szCs w:val="24"/>
-          <w:rtl/>
-        </w:rPr>
-        <w:t>מכיוון ו</w:t>
-      </w:r>
-      <w:r>
-        <w:rPr>
-          <w:sz w:val="24"/>
-          <w:szCs w:val="24"/>
-          <w:rtl/>
-        </w:rPr>
-        <w:t xml:space="preserve">מחשב אינו יכול להקליט גל קול רציף מהטבע בצורה מושלמת, </w:t>
-      </w:r>
-      <w:r>
-        <w:rPr>
-          <w:rFonts w:hint="cs"/>
-          <w:sz w:val="24"/>
-          <w:szCs w:val="24"/>
-          <w:rtl/>
-        </w:rPr>
-        <w:t>דוגם</w:t>
-      </w:r>
-      <w:r>
-        <w:rPr>
-          <w:sz w:val="24"/>
-          <w:szCs w:val="24"/>
-          <w:rtl/>
-        </w:rPr>
-        <w:t xml:space="preserve"> עוצמת הקול </w:t>
-      </w:r>
-      <w:r>
-        <w:rPr>
-          <w:rFonts w:hint="cs"/>
-          <w:sz w:val="24"/>
-          <w:szCs w:val="24"/>
-          <w:rtl/>
-        </w:rPr>
-        <w:t>מס' רב של פעמים</w:t>
-      </w:r>
-      <w:r>
-        <w:rPr>
-          <w:sz w:val="24"/>
-          <w:szCs w:val="24"/>
-          <w:rtl/>
-        </w:rPr>
-        <w:t xml:space="preserve"> בשנייה. </w:t>
-      </w:r>
-      <w:r>
-        <w:rPr>
-          <w:rFonts w:hint="cs"/>
-          <w:sz w:val="24"/>
-          <w:szCs w:val="24"/>
-          <w:rtl/>
-        </w:rPr>
-        <w:t>ולכן פרמטר זה מציין</w:t>
-      </w:r>
-      <w:r>
-        <w:rPr>
-          <w:sz w:val="24"/>
-          <w:szCs w:val="24"/>
-          <w:rtl/>
-        </w:rPr>
-        <w:t xml:space="preserve"> לנו כמה דגימות נלקחו בכל שנייה אחת של אודיו</w:t>
-      </w:r>
-      <w:r>
-        <w:rPr>
-          <w:sz w:val="24"/>
-          <w:szCs w:val="24"/>
-        </w:rPr>
-        <w:t>.</w:t>
-      </w:r>
-      <w:r>
-        <w:rPr>
-          <w:rFonts w:hint="cs"/>
-          <w:sz w:val="24"/>
-          <w:szCs w:val="24"/>
-          <w:rtl/>
-        </w:rPr>
-        <w:t xml:space="preserve"> למשל  עבור </w:t>
-      </w:r>
-      <w:proofErr w:type="spellStart"/>
-      <w:r>
-        <w:rPr>
-          <w:sz w:val="24"/>
-          <w:szCs w:val="24"/>
-        </w:rPr>
-        <w:t>hz</w:t>
-      </w:r>
-      <w:proofErr w:type="spellEnd"/>
-      <w:r>
-        <w:rPr>
-          <w:rFonts w:hint="cs"/>
-          <w:sz w:val="24"/>
-          <w:szCs w:val="24"/>
-          <w:rtl/>
-        </w:rPr>
-        <w:t>16000 ,</w:t>
-      </w:r>
-      <w:r>
-        <w:rPr>
-          <w:sz w:val="24"/>
-          <w:szCs w:val="24"/>
-          <w:rtl/>
-        </w:rPr>
-        <w:t>המחשב דגם את עוצמת גל הקול 16,000 פעמים</w:t>
-      </w:r>
-      <w:r>
-        <w:rPr>
-          <w:sz w:val="24"/>
-          <w:szCs w:val="24"/>
-        </w:rPr>
-        <w:t>.</w:t>
-      </w:r>
-    </w:p>
-    <w:p>
-      <w:pPr>
-        <w:rPr>
-          <w:sz w:val="24"/>
-          <w:szCs w:val="24"/>
-        </w:rPr>
-      </w:pPr>
-      <w:r>
-        <w:rPr>
-          <w:rFonts w:hint="cs"/>
-          <w:sz w:val="24"/>
-          <w:szCs w:val="24"/>
-          <w:rtl/>
-        </w:rPr>
-        <w:t xml:space="preserve">הוא משמש </w:t>
-      </w:r>
-      <w:r>
-        <w:rPr>
-          <w:sz w:val="24"/>
-          <w:szCs w:val="24"/>
-        </w:rPr>
-        <w:t xml:space="preserve"> </w:t>
-      </w:r>
-      <w:r>
-        <w:rPr>
-          <w:sz w:val="24"/>
-          <w:szCs w:val="24"/>
-          <w:rtl/>
-        </w:rPr>
-        <w:t xml:space="preserve">פונקציות כמו </w:t>
-      </w:r>
-      <w:proofErr w:type="spellStart"/>
-      <w:r>
-        <w:rPr>
-          <w:sz w:val="24"/>
-          <w:szCs w:val="24"/>
-        </w:rPr>
-        <w:t>librosa.feature.mfcc</w:t>
-      </w:r>
-      <w:proofErr w:type="spellEnd"/>
-      <w:r>
-        <w:rPr>
-          <w:sz w:val="24"/>
-          <w:szCs w:val="24"/>
-        </w:rPr>
-        <w:t xml:space="preserve"> </w:t>
-      </w:r>
-      <w:r>
-        <w:rPr>
-          <w:rFonts w:hint="cs"/>
-          <w:sz w:val="24"/>
-          <w:szCs w:val="24"/>
-          <w:rtl/>
-        </w:rPr>
-        <w:t xml:space="preserve"> </w:t>
-      </w:r>
-      <w:r>
-        <w:rPr>
-          <w:sz w:val="24"/>
-          <w:szCs w:val="24"/>
-          <w:rtl/>
-        </w:rPr>
-        <w:t xml:space="preserve">או </w:t>
-      </w:r>
-      <w:proofErr w:type="spellStart"/>
-      <w:r>
-        <w:rPr>
-          <w:sz w:val="24"/>
-          <w:szCs w:val="24"/>
-        </w:rPr>
-        <w:t>librosa.yin</w:t>
-      </w:r>
-      <w:proofErr w:type="spellEnd"/>
-      <w:r>
-        <w:rPr>
-          <w:sz w:val="24"/>
-          <w:szCs w:val="24"/>
-        </w:rPr>
-        <w:t xml:space="preserve"> </w:t>
-      </w:r>
-      <w:r>
-        <w:rPr>
-          <w:rFonts w:hint="cs"/>
-          <w:sz w:val="24"/>
-          <w:szCs w:val="24"/>
-          <w:rtl/>
-        </w:rPr>
-        <w:t xml:space="preserve"> </w:t>
-      </w:r>
-      <w:r>
-        <w:rPr>
-          <w:sz w:val="24"/>
-          <w:szCs w:val="24"/>
-          <w:rtl/>
-        </w:rPr>
-        <w:t xml:space="preserve">כדי לתרגם את הנתונים הסטטיים של המערך לציר זמן ותדרים אמיתיים (הרץ ומילי-שניות). ללא </w:t>
-      </w:r>
-      <w:proofErr w:type="spellStart"/>
-      <w:r>
-        <w:rPr>
-          <w:sz w:val="24"/>
-          <w:szCs w:val="24"/>
-        </w:rPr>
-        <w:t>sr</w:t>
-      </w:r>
-      <w:proofErr w:type="spellEnd"/>
       <w:r>
         <w:rPr>
           <w:rFonts w:hint="cs"/>
@@ -3523,21 +3294,12 @@
           <w:numId w:val="1"/>
         </w:numPr>
       </w:pPr>
-      <w:proofErr w:type="spellStart"/>
-      <w:r>
-        <w:rPr>
-          <w:b/>
-          <w:bCs/>
-        </w:rPr>
-        <w:t>n_fft</w:t>
-      </w:r>
-      <w:proofErr w:type="spellEnd"/>
-      <w:r>
-        <w:rPr>
-          <w:b/>
-          <w:bCs/>
-        </w:rPr>
-        <w:t xml:space="preserve"> </w:t>
+      <w:r>
+        <w:rPr>
+          <w:b/>
+          <w:bCs/>
+        </w:rPr>
+        <w:t xml:space="preserve">n_fft </w:t>
       </w:r>
       <w:r>
         <w:rPr>
@@ -3633,107 +3395,78 @@
           <w:numId w:val="1"/>
         </w:numPr>
       </w:pPr>
-      <w:proofErr w:type="spellStart"/>
-      <w:r>
-        <w:rPr>
-          <w:b/>
-          <w:bCs/>
-        </w:rPr>
-        <w:t>hop_length</w:t>
-      </w:r>
-      <w:proofErr w:type="spellEnd"/>
-      <w:r>
-        <w:rPr>
-          <w:b/>
-          <w:bCs/>
+      <w:r>
+        <w:rPr>
+          <w:b/>
+          <w:bCs/>
+        </w:rPr>
+        <w:t xml:space="preserve">hop_length </w:t>
+      </w:r>
+      <w:r>
+        <w:rPr>
+          <w:rFonts w:hint="cs"/>
+          <w:b/>
+          <w:bCs/>
+          <w:rtl/>
         </w:rPr>
         <w:t xml:space="preserve"> </w:t>
       </w:r>
       <w:r>
         <w:rPr>
           <w:rFonts w:hint="cs"/>
-          <w:b/>
-          <w:bCs/>
+          <w:rtl/>
+        </w:rPr>
+        <w:t xml:space="preserve">- </w:t>
+      </w:r>
+      <w:r>
+        <w:rPr>
+          <w:rtl/>
+        </w:rPr>
+        <w:t xml:space="preserve">אורך הדילוג בין חלונות (החפיפה). המאמר הראשון ציין במפורש: חפיפה של מחצית מאורך החלון. לכן, אם בחרת </w:t>
+      </w:r>
+      <w:r>
+        <w:t xml:space="preserve">n_fft=1024, </w:t>
+      </w:r>
+      <w:r>
+        <w:rPr>
+          <w:rFonts w:hint="cs"/>
           <w:rtl/>
         </w:rPr>
         <w:t xml:space="preserve"> </w:t>
       </w:r>
       <w:r>
         <w:rPr>
+          <w:rtl/>
+        </w:rPr>
+        <w:t xml:space="preserve">הגדר </w:t>
+      </w:r>
+      <w:r>
+        <w:t xml:space="preserve">hop_length=512. </w:t>
+      </w:r>
+      <w:r>
+        <w:rPr>
           <w:rFonts w:hint="cs"/>
           <w:rtl/>
         </w:rPr>
-        <w:t xml:space="preserve">- </w:t>
-      </w:r>
-      <w:r>
-        <w:rPr>
-          <w:rtl/>
-        </w:rPr>
-        <w:t xml:space="preserve">אורך הדילוג בין חלונות (החפיפה). המאמר הראשון ציין במפורש: חפיפה של מחצית מאורך החלון. לכן, אם בחרת </w:t>
-      </w:r>
-      <w:proofErr w:type="spellStart"/>
-      <w:r>
-        <w:t>n_fft</w:t>
-      </w:r>
-      <w:proofErr w:type="spellEnd"/>
-      <w:r>
-        <w:t xml:space="preserve">=1024, </w:t>
-      </w:r>
-      <w:r>
-        <w:rPr>
-          <w:rFonts w:hint="cs"/>
-          <w:rtl/>
-        </w:rPr>
         <w:t xml:space="preserve"> </w:t>
       </w:r>
       <w:r>
         <w:rPr>
           <w:rtl/>
         </w:rPr>
+        <w:t xml:space="preserve">אם בחרת </w:t>
+      </w:r>
+      <w:r>
+        <w:t xml:space="preserve">n_fft=512, </w:t>
+      </w:r>
+      <w:r>
+        <w:rPr>
+          <w:rtl/>
+        </w:rPr>
         <w:t xml:space="preserve">הגדר </w:t>
       </w:r>
-      <w:proofErr w:type="spellStart"/>
-      <w:r>
-        <w:t>hop_length</w:t>
-      </w:r>
-      <w:proofErr w:type="spellEnd"/>
-      <w:r>
-        <w:t xml:space="preserve">=512. </w:t>
-      </w:r>
-      <w:r>
-        <w:rPr>
-          <w:rFonts w:hint="cs"/>
-          <w:rtl/>
-        </w:rPr>
-        <w:t xml:space="preserve"> </w:t>
-      </w:r>
-      <w:r>
-        <w:rPr>
-          <w:rtl/>
-        </w:rPr>
-        <w:t xml:space="preserve">אם בחרת </w:t>
-      </w:r>
-      <w:proofErr w:type="spellStart"/>
-      <w:r>
-        <w:t>n_fft</w:t>
-      </w:r>
-      <w:proofErr w:type="spellEnd"/>
-      <w:r>
-        <w:t xml:space="preserve">=512, </w:t>
-      </w:r>
-      <w:r>
-        <w:rPr>
-          <w:rtl/>
-        </w:rPr>
-        <w:t xml:space="preserve">הגדר </w:t>
-      </w:r>
-      <w:proofErr w:type="spellStart"/>
-      <w:r>
-        <w:t>hop_length</w:t>
-      </w:r>
-      <w:proofErr w:type="spellEnd"/>
-      <w:r>
-        <w:t>=256.</w:t>
+      <w:r>
+        <w:t>hop_length=256.</w:t>
       </w:r>
     </w:p>
     <w:p>
@@ -3743,7 +3476,6 @@
           <w:numId w:val="1"/>
         </w:numPr>
       </w:pPr>
-      <w:proofErr w:type="spellStart"/>
       <w:r>
         <w:rPr>
           <w:b/>
@@ -3751,7 +3483,6 @@
         </w:rPr>
         <w:t>n_mels</w:t>
       </w:r>
-      <w:proofErr w:type="spellEnd"/>
       <w:r>
         <w:t xml:space="preserve"> </w:t>
       </w:r>
@@ -3809,34 +3540,24 @@
         </w:rPr>
         <w:t xml:space="preserve">אל תפעיל על פלט זה את הפונקציה </w:t>
       </w:r>
-      <w:proofErr w:type="spellStart"/>
-      <w:r>
-        <w:t>librosa.power_to_db</w:t>
-      </w:r>
-      <w:proofErr w:type="spellEnd"/>
-      <w:r>
+      <w:r>
+        <w:t xml:space="preserve">librosa.power_to_db </w:t>
+      </w:r>
+      <w:r>
+        <w:rPr>
+          <w:rFonts w:hint="cs"/>
+          <w:rtl/>
+        </w:rPr>
         <w:t xml:space="preserve"> </w:t>
       </w:r>
       <w:r>
         <w:rPr>
-          <w:rFonts w:hint="cs"/>
-          <w:rtl/>
-        </w:rPr>
-        <w:t xml:space="preserve"> </w:t>
-      </w:r>
-      <w:r>
-        <w:rPr>
           <w:rtl/>
         </w:rPr>
         <w:t xml:space="preserve">או </w:t>
       </w:r>
-      <w:proofErr w:type="spellStart"/>
-      <w:r>
-        <w:t>librosa.amplitude_to_db</w:t>
-      </w:r>
-      <w:proofErr w:type="spellEnd"/>
-      <w:r>
-        <w:t xml:space="preserve">. </w:t>
+      <w:r>
+        <w:t xml:space="preserve">librosa.amplitude_to_db. </w:t>
       </w:r>
       <w:r>
         <w:rPr>
@@ -3867,7 +3588,7 @@
     <w:p/>
     <w:p>
       <w:pPr>
-        <w:pStyle w:val="ListParagraph"/>
+        <w:pStyle w:val="a9"/>
         <w:numPr>
           <w:ilvl w:val="0"/>
           <w:numId w:val="28"/>
@@ -3966,19 +3687,147 @@
     <w:p>
       <w:pPr>
         <w:rPr>
+          <w:sz w:val="24"/>
+          <w:szCs w:val="24"/>
+          <w:rtl/>
+        </w:rPr>
+      </w:pPr>
+      <w:r>
+        <w:rPr>
+          <w:sz w:val="24"/>
+          <w:szCs w:val="24"/>
+          <w:rtl/>
+        </w:rPr>
+        <w:t>הפיצ'ר הנפוץ ביותר בכל שלושת המאמרים. המאמר השני והשלישי ציינו במפורש שימוש ב-13 המקדמים הראשונים יחד עם נגזרות דלתא ודלתא-דלתא (ליצירת 39 מאפיינים בסך הכל)</w:t>
+      </w:r>
+      <w:r>
+        <w:rPr>
+          <w:sz w:val="24"/>
+          <w:szCs w:val="24"/>
+        </w:rPr>
+        <w:t>.</w:t>
+      </w:r>
+    </w:p>
+    <w:p>
+      <w:pPr>
+        <w:rPr>
+          <w:sz w:val="24"/>
+          <w:szCs w:val="24"/>
+        </w:rPr>
+      </w:pPr>
+      <w:r>
+        <w:rPr>
+          <w:sz w:val="24"/>
+          <w:szCs w:val="24"/>
+          <w:rtl/>
+        </w:rPr>
+        <w:t>מקדמי ה</w:t>
+      </w:r>
+      <w:r>
+        <w:rPr>
+          <w:sz w:val="24"/>
+          <w:szCs w:val="24"/>
+        </w:rPr>
+        <w:t xml:space="preserve">-MFCC </w:t>
+      </w:r>
+      <w:r>
+        <w:rPr>
+          <w:sz w:val="24"/>
+          <w:szCs w:val="24"/>
+          <w:rtl/>
+        </w:rPr>
+        <w:t>הרגילים נותנים לנו תמונת מצב סטטית של התדרים בכל שבריר שנייה. אבל דיבור הוא תהליך דינמי שמשתנה ללא הרף</w:t>
+      </w:r>
+      <w:r>
+        <w:rPr>
           <w:rFonts w:hint="cs"/>
           <w:sz w:val="24"/>
           <w:szCs w:val="24"/>
           <w:rtl/>
         </w:rPr>
-      </w:pPr>
-      <w:r>
-        <w:rPr>
-          <w:sz w:val="24"/>
-          <w:szCs w:val="24"/>
-          <w:rtl/>
-        </w:rPr>
-        <w:t>הפיצ'ר הנפוץ ביותר בכל שלושת המאמרים. המאמר השני והשלישי ציינו במפורש שימוש ב-13 המקדמים הראשונים יחד עם נגזרות דלתא ודלתא-דלתא (ליצירת 39 מאפיינים בסך הכל)</w:t>
+        <w:t xml:space="preserve"> לכן נצטרך גם את</w:t>
+      </w:r>
+      <w:r>
+        <w:rPr>
+          <w:sz w:val="24"/>
+          <w:szCs w:val="24"/>
+          <w:rtl/>
+        </w:rPr>
+        <w:t xml:space="preserve"> נגזרת </w:t>
+      </w:r>
+      <w:r>
+        <w:rPr>
+          <w:rFonts w:hint="cs"/>
+          <w:sz w:val="24"/>
+          <w:szCs w:val="24"/>
+          <w:rtl/>
+        </w:rPr>
+        <w:t>ה</w:t>
+      </w:r>
+      <w:r>
+        <w:rPr>
+          <w:sz w:val="24"/>
+          <w:szCs w:val="24"/>
+          <w:rtl/>
+        </w:rPr>
+        <w:t>דלתא</w:t>
+      </w:r>
+      <w:r>
+        <w:rPr>
+          <w:sz w:val="24"/>
+          <w:szCs w:val="24"/>
+        </w:rPr>
+        <w:t xml:space="preserve"> (Delta) </w:t>
+      </w:r>
+      <w:r>
+        <w:rPr>
+          <w:rFonts w:hint="cs"/>
+          <w:sz w:val="24"/>
+          <w:szCs w:val="24"/>
+          <w:rtl/>
+        </w:rPr>
+        <w:t>ש</w:t>
+      </w:r>
+      <w:r>
+        <w:rPr>
+          <w:sz w:val="24"/>
+          <w:szCs w:val="24"/>
+          <w:rtl/>
+        </w:rPr>
+        <w:t>מודדת את מהירות השינוי של התדרים מפריים לפריים, ודלתא-דלתא</w:t>
+      </w:r>
+    </w:p>
+    <w:p>
+      <w:pPr>
+        <w:rPr>
+          <w:sz w:val="24"/>
+          <w:szCs w:val="24"/>
+          <w:rtl/>
+        </w:rPr>
+      </w:pPr>
+      <w:r>
+        <w:rPr>
+          <w:sz w:val="24"/>
+          <w:szCs w:val="24"/>
+        </w:rPr>
+        <w:t xml:space="preserve">np.concatenate </w:t>
+      </w:r>
+      <w:r>
+        <w:rPr>
+          <w:rFonts w:hint="cs"/>
+          <w:sz w:val="24"/>
+          <w:szCs w:val="24"/>
+          <w:rtl/>
+        </w:rPr>
+        <w:t xml:space="preserve"> </w:t>
+      </w:r>
+      <w:r>
+        <w:rPr>
+          <w:sz w:val="24"/>
+          <w:szCs w:val="24"/>
+          <w:rtl/>
+        </w:rPr>
+        <w:t>מחברת את הממוצעים של שלוש הריצות האלו ומייצרת וקטור עשיר של 39 מספרים (13 סטטיים + 13 מהירות + 13 תאוצה) שמסגיר את קצב ומעברי המבטא הזר</w:t>
       </w:r>
       <w:r>
         <w:rPr>
@@ -3987,36 +3836,12 @@
         </w:rPr>
         <w:t>.</w:t>
       </w:r>
-    </w:p>
-    <w:p>
-      <w:pPr>
-        <w:rPr>
-          <w:sz w:val="24"/>
-          <w:szCs w:val="24"/>
-        </w:rPr>
-      </w:pPr>
-      <w:r>
-        <w:rPr>
-          <w:sz w:val="24"/>
-          <w:szCs w:val="24"/>
-          <w:rtl/>
-        </w:rPr>
-        <w:t>מקדמי ה</w:t>
-      </w:r>
-      <w:r>
-        <w:rPr>
-          <w:sz w:val="24"/>
-          <w:szCs w:val="24"/>
-        </w:rPr>
-        <w:t xml:space="preserve">-MFCC </w:t>
-      </w:r>
-      <w:r>
-        <w:rPr>
-          <w:sz w:val="24"/>
-          <w:szCs w:val="24"/>
-          <w:rtl/>
-        </w:rPr>
-        <w:t>הרגילים נותנים לנו תמונת מצב סטטית של התדרים בכל שבריר שנייה. אבל דיבור הוא תהליך דינמי שמשתנה ללא הרף</w:t>
+      <w:r>
+        <w:rPr>
+          <w:sz w:val="24"/>
+          <w:szCs w:val="24"/>
+        </w:rPr>
+        <w:t xml:space="preserve"> (Delta-Delta) </w:t>
       </w:r>
       <w:r>
         <w:rPr>
@@ -4025,16 +3850,16 @@
           <w:szCs w:val="24"/>
           <w:rtl/>
         </w:rPr>
-        <w:t xml:space="preserve"> לכן נצטרך גם את</w:t>
-      </w:r>
-      <w:r>
-        <w:rPr>
-          <w:sz w:val="24"/>
-          <w:szCs w:val="24"/>
-          <w:rtl/>
-        </w:rPr>
-        <w:t xml:space="preserve"> נגזרת </w:t>
-      </w:r>
+        <w:t xml:space="preserve"> </w:t>
+      </w:r>
+    </w:p>
+    <w:p>
+      <w:pPr>
+        <w:rPr>
+          <w:sz w:val="24"/>
+          <w:szCs w:val="24"/>
+        </w:rPr>
+      </w:pPr>
       <w:r>
         <w:rPr>
           <w:rFonts w:hint="cs"/>
@@ -4042,124 +3867,8 @@
           <w:szCs w:val="24"/>
           <w:rtl/>
         </w:rPr>
-        <w:t>ה</w:t>
-      </w:r>
-      <w:r>
-        <w:rPr>
-          <w:sz w:val="24"/>
-          <w:szCs w:val="24"/>
-          <w:rtl/>
-        </w:rPr>
-        <w:t>דלתא</w:t>
-      </w:r>
-      <w:r>
-        <w:rPr>
-          <w:sz w:val="24"/>
-          <w:szCs w:val="24"/>
-        </w:rPr>
-        <w:t xml:space="preserve"> (Delta) </w:t>
-      </w:r>
-      <w:r>
-        <w:rPr>
-          <w:rFonts w:hint="cs"/>
-          <w:sz w:val="24"/>
-          <w:szCs w:val="24"/>
-          <w:rtl/>
-        </w:rPr>
-        <w:t>ש</w:t>
-      </w:r>
-      <w:r>
-        <w:rPr>
-          <w:sz w:val="24"/>
-          <w:szCs w:val="24"/>
-          <w:rtl/>
-        </w:rPr>
-        <w:t>מודדת את מהירות השינוי של התדרים מפריים לפריים, ודלתא-דלתא</w:t>
-      </w:r>
-    </w:p>
-    <w:p>
-      <w:pPr>
-        <w:rPr>
-          <w:sz w:val="24"/>
-          <w:szCs w:val="24"/>
-          <w:rtl/>
-        </w:rPr>
-      </w:pPr>
-      <w:proofErr w:type="spellStart"/>
-      <w:r>
-        <w:rPr>
-          <w:sz w:val="24"/>
-          <w:szCs w:val="24"/>
-        </w:rPr>
-        <w:t>np.concatenate</w:t>
-      </w:r>
-      <w:proofErr w:type="spellEnd"/>
-      <w:r>
-        <w:rPr>
-          <w:sz w:val="24"/>
-          <w:szCs w:val="24"/>
-        </w:rPr>
-        <w:t xml:space="preserve"> </w:t>
-      </w:r>
-      <w:r>
-        <w:rPr>
-          <w:rFonts w:hint="cs"/>
-          <w:sz w:val="24"/>
-          <w:szCs w:val="24"/>
-          <w:rtl/>
-        </w:rPr>
-        <w:t xml:space="preserve"> </w:t>
-      </w:r>
-      <w:r>
-        <w:rPr>
-          <w:sz w:val="24"/>
-          <w:szCs w:val="24"/>
-          <w:rtl/>
-        </w:rPr>
-        <w:t>מחברת את הממוצעים של שלוש הריצות האלו ומייצרת וקטור עשיר של 39 מספרים (13 סטטיים + 13 מהירות + 13 תאוצה) שמסגיר את קצב ומעברי המבטא הזר</w:t>
-      </w:r>
-      <w:r>
-        <w:rPr>
-          <w:sz w:val="24"/>
-          <w:szCs w:val="24"/>
-        </w:rPr>
-        <w:t>.</w:t>
-      </w:r>
-      <w:r>
-        <w:rPr>
-          <w:sz w:val="24"/>
-          <w:szCs w:val="24"/>
-        </w:rPr>
-        <w:t xml:space="preserve"> (Delta-Delta) </w:t>
-      </w:r>
-      <w:r>
-        <w:rPr>
-          <w:rFonts w:hint="cs"/>
-          <w:sz w:val="24"/>
-          <w:szCs w:val="24"/>
-          <w:rtl/>
-        </w:rPr>
-        <w:t xml:space="preserve"> </w:t>
-      </w:r>
-    </w:p>
-    <w:p>
-      <w:pPr>
-        <w:rPr>
-          <w:rFonts w:hint="cs"/>
-          <w:sz w:val="24"/>
-          <w:szCs w:val="24"/>
-        </w:rPr>
-      </w:pPr>
-      <w:r>
-        <w:rPr>
-          <w:rFonts w:hint="cs"/>
-          <w:sz w:val="24"/>
-          <w:szCs w:val="24"/>
-          <w:rtl/>
-        </w:rPr>
         <w:t xml:space="preserve">פונק' זו </w:t>
       </w:r>
-      <w:proofErr w:type="spellStart"/>
       <w:r>
         <w:rPr>
           <w:sz w:val="24"/>
@@ -4167,7 +3876,6 @@
         </w:rPr>
         <w:t>mfcc</w:t>
       </w:r>
-      <w:proofErr w:type="spellEnd"/>
       <w:r>
         <w:rPr>
           <w:rFonts w:hint="cs"/>
@@ -4328,17 +4036,15 @@
     <w:p>
       <w:pPr>
         <w:rPr>
-          <w:rFonts w:hint="cs"/>
-          <w:sz w:val="24"/>
-          <w:szCs w:val="24"/>
-          <w:rtl/>
-        </w:rPr>
-      </w:pPr>
-    </w:p>
-    <w:p>
-      <w:pPr>
-        <w:rPr>
-          <w:rFonts w:hint="cs"/>
+          <w:sz w:val="24"/>
+          <w:szCs w:val="24"/>
+          <w:rtl/>
+        </w:rPr>
+      </w:pPr>
+    </w:p>
+    <w:p>
+      <w:pPr>
+        <w:rPr>
           <w:sz w:val="24"/>
           <w:szCs w:val="24"/>
           <w:rtl/>
@@ -4402,174 +4108,12 @@
                                 <w:szCs w:val="24"/>
                               </w:rPr>
                             </w:pPr>
-                            <w:proofErr w:type="spellStart"/>
                             <w:r>
                               <w:rPr>
                                 <w:sz w:val="24"/>
                                 <w:szCs w:val="24"/>
                               </w:rPr>
-                              <w:t>mfcc</w:t>
-                            </w:r>
-                            <w:proofErr w:type="spellEnd"/>
-                            <w:r>
-                              <w:rPr>
-                                <w:sz w:val="24"/>
-                                <w:szCs w:val="24"/>
-                              </w:rPr>
-                              <w:t xml:space="preserve"> = </w:t>
-                            </w:r>
-                            <w:proofErr w:type="spellStart"/>
-                            <w:r>
-                              <w:rPr>
-                                <w:sz w:val="24"/>
-                                <w:szCs w:val="24"/>
-                              </w:rPr>
-                              <w:t>librosa.feature.mfcc</w:t>
-                            </w:r>
-                            <w:proofErr w:type="spellEnd"/>
-                            <w:r>
-                              <w:rPr>
-                                <w:sz w:val="24"/>
-                                <w:szCs w:val="24"/>
-                              </w:rPr>
-                              <w:t xml:space="preserve">(y=y, </w:t>
-                            </w:r>
-                            <w:proofErr w:type="spellStart"/>
-                            <w:r>
-                              <w:rPr>
-                                <w:sz w:val="24"/>
-                                <w:szCs w:val="24"/>
-                              </w:rPr>
-                              <w:t>sr</w:t>
-                            </w:r>
-                            <w:proofErr w:type="spellEnd"/>
-                            <w:r>
-                              <w:rPr>
-                                <w:sz w:val="24"/>
-                                <w:szCs w:val="24"/>
-                              </w:rPr>
-                              <w:t>=</w:t>
-                            </w:r>
-                            <w:proofErr w:type="spellStart"/>
-                            <w:r>
-                              <w:rPr>
-                                <w:sz w:val="24"/>
-                                <w:szCs w:val="24"/>
-                              </w:rPr>
-                              <w:t>sr</w:t>
-                            </w:r>
-                            <w:proofErr w:type="spellEnd"/>
-                            <w:r>
-                              <w:rPr>
-                                <w:sz w:val="24"/>
-                                <w:szCs w:val="24"/>
-                              </w:rPr>
-                              <w:t xml:space="preserve">, </w:t>
-                            </w:r>
-                            <w:proofErr w:type="spellStart"/>
-                            <w:r>
-                              <w:rPr>
-                                <w:sz w:val="24"/>
-                                <w:szCs w:val="24"/>
-                              </w:rPr>
-                              <w:t>n_mfcc</w:t>
-                            </w:r>
-                            <w:proofErr w:type="spellEnd"/>
-                            <w:r>
-                              <w:rPr>
-                                <w:sz w:val="24"/>
-                                <w:szCs w:val="24"/>
-                              </w:rPr>
-                              <w:t xml:space="preserve">=13, </w:t>
-                            </w:r>
-                            <w:proofErr w:type="spellStart"/>
-                            <w:r>
-                              <w:rPr>
-                                <w:sz w:val="24"/>
-                                <w:szCs w:val="24"/>
-                              </w:rPr>
-                              <w:t>n_fft</w:t>
-                            </w:r>
-                            <w:proofErr w:type="spellEnd"/>
-                            <w:r>
-                              <w:rPr>
-                                <w:sz w:val="24"/>
-                                <w:szCs w:val="24"/>
-                              </w:rPr>
-                              <w:t xml:space="preserve">=2048, </w:t>
-                            </w:r>
-                            <w:proofErr w:type="spellStart"/>
-                            <w:r>
-                              <w:rPr>
-                                <w:sz w:val="24"/>
-                                <w:szCs w:val="24"/>
-                              </w:rPr>
-                              <w:t>hop_length</w:t>
-                            </w:r>
-                            <w:proofErr w:type="spellEnd"/>
-                            <w:r>
-                              <w:rPr>
-                                <w:sz w:val="24"/>
-                                <w:szCs w:val="24"/>
-                              </w:rPr>
-                              <w:t>=512)</w:t>
-                            </w:r>
-                          </w:p>
-                          <w:p>
-                            <w:pPr>
-                              <w:jc w:val="right"/>
-                              <w:rPr>
-                                <w:sz w:val="24"/>
-                                <w:szCs w:val="24"/>
-                              </w:rPr>
-                            </w:pPr>
-                            <w:proofErr w:type="spellStart"/>
-                            <w:r>
-                              <w:rPr>
-                                <w:sz w:val="24"/>
-                                <w:szCs w:val="24"/>
-                              </w:rPr>
-                              <w:t>delta_mfcc</w:t>
-                            </w:r>
-                            <w:proofErr w:type="spellEnd"/>
-                            <w:r>
-                              <w:rPr>
-                                <w:sz w:val="24"/>
-                                <w:szCs w:val="24"/>
-                              </w:rPr>
-                              <w:t xml:space="preserve"> = </w:t>
-                            </w:r>
-                            <w:proofErr w:type="spellStart"/>
-                            <w:r>
-                              <w:rPr>
-                                <w:sz w:val="24"/>
-                                <w:szCs w:val="24"/>
-                              </w:rPr>
-                              <w:t>librosa.feature.delta</w:t>
-                            </w:r>
-                            <w:proofErr w:type="spellEnd"/>
-                            <w:r>
-                              <w:rPr>
-                                <w:sz w:val="24"/>
-                                <w:szCs w:val="24"/>
-                              </w:rPr>
-                              <w:t>(</w:t>
-                            </w:r>
-                            <w:proofErr w:type="spellStart"/>
-                            <w:r>
-                              <w:rPr>
-                                <w:sz w:val="24"/>
-                                <w:szCs w:val="24"/>
-                              </w:rPr>
-                              <w:t>mfcc</w:t>
-                            </w:r>
-                            <w:proofErr w:type="spellEnd"/>
-                            <w:r>
-                              <w:rPr>
-                                <w:sz w:val="24"/>
-                                <w:szCs w:val="24"/>
-                              </w:rPr>
-                              <w:t>)</w:t>
+                              <w:t>mfcc = librosa.feature.mfcc(y=y, sr=sr, n_mfcc=13, n_fft=2048, hop_length=512)</w:t>
                             </w:r>
                           </w:p>
                           <w:p>
@@ -4585,147 +4129,38 @@
                                 <w:sz w:val="24"/>
                                 <w:szCs w:val="24"/>
                               </w:rPr>
-                              <w:t xml:space="preserve">delta2_mfcc = </w:t>
-                            </w:r>
-                            <w:proofErr w:type="spellStart"/>
-                            <w:r>
-                              <w:rPr>
-                                <w:sz w:val="24"/>
-                                <w:szCs w:val="24"/>
-                              </w:rPr>
-                              <w:t>librosa.feature.delta</w:t>
-                            </w:r>
-                            <w:proofErr w:type="spellEnd"/>
-                            <w:r>
-                              <w:rPr>
-                                <w:sz w:val="24"/>
-                                <w:szCs w:val="24"/>
-                              </w:rPr>
-                              <w:t>(</w:t>
-                            </w:r>
-                            <w:proofErr w:type="spellStart"/>
-                            <w:r>
-                              <w:rPr>
-                                <w:sz w:val="24"/>
-                                <w:szCs w:val="24"/>
-                              </w:rPr>
-                              <w:t>mfcc</w:t>
-                            </w:r>
-                            <w:proofErr w:type="spellEnd"/>
-                            <w:r>
-                              <w:rPr>
-                                <w:sz w:val="24"/>
-                                <w:szCs w:val="24"/>
-                              </w:rPr>
-                              <w:t>, order=2)</w:t>
+                              <w:t>delta_mfcc = librosa.feature.delta(mfcc)</w:t>
                             </w:r>
                           </w:p>
                           <w:p>
                             <w:pPr>
                               <w:jc w:val="right"/>
                               <w:rPr>
-                                <w:rFonts w:hint="cs"/>
+                                <w:sz w:val="24"/>
+                                <w:szCs w:val="24"/>
+                              </w:rPr>
+                            </w:pPr>
+                            <w:r>
+                              <w:rPr>
+                                <w:sz w:val="24"/>
+                                <w:szCs w:val="24"/>
+                              </w:rPr>
+                              <w:t>delta2_mfcc = librosa.feature.delta(mfcc, order=2)</w:t>
+                            </w:r>
+                          </w:p>
+                          <w:p>
+                            <w:pPr>
+                              <w:jc w:val="right"/>
+                              <w:rPr>
                                 <w:color w:val="A02B93" w:themeColor="accent5"/>
                                 <w:rtl/>
                               </w:rPr>
                             </w:pPr>
-                            <w:proofErr w:type="spellStart"/>
                             <w:r>
                               <w:rPr>
                                 <w:color w:val="A02B93" w:themeColor="accent5"/>
                               </w:rPr>
-                              <w:t>mfcc_dynamic</w:t>
-                            </w:r>
-                            <w:proofErr w:type="spellEnd"/>
-                            <w:r>
-                              <w:rPr>
-                                <w:color w:val="A02B93" w:themeColor="accent5"/>
-                              </w:rPr>
-                              <w:t xml:space="preserve"> = </w:t>
-                            </w:r>
-                            <w:proofErr w:type="spellStart"/>
-                            <w:r>
-                              <w:rPr>
-                                <w:color w:val="A02B93" w:themeColor="accent5"/>
-                              </w:rPr>
-                              <w:t>np.concatenate</w:t>
-                            </w:r>
-                            <w:proofErr w:type="spellEnd"/>
-                            <w:r>
-                              <w:rPr>
-                                <w:color w:val="A02B93" w:themeColor="accent5"/>
-                              </w:rPr>
-                              <w:t xml:space="preserve">([ </w:t>
-                            </w:r>
-                            <w:proofErr w:type="spellStart"/>
-                            <w:r>
-                              <w:rPr>
-                                <w:color w:val="A02B93" w:themeColor="accent5"/>
-                              </w:rPr>
-                              <w:t>np.mean</w:t>
-                            </w:r>
-                            <w:proofErr w:type="spellEnd"/>
-                            <w:r>
-                              <w:rPr>
-                                <w:color w:val="A02B93" w:themeColor="accent5"/>
-                              </w:rPr>
-                              <w:t>(</w:t>
-                            </w:r>
-                            <w:proofErr w:type="spellStart"/>
-                            <w:r>
-                              <w:rPr>
-                                <w:color w:val="A02B93" w:themeColor="accent5"/>
-                              </w:rPr>
-                              <w:t>mfcc</w:t>
-                            </w:r>
-                            <w:proofErr w:type="spellEnd"/>
-                            <w:r>
-                              <w:rPr>
-                                <w:color w:val="A02B93" w:themeColor="accent5"/>
-                              </w:rPr>
-                              <w:t xml:space="preserve">, axis=1), </w:t>
-                            </w:r>
-                            <w:proofErr w:type="spellStart"/>
-                            <w:r>
-                              <w:rPr>
-                                <w:color w:val="A02B93" w:themeColor="accent5"/>
-                              </w:rPr>
-                              <w:t>np.mean</w:t>
-                            </w:r>
-                            <w:proofErr w:type="spellEnd"/>
-                            <w:r>
-                              <w:rPr>
-                                <w:color w:val="A02B93" w:themeColor="accent5"/>
-                              </w:rPr>
-                              <w:t>(</w:t>
-                            </w:r>
-                            <w:proofErr w:type="spellStart"/>
-                            <w:r>
-                              <w:rPr>
-                                <w:color w:val="A02B93" w:themeColor="accent5"/>
-                              </w:rPr>
-                              <w:t>delta_mfcc</w:t>
-                            </w:r>
-                            <w:proofErr w:type="spellEnd"/>
-                            <w:r>
-                              <w:rPr>
-                                <w:color w:val="A02B93" w:themeColor="accent5"/>
-                              </w:rPr>
-                              <w:t xml:space="preserve">, axis=1), </w:t>
-                            </w:r>
-                            <w:proofErr w:type="spellStart"/>
-                            <w:r>
-                              <w:rPr>
-                                <w:color w:val="A02B93" w:themeColor="accent5"/>
-                              </w:rPr>
-                              <w:t>np.mean</w:t>
-                            </w:r>
-                            <w:proofErr w:type="spellEnd"/>
-                            <w:r>
-                              <w:rPr>
-                                <w:color w:val="A02B93" w:themeColor="accent5"/>
-                              </w:rPr>
-                              <w:t>(delta2_mfcc, axis=1) ])</w:t>
+                              <w:t>mfcc_dynamic = np.concatenate([ np.mean(mfcc, axis=1), np.mean(delta_mfcc, axis=1), np.mean(delta2_mfcc, axis=1) ])</w:t>
                             </w:r>
                           </w:p>
                         </w:txbxContent>
@@ -5133,46 +4568,43 @@
     <w:p>
       <w:pPr>
         <w:rPr>
+          <w:sz w:val="24"/>
+          <w:szCs w:val="24"/>
+          <w:rtl/>
+        </w:rPr>
+      </w:pPr>
+    </w:p>
+    <w:p>
+      <w:pPr>
+        <w:rPr>
+          <w:sz w:val="24"/>
+          <w:szCs w:val="24"/>
+          <w:rtl/>
+        </w:rPr>
+      </w:pPr>
+      <w:r>
+        <w:rPr>
+          <w:b/>
+          <w:bCs/>
+          <w:sz w:val="24"/>
+          <w:szCs w:val="24"/>
+          <w:rtl/>
+        </w:rPr>
+        <w:t>הפרמטרים והסברם</w:t>
+      </w:r>
+      <w:r>
+        <w:rPr>
           <w:rFonts w:hint="cs"/>
           <w:sz w:val="24"/>
           <w:szCs w:val="24"/>
           <w:rtl/>
         </w:rPr>
-      </w:pPr>
-    </w:p>
-    <w:p>
-      <w:pPr>
-        <w:rPr>
-          <w:rFonts w:hint="cs"/>
-          <w:sz w:val="24"/>
-          <w:szCs w:val="24"/>
-          <w:rtl/>
-        </w:rPr>
-      </w:pPr>
-      <w:r>
-        <w:rPr>
-          <w:b/>
-          <w:bCs/>
-          <w:sz w:val="24"/>
-          <w:szCs w:val="24"/>
-          <w:rtl/>
-        </w:rPr>
-        <w:t>הפרמטרים והסברם</w:t>
-      </w:r>
-      <w:r>
-        <w:rPr>
-          <w:rFonts w:hint="cs"/>
-          <w:sz w:val="24"/>
-          <w:szCs w:val="24"/>
-          <w:rtl/>
-        </w:rPr>
         <w:t xml:space="preserve"> :</w:t>
       </w:r>
     </w:p>
     <w:p>
       <w:pPr>
         <w:rPr>
-          <w:rFonts w:hint="cs"/>
           <w:sz w:val="24"/>
           <w:szCs w:val="24"/>
           <w:rtl/>
@@ -5190,7 +4622,6 @@
           <w:szCs w:val="24"/>
         </w:rPr>
       </w:pPr>
-      <w:proofErr w:type="spellStart"/>
       <w:r>
         <w:rPr>
           <w:b/>
@@ -5200,7 +4631,6 @@
         </w:rPr>
         <w:t>n_mfcc</w:t>
       </w:r>
-      <w:proofErr w:type="spellEnd"/>
       <w:r>
         <w:rPr>
           <w:sz w:val="24"/>
@@ -5445,17 +4875,147 @@
         </w:rPr>
         <w:t xml:space="preserve">בתוך </w:t>
       </w:r>
-      <w:proofErr w:type="spellStart"/>
-      <w:r>
-        <w:rPr>
-          <w:b/>
-          <w:bCs/>
-          <w:sz w:val="24"/>
-          <w:szCs w:val="24"/>
-        </w:rPr>
-        <w:t>np.mean</w:t>
-      </w:r>
-      <w:proofErr w:type="spellEnd"/>
+      <w:r>
+        <w:rPr>
+          <w:b/>
+          <w:bCs/>
+          <w:sz w:val="24"/>
+          <w:szCs w:val="24"/>
+        </w:rPr>
+        <w:t>np.mean:</w:t>
+      </w:r>
+      <w:r>
+        <w:rPr>
+          <w:sz w:val="24"/>
+          <w:szCs w:val="24"/>
+        </w:rPr>
+        <w:t xml:space="preserve"> </w:t>
+      </w:r>
+      <w:r>
+        <w:rPr>
+          <w:rFonts w:hint="cs"/>
+          <w:sz w:val="24"/>
+          <w:szCs w:val="24"/>
+          <w:rtl/>
+        </w:rPr>
+        <w:t xml:space="preserve"> </w:t>
+      </w:r>
+      <w:r>
+        <w:rPr>
+          <w:sz w:val="24"/>
+          <w:szCs w:val="24"/>
+          <w:rtl/>
+        </w:rPr>
+        <w:t>ציר הזמן במטריצת האודיו. אנחנו מבצעים מיצוע לאורך כל הפריימים של הזמן כדי לקבל ערך גלובלי יחיד לכל מקדם</w:t>
+      </w:r>
+      <w:r>
+        <w:rPr>
+          <w:sz w:val="24"/>
+          <w:szCs w:val="24"/>
+        </w:rPr>
+        <w:t>.</w:t>
+      </w:r>
+    </w:p>
+    <w:p>
+      <w:pPr>
+        <w:rPr>
+          <w:sz w:val="24"/>
+          <w:szCs w:val="24"/>
+          <w:rtl/>
+        </w:rPr>
+      </w:pPr>
+      <w:r>
+        <w:rPr>
+          <w:rFonts w:hint="cs"/>
+          <w:sz w:val="24"/>
+          <w:szCs w:val="24"/>
+          <w:rtl/>
+        </w:rPr>
+        <w:t>לצורך הפרויקט</w:t>
+      </w:r>
+      <w:r>
+        <w:rPr>
+          <w:sz w:val="24"/>
+          <w:szCs w:val="24"/>
+        </w:rPr>
+        <w:t xml:space="preserve"> </w:t>
+      </w:r>
+      <w:r>
+        <w:rPr>
+          <w:rFonts w:hint="cs"/>
+          <w:sz w:val="24"/>
+          <w:szCs w:val="24"/>
+          <w:rtl/>
+        </w:rPr>
+        <w:t>נ</w:t>
+      </w:r>
+      <w:r>
+        <w:rPr>
+          <w:sz w:val="24"/>
+          <w:szCs w:val="24"/>
+          <w:rtl/>
+        </w:rPr>
+        <w:t xml:space="preserve">חלץ את 13 המקדמים, </w:t>
+      </w:r>
+      <w:r>
+        <w:rPr>
+          <w:rFonts w:hint="cs"/>
+          <w:sz w:val="24"/>
+          <w:szCs w:val="24"/>
+          <w:rtl/>
+        </w:rPr>
+        <w:t>נ</w:t>
+      </w:r>
+      <w:r>
+        <w:rPr>
+          <w:sz w:val="24"/>
+          <w:szCs w:val="24"/>
+          <w:rtl/>
+        </w:rPr>
+        <w:t>חשב להם דלתא ודלתא-דלתא, ו</w:t>
+      </w:r>
+      <w:r>
+        <w:rPr>
+          <w:rFonts w:hint="cs"/>
+          <w:sz w:val="24"/>
+          <w:szCs w:val="24"/>
+          <w:rtl/>
+        </w:rPr>
+        <w:t>נ</w:t>
+      </w:r>
+      <w:r>
+        <w:rPr>
+          <w:sz w:val="24"/>
+          <w:szCs w:val="24"/>
+          <w:rtl/>
+        </w:rPr>
+        <w:t>בצע להם מיצוע (לקבלת וקטור סטטי למודל קלאסי) או השאר אותם כמטריצה (אם אתה מזין אותם לרשת עמוקה)</w:t>
+      </w:r>
+      <w:r>
+        <w:rPr>
+          <w:sz w:val="24"/>
+          <w:szCs w:val="24"/>
+        </w:rPr>
+        <w:t>.</w:t>
+      </w:r>
+    </w:p>
+    <w:p>
+      <w:pPr>
+        <w:rPr>
+          <w:sz w:val="24"/>
+          <w:szCs w:val="24"/>
+        </w:rPr>
+      </w:pPr>
+      <w:r>
+        <w:rPr>
+          <w:b/>
+          <w:bCs/>
+          <w:sz w:val="24"/>
+          <w:szCs w:val="24"/>
+          <w:rtl/>
+        </w:rPr>
+        <w:t>המלצה</w:t>
+      </w:r>
       <w:r>
         <w:rPr>
           <w:b/>
@@ -5474,20 +5034,11 @@
       </w:r>
       <w:r>
         <w:rPr>
-          <w:rFonts w:hint="cs"/>
-          <w:sz w:val="24"/>
-          <w:szCs w:val="24"/>
-          <w:rtl/>
-        </w:rPr>
-        <w:t xml:space="preserve"> </w:t>
-      </w:r>
-      <w:r>
-        <w:rPr>
-          <w:sz w:val="24"/>
-          <w:szCs w:val="24"/>
-          <w:rtl/>
-        </w:rPr>
-        <w:t>ציר הזמן במטריצת האודיו. אנחנו מבצעים מיצוע לאורך כל הפריימים של הזמן כדי לקבל ערך גלובלי יחיד לכל מקדם</w:t>
+          <w:sz w:val="24"/>
+          <w:szCs w:val="24"/>
+          <w:rtl/>
+        </w:rPr>
+        <w:t>במאמרים שרשרו את שלוש המטריצות יחד (13 מקדמים + 13 דלתא + 13 דלתא-דלתא = 39 מאפיינים לכל פריים), וזהו הייצוג האקוסטי העשיר ביותר למודל שלך</w:t>
       </w:r>
       <w:r>
         <w:rPr>
@@ -5505,143 +5056,10 @@
           <w:rtl/>
         </w:rPr>
       </w:pPr>
-      <w:r>
-        <w:rPr>
-          <w:rFonts w:hint="cs"/>
-          <w:sz w:val="24"/>
-          <w:szCs w:val="24"/>
-          <w:rtl/>
-        </w:rPr>
-        <w:t>לצורך הפרויקט</w:t>
-      </w:r>
-      <w:r>
-        <w:rPr>
-          <w:sz w:val="24"/>
-          <w:szCs w:val="24"/>
-        </w:rPr>
-        <w:t xml:space="preserve"> </w:t>
-      </w:r>
-      <w:r>
-        <w:rPr>
-          <w:rFonts w:hint="cs"/>
-          <w:sz w:val="24"/>
-          <w:szCs w:val="24"/>
-          <w:rtl/>
-        </w:rPr>
-        <w:t>נ</w:t>
-      </w:r>
-      <w:r>
-        <w:rPr>
-          <w:sz w:val="24"/>
-          <w:szCs w:val="24"/>
-          <w:rtl/>
-        </w:rPr>
-        <w:t xml:space="preserve">חלץ את 13 המקדמים, </w:t>
-      </w:r>
-      <w:r>
-        <w:rPr>
-          <w:rFonts w:hint="cs"/>
-          <w:sz w:val="24"/>
-          <w:szCs w:val="24"/>
-          <w:rtl/>
-        </w:rPr>
-        <w:t>נ</w:t>
-      </w:r>
-      <w:r>
-        <w:rPr>
-          <w:sz w:val="24"/>
-          <w:szCs w:val="24"/>
-          <w:rtl/>
-        </w:rPr>
-        <w:t>חשב להם דלתא ודלתא-דלתא, ו</w:t>
-      </w:r>
-      <w:r>
-        <w:rPr>
-          <w:rFonts w:hint="cs"/>
-          <w:sz w:val="24"/>
-          <w:szCs w:val="24"/>
-          <w:rtl/>
-        </w:rPr>
-        <w:t>נ</w:t>
-      </w:r>
-      <w:r>
-        <w:rPr>
-          <w:sz w:val="24"/>
-          <w:szCs w:val="24"/>
-          <w:rtl/>
-        </w:rPr>
-        <w:t>בצע להם מיצוע (לקבלת וקטור סטטי למודל קלאסי) או השאר אותם כמטריצה (אם אתה מזין אותם לרשת עמוקה)</w:t>
-      </w:r>
-      <w:r>
-        <w:rPr>
-          <w:sz w:val="24"/>
-          <w:szCs w:val="24"/>
-        </w:rPr>
-        <w:t>.</w:t>
-      </w:r>
-    </w:p>
-    <w:p>
-      <w:pPr>
-        <w:rPr>
-          <w:sz w:val="24"/>
-          <w:szCs w:val="24"/>
-        </w:rPr>
-      </w:pPr>
-      <w:r>
-        <w:rPr>
-          <w:b/>
-          <w:bCs/>
-          <w:sz w:val="24"/>
-          <w:szCs w:val="24"/>
-          <w:rtl/>
-        </w:rPr>
-        <w:t>המלצה</w:t>
-      </w:r>
-      <w:r>
-        <w:rPr>
-          <w:b/>
-          <w:bCs/>
-          <w:sz w:val="24"/>
-          <w:szCs w:val="24"/>
-        </w:rPr>
-        <w:t>:</w:t>
-      </w:r>
-      <w:r>
-        <w:rPr>
-          <w:sz w:val="24"/>
-          <w:szCs w:val="24"/>
-        </w:rPr>
-        <w:t xml:space="preserve"> </w:t>
-      </w:r>
-      <w:r>
-        <w:rPr>
-          <w:sz w:val="24"/>
-          <w:szCs w:val="24"/>
-          <w:rtl/>
-        </w:rPr>
-        <w:t>במאמרים שרשרו את שלוש המטריצות יחד (13 מקדמים + 13 דלתא + 13 דלתא-דלתא = 39 מאפיינים לכל פריים), וזהו הייצוג האקוסטי העשיר ביותר למודל שלך</w:t>
-      </w:r>
-      <w:r>
-        <w:rPr>
-          <w:sz w:val="24"/>
-          <w:szCs w:val="24"/>
-        </w:rPr>
-        <w:t>.</w:t>
-      </w:r>
-    </w:p>
-    <w:p>
-      <w:pPr>
-        <w:rPr>
-          <w:rFonts w:hint="cs"/>
-          <w:sz w:val="24"/>
-          <w:szCs w:val="24"/>
-          <w:rtl/>
-        </w:rPr>
-      </w:pPr>
-    </w:p>
-    <w:p>
-      <w:pPr>
-        <w:pStyle w:val="ListParagraph"/>
+    </w:p>
+    <w:p>
+      <w:pPr>
+        <w:pStyle w:val="a9"/>
         <w:numPr>
           <w:ilvl w:val="0"/>
           <w:numId w:val="28"/>
@@ -5735,23 +5153,7 @@
           <w:sz w:val="24"/>
           <w:szCs w:val="24"/>
         </w:rPr>
-        <w:t>-</w:t>
-      </w:r>
-      <w:proofErr w:type="spellStart"/>
-      <w:r>
-        <w:rPr>
-          <w:sz w:val="24"/>
-          <w:szCs w:val="24"/>
-        </w:rPr>
-        <w:t>Librosa</w:t>
-      </w:r>
-      <w:proofErr w:type="spellEnd"/>
-      <w:r>
-        <w:rPr>
-          <w:sz w:val="24"/>
-          <w:szCs w:val="24"/>
-        </w:rPr>
-        <w:t xml:space="preserve"> </w:t>
+        <w:t xml:space="preserve">-Librosa </w:t>
       </w:r>
       <w:r>
         <w:rPr>
@@ -5914,12 +5316,35 @@
     <w:p>
       <w:pPr>
         <w:rPr>
+          <w:sz w:val="24"/>
+          <w:szCs w:val="24"/>
+          <w:rtl/>
+        </w:rPr>
+      </w:pPr>
+      <w:r>
+        <w:rPr>
           <w:rFonts w:hint="cs"/>
           <w:sz w:val="24"/>
           <w:szCs w:val="24"/>
           <w:rtl/>
         </w:rPr>
-      </w:pPr>
+        <w:t xml:space="preserve">כך למשל </w:t>
+      </w:r>
+      <w:r>
+        <w:rPr>
+          <w:sz w:val="24"/>
+          <w:szCs w:val="24"/>
+          <w:rtl/>
+        </w:rPr>
+        <w:t>דוברי סינית רגילים להשתמש בגובה הקול כדי לשנות משמעות של מילים בשפת האם שלהם. כשהם עוברים לדבר אנגלית, המאפיין הזה "נשפך" לתוך האנגלית שלהם ומייצר קונטור (גרף) גובה צליל עם תנודתיות ייחודית, המתבטאת בסטיית תקן</w:t>
+      </w:r>
+      <w:r>
+        <w:rPr>
+          <w:sz w:val="24"/>
+          <w:szCs w:val="24"/>
+        </w:rPr>
+        <w:t xml:space="preserve"> Standard Deviation </w:t>
+      </w:r>
       <w:r>
         <w:rPr>
           <w:rFonts w:hint="cs"/>
@@ -5927,30 +5352,6 @@
           <w:szCs w:val="24"/>
           <w:rtl/>
         </w:rPr>
-        <w:t xml:space="preserve">כך למשל </w:t>
-      </w:r>
-      <w:r>
-        <w:rPr>
-          <w:sz w:val="24"/>
-          <w:szCs w:val="24"/>
-          <w:rtl/>
-        </w:rPr>
-        <w:t>דוברי סינית רגילים להשתמש בגובה הקול כדי לשנות משמעות של מילים בשפת האם שלהם. כשהם עוברים לדבר אנגלית, המאפיין הזה "נשפך" לתוך האנגלית שלהם ומייצר קונטור (גרף) גובה צליל עם תנודתיות ייחודית, המתבטאת בסטיית תקן</w:t>
-      </w:r>
-      <w:r>
-        <w:rPr>
-          <w:sz w:val="24"/>
-          <w:szCs w:val="24"/>
-        </w:rPr>
-        <w:t xml:space="preserve"> Standard Deviation </w:t>
-      </w:r>
-      <w:r>
-        <w:rPr>
-          <w:rFonts w:hint="cs"/>
-          <w:sz w:val="24"/>
-          <w:szCs w:val="24"/>
-          <w:rtl/>
-        </w:rPr>
         <w:t xml:space="preserve"> </w:t>
       </w:r>
       <w:r>
@@ -6026,21 +5427,12 @@
         </w:rPr>
         <w:t xml:space="preserve">נקה ערכי </w:t>
       </w:r>
-      <w:proofErr w:type="spellStart"/>
-      <w:r>
-        <w:rPr>
-          <w:sz w:val="24"/>
-          <w:szCs w:val="24"/>
-        </w:rPr>
-        <w:t>NaN</w:t>
-      </w:r>
-      <w:proofErr w:type="spellEnd"/>
-      <w:r>
-        <w:rPr>
-          <w:sz w:val="24"/>
-          <w:szCs w:val="24"/>
-        </w:rPr>
-        <w:t xml:space="preserve"> </w:t>
+      <w:r>
+        <w:rPr>
+          <w:sz w:val="24"/>
+          <w:szCs w:val="24"/>
+        </w:rPr>
+        <w:t xml:space="preserve">NaN </w:t>
       </w:r>
       <w:r>
         <w:rPr>
@@ -6055,23 +5447,7 @@
           <w:sz w:val="24"/>
           <w:szCs w:val="24"/>
         </w:rPr>
-        <w:t xml:space="preserve"> </w:t>
-      </w:r>
-      <w:proofErr w:type="spellStart"/>
-      <w:r>
-        <w:rPr>
-          <w:sz w:val="24"/>
-          <w:szCs w:val="24"/>
-        </w:rPr>
-        <w:t>numpy</w:t>
-      </w:r>
-      <w:proofErr w:type="spellEnd"/>
-      <w:r>
-        <w:rPr>
-          <w:sz w:val="24"/>
-          <w:szCs w:val="24"/>
-        </w:rPr>
-        <w:t xml:space="preserve"> </w:t>
+        <w:t xml:space="preserve"> numpy </w:t>
       </w:r>
       <w:r>
         <w:rPr>
@@ -6086,55 +5462,7 @@
           <w:sz w:val="24"/>
           <w:szCs w:val="24"/>
         </w:rPr>
-        <w:t xml:space="preserve">: </w:t>
-      </w:r>
-      <w:proofErr w:type="spellStart"/>
-      <w:r>
-        <w:rPr>
-          <w:sz w:val="24"/>
-          <w:szCs w:val="24"/>
-        </w:rPr>
-        <w:t>np.mean</w:t>
-      </w:r>
-      <w:proofErr w:type="spellEnd"/>
-      <w:r>
-        <w:rPr>
-          <w:sz w:val="24"/>
-          <w:szCs w:val="24"/>
-        </w:rPr>
-        <w:t xml:space="preserve">(f0), </w:t>
-      </w:r>
-      <w:proofErr w:type="spellStart"/>
-      <w:r>
-        <w:rPr>
-          <w:sz w:val="24"/>
-          <w:szCs w:val="24"/>
-        </w:rPr>
-        <w:t>np.std</w:t>
-      </w:r>
-      <w:proofErr w:type="spellEnd"/>
-      <w:r>
-        <w:rPr>
-          <w:sz w:val="24"/>
-          <w:szCs w:val="24"/>
-        </w:rPr>
-        <w:t xml:space="preserve">(f0), </w:t>
-      </w:r>
-      <w:proofErr w:type="spellStart"/>
-      <w:r>
-        <w:rPr>
-          <w:sz w:val="24"/>
-          <w:szCs w:val="24"/>
-        </w:rPr>
-        <w:t>np.max</w:t>
-      </w:r>
-      <w:proofErr w:type="spellEnd"/>
-      <w:r>
-        <w:rPr>
-          <w:sz w:val="24"/>
-          <w:szCs w:val="24"/>
-        </w:rPr>
-        <w:t xml:space="preserve">(f0), </w:t>
+        <w:t xml:space="preserve">: np.mean(f0), np.std(f0), np.max(f0), </w:t>
       </w:r>
       <w:r>
         <w:rPr>
@@ -6149,23 +5477,7 @@
           <w:sz w:val="24"/>
           <w:szCs w:val="24"/>
         </w:rPr>
-        <w:t>-</w:t>
-      </w:r>
-      <w:proofErr w:type="spellStart"/>
-      <w:r>
-        <w:rPr>
-          <w:sz w:val="24"/>
-          <w:szCs w:val="24"/>
-        </w:rPr>
-        <w:t>np.min</w:t>
-      </w:r>
-      <w:proofErr w:type="spellEnd"/>
-      <w:r>
-        <w:rPr>
-          <w:sz w:val="24"/>
-          <w:szCs w:val="24"/>
-        </w:rPr>
-        <w:t xml:space="preserve">(f0). </w:t>
+        <w:t xml:space="preserve">-np.min(f0). </w:t>
       </w:r>
       <w:r>
         <w:rPr>
@@ -6280,103 +5592,7 @@
                                 <w:sz w:val="24"/>
                                 <w:szCs w:val="24"/>
                               </w:rPr>
-                              <w:t xml:space="preserve">f0 = </w:t>
-                            </w:r>
-                            <w:proofErr w:type="spellStart"/>
-                            <w:r>
-                              <w:rPr>
-                                <w:sz w:val="24"/>
-                                <w:szCs w:val="24"/>
-                              </w:rPr>
-                              <w:t>librosa.yin</w:t>
-                            </w:r>
-                            <w:proofErr w:type="spellEnd"/>
-                            <w:r>
-                              <w:rPr>
-                                <w:sz w:val="24"/>
-                                <w:szCs w:val="24"/>
-                              </w:rPr>
-                              <w:t xml:space="preserve">(y=y, </w:t>
-                            </w:r>
-                            <w:proofErr w:type="spellStart"/>
-                            <w:r>
-                              <w:rPr>
-                                <w:sz w:val="24"/>
-                                <w:szCs w:val="24"/>
-                              </w:rPr>
-                              <w:t>sr</w:t>
-                            </w:r>
-                            <w:proofErr w:type="spellEnd"/>
-                            <w:r>
-                              <w:rPr>
-                                <w:sz w:val="24"/>
-                                <w:szCs w:val="24"/>
-                              </w:rPr>
-                              <w:t>=</w:t>
-                            </w:r>
-                            <w:proofErr w:type="spellStart"/>
-                            <w:r>
-                              <w:rPr>
-                                <w:sz w:val="24"/>
-                                <w:szCs w:val="24"/>
-                              </w:rPr>
-                              <w:t>sr</w:t>
-                            </w:r>
-                            <w:proofErr w:type="spellEnd"/>
-                            <w:r>
-                              <w:rPr>
-                                <w:sz w:val="24"/>
-                                <w:szCs w:val="24"/>
-                              </w:rPr>
-                              <w:t xml:space="preserve">, </w:t>
-                            </w:r>
-                            <w:proofErr w:type="spellStart"/>
-                            <w:r>
-                              <w:rPr>
-                                <w:sz w:val="24"/>
-                                <w:szCs w:val="24"/>
-                              </w:rPr>
-                              <w:t>fmin</w:t>
-                            </w:r>
-                            <w:proofErr w:type="spellEnd"/>
-                            <w:r>
-                              <w:rPr>
-                                <w:sz w:val="24"/>
-                                <w:szCs w:val="24"/>
-                              </w:rPr>
-                              <w:t xml:space="preserve">=65, fmax=400, </w:t>
-                            </w:r>
-                            <w:proofErr w:type="spellStart"/>
-                            <w:r>
-                              <w:rPr>
-                                <w:sz w:val="24"/>
-                                <w:szCs w:val="24"/>
-                              </w:rPr>
-                              <w:t>frame_length</w:t>
-                            </w:r>
-                            <w:proofErr w:type="spellEnd"/>
-                            <w:r>
-                              <w:rPr>
-                                <w:sz w:val="24"/>
-                                <w:szCs w:val="24"/>
-                              </w:rPr>
-                              <w:t xml:space="preserve">=2048, </w:t>
-                            </w:r>
-                            <w:proofErr w:type="spellStart"/>
-                            <w:r>
-                              <w:rPr>
-                                <w:sz w:val="24"/>
-                                <w:szCs w:val="24"/>
-                              </w:rPr>
-                              <w:t>hop_length</w:t>
-                            </w:r>
-                            <w:proofErr w:type="spellEnd"/>
-                            <w:r>
-                              <w:rPr>
-                                <w:sz w:val="24"/>
-                                <w:szCs w:val="24"/>
-                              </w:rPr>
-                              <w:t>=512)</w:t>
+                              <w:t>f0 = librosa.yin(y=y, sr=sr, fmin=65, fmax=400, frame_length=2048, hop_length=512)</w:t>
                             </w:r>
                           </w:p>
                           <w:p>
@@ -6390,21 +5606,7 @@
                               <w:rPr>
                                 <w:color w:val="A02B93" w:themeColor="accent5"/>
                               </w:rPr>
-                              <w:t>voiced_f0 = f0[~</w:t>
-                            </w:r>
-                            <w:proofErr w:type="spellStart"/>
-                            <w:r>
-                              <w:rPr>
-                                <w:color w:val="A02B93" w:themeColor="accent5"/>
-                              </w:rPr>
-                              <w:t>np.isnan</w:t>
-                            </w:r>
-                            <w:proofErr w:type="spellEnd"/>
-                            <w:r>
-                              <w:rPr>
-                                <w:color w:val="A02B93" w:themeColor="accent5"/>
-                              </w:rPr>
-                              <w:t xml:space="preserve">(f0)] </w:t>
+                              <w:t xml:space="preserve">voiced_f0 = f0[~np.isnan(f0)] </w:t>
                             </w:r>
                           </w:p>
                           <w:p>
@@ -6414,40 +5616,17 @@
                                 <w:color w:val="A02B93" w:themeColor="accent5"/>
                               </w:rPr>
                             </w:pPr>
-                            <w:proofErr w:type="spellStart"/>
                             <w:r>
                               <w:rPr>
                                 <w:color w:val="A02B93" w:themeColor="accent5"/>
                               </w:rPr>
-                              <w:t>pitch_mean</w:t>
-                            </w:r>
-                            <w:proofErr w:type="spellEnd"/>
-                            <w:r>
-                              <w:rPr>
-                                <w:color w:val="A02B93" w:themeColor="accent5"/>
-                              </w:rPr>
-                              <w:t xml:space="preserve"> = float(</w:t>
-                            </w:r>
-                            <w:proofErr w:type="spellStart"/>
-                            <w:r>
-                              <w:rPr>
-                                <w:color w:val="A02B93" w:themeColor="accent5"/>
-                              </w:rPr>
-                              <w:t>np.mean</w:t>
-                            </w:r>
-                            <w:proofErr w:type="spellEnd"/>
-                            <w:r>
-                              <w:rPr>
-                                <w:color w:val="A02B93" w:themeColor="accent5"/>
-                              </w:rPr>
-                              <w:t>(voiced_f0))</w:t>
+                              <w:t>pitch_mean = float(np.mean(voiced_f0))</w:t>
                             </w:r>
                           </w:p>
                           <w:p>
                             <w:pPr>
                               <w:jc w:val="right"/>
                               <w:rPr>
-                                <w:rFonts w:hint="cs"/>
                                 <w:color w:val="A02B93" w:themeColor="accent5"/>
                                 <w:rtl/>
                               </w:rPr>
@@ -6456,35 +5635,7 @@
                               <w:rPr>
                                 <w:color w:val="A02B93" w:themeColor="accent5"/>
                               </w:rPr>
-                              <w:t xml:space="preserve"> </w:t>
-                            </w:r>
-                            <w:proofErr w:type="spellStart"/>
-                            <w:r>
-                              <w:rPr>
-                                <w:color w:val="A02B93" w:themeColor="accent5"/>
-                              </w:rPr>
-                              <w:t>pitch_std</w:t>
-                            </w:r>
-                            <w:proofErr w:type="spellEnd"/>
-                            <w:r>
-                              <w:rPr>
-                                <w:color w:val="A02B93" w:themeColor="accent5"/>
-                              </w:rPr>
-                              <w:t xml:space="preserve"> = float(</w:t>
-                            </w:r>
-                            <w:proofErr w:type="spellStart"/>
-                            <w:r>
-                              <w:rPr>
-                                <w:color w:val="A02B93" w:themeColor="accent5"/>
-                              </w:rPr>
-                              <w:t>np.std</w:t>
-                            </w:r>
-                            <w:proofErr w:type="spellEnd"/>
-                            <w:r>
-                              <w:rPr>
-                                <w:color w:val="A02B93" w:themeColor="accent5"/>
-                              </w:rPr>
-                              <w:t>(voiced_f0))</w:t>
+                              <w:t xml:space="preserve"> pitch_std = float(np.std(voiced_f0))</w:t>
                             </w:r>
                           </w:p>
                         </w:txbxContent>
@@ -6800,7 +5951,6 @@
     <w:p>
       <w:pPr>
         <w:rPr>
-          <w:rFonts w:hint="cs"/>
           <w:sz w:val="24"/>
           <w:szCs w:val="24"/>
           <w:rtl/>
@@ -6818,25 +5968,14 @@
           <w:szCs w:val="24"/>
         </w:rPr>
       </w:pPr>
-      <w:proofErr w:type="spellStart"/>
-      <w:r>
-        <w:rPr>
-          <w:b/>
-          <w:bCs/>
-          <w:sz w:val="24"/>
-          <w:szCs w:val="24"/>
-        </w:rPr>
-        <w:t>fmin</w:t>
-      </w:r>
-      <w:proofErr w:type="spellEnd"/>
-      <w:r>
-        <w:rPr>
-          <w:b/>
-          <w:bCs/>
-          <w:sz w:val="24"/>
-          <w:szCs w:val="24"/>
-        </w:rPr>
-        <w:t xml:space="preserve"> </w:t>
+      <w:r>
+        <w:rPr>
+          <w:b/>
+          <w:bCs/>
+          <w:sz w:val="24"/>
+          <w:szCs w:val="24"/>
+        </w:rPr>
+        <w:t xml:space="preserve">fmin </w:t>
       </w:r>
       <w:r>
         <w:rPr>
@@ -6944,7 +6083,6 @@
           <w:szCs w:val="24"/>
         </w:rPr>
       </w:pPr>
-      <w:proofErr w:type="spellStart"/>
       <w:r>
         <w:rPr>
           <w:b/>
@@ -6954,7 +6092,6 @@
         </w:rPr>
         <w:t>frame_length</w:t>
       </w:r>
-      <w:proofErr w:type="spellEnd"/>
       <w:r>
         <w:rPr>
           <w:sz w:val="24"/>
@@ -6984,23 +6121,7 @@
           <w:sz w:val="24"/>
           <w:szCs w:val="24"/>
         </w:rPr>
-        <w:t>-</w:t>
-      </w:r>
-      <w:proofErr w:type="spellStart"/>
-      <w:r>
-        <w:rPr>
-          <w:sz w:val="24"/>
-          <w:szCs w:val="24"/>
-        </w:rPr>
-        <w:t>n_fft</w:t>
-      </w:r>
-      <w:proofErr w:type="spellEnd"/>
-      <w:r>
-        <w:rPr>
-          <w:sz w:val="24"/>
-          <w:szCs w:val="24"/>
-        </w:rPr>
-        <w:t xml:space="preserve"> </w:t>
+        <w:t xml:space="preserve">-n_fft </w:t>
       </w:r>
       <w:r>
         <w:rPr>
@@ -7090,119 +6211,97 @@
           <w:b/>
           <w:bCs/>
         </w:rPr>
-        <w:t>~</w:t>
-      </w:r>
-      <w:proofErr w:type="spellStart"/>
+        <w:t>~np.isnan(f0)</w:t>
+      </w:r>
+      <w:r>
+        <w:rPr>
+          <w:rFonts w:asciiTheme="minorBidi" w:hAnsiTheme="minorBidi" w:cstheme="minorBidi"/>
+          <w:b/>
+          <w:bCs/>
+        </w:rPr>
+        <w:tab/>
+      </w:r>
+      <w:r>
+        <w:rPr>
+          <w:rFonts w:asciiTheme="minorBidi" w:hAnsiTheme="minorBidi" w:cstheme="minorBidi" w:hint="cs"/>
+          <w:b/>
+          <w:bCs/>
+          <w:rtl/>
+        </w:rPr>
+        <w:t xml:space="preserve">הוא </w:t>
+      </w:r>
+      <w:r>
+        <w:rPr>
+          <w:rFonts w:asciiTheme="minorBidi" w:hAnsiTheme="minorBidi" w:cstheme="minorBidi"/>
+          <w:rtl/>
+        </w:rPr>
+        <w:t>ביטוי לוגי</w:t>
+      </w:r>
+      <w:r>
+        <w:rPr>
+          <w:rFonts w:asciiTheme="minorBidi" w:hAnsiTheme="minorBidi" w:cstheme="minorBidi"/>
+        </w:rPr>
+        <w:t xml:space="preserve"> </w:t>
+      </w:r>
+      <w:r>
+        <w:rPr>
+          <w:rFonts w:asciiTheme="minorBidi" w:hAnsiTheme="minorBidi" w:cstheme="minorBidi" w:hint="cs"/>
+          <w:rtl/>
+        </w:rPr>
+        <w:t>ש</w:t>
+      </w:r>
+      <w:r>
+        <w:rPr>
+          <w:rFonts w:asciiTheme="minorBidi" w:hAnsiTheme="minorBidi" w:cstheme="minorBidi"/>
+          <w:rtl/>
+        </w:rPr>
+        <w:t>מסנן החוצה את כל המקומות במערך שבהם אלגוריתם</w:t>
+      </w:r>
+      <w:r>
+        <w:rPr>
+          <w:rFonts w:asciiTheme="minorBidi" w:hAnsiTheme="minorBidi" w:cstheme="minorBidi"/>
+        </w:rPr>
+        <w:t xml:space="preserve"> </w:t>
+      </w:r>
+      <w:r>
+        <w:rPr>
+          <w:rFonts w:asciiTheme="minorBidi" w:hAnsiTheme="minorBidi" w:cstheme="minorBidi"/>
+        </w:rPr>
+        <w:tab/>
+      </w:r>
+      <w:r>
+        <w:rPr>
+          <w:rFonts w:asciiTheme="minorBidi" w:hAnsiTheme="minorBidi" w:cstheme="minorBidi"/>
+        </w:rPr>
+        <w:t xml:space="preserve">YIN </w:t>
+      </w:r>
+      <w:r>
+        <w:rPr>
+          <w:rFonts w:asciiTheme="minorBidi" w:hAnsiTheme="minorBidi" w:cstheme="minorBidi"/>
+        </w:rPr>
+        <w:t xml:space="preserve"> </w:t>
+      </w:r>
+      <w:r>
+        <w:rPr>
+          <w:rFonts w:asciiTheme="minorBidi" w:hAnsiTheme="minorBidi" w:cstheme="minorBidi" w:hint="cs"/>
+          <w:rtl/>
+        </w:rPr>
+        <w:t xml:space="preserve"> </w:t>
+      </w:r>
+      <w:r>
+        <w:rPr>
+          <w:rFonts w:asciiTheme="minorBidi" w:hAnsiTheme="minorBidi" w:cstheme="minorBidi"/>
+          <w:rtl/>
+        </w:rPr>
+        <w:t xml:space="preserve">החזיר </w:t>
+      </w:r>
       <w:r>
         <w:rPr>
           <w:rStyle w:val="HTMLCode"/>
           <w:rFonts w:asciiTheme="minorBidi" w:hAnsiTheme="minorBidi" w:cstheme="minorBidi"/>
-          <w:b/>
-          <w:bCs/>
-        </w:rPr>
-        <w:t>np.isnan</w:t>
-      </w:r>
-      <w:proofErr w:type="spellEnd"/>
-      <w:r>
-        <w:rPr>
-          <w:rStyle w:val="HTMLCode"/>
-          <w:rFonts w:asciiTheme="minorBidi" w:hAnsiTheme="minorBidi" w:cstheme="minorBidi"/>
-          <w:b/>
-          <w:bCs/>
-        </w:rPr>
-        <w:t>(f0)</w:t>
-      </w:r>
-      <w:r>
-        <w:rPr>
-          <w:rFonts w:asciiTheme="minorBidi" w:hAnsiTheme="minorBidi" w:cstheme="minorBidi"/>
-          <w:b/>
-          <w:bCs/>
-        </w:rPr>
-        <w:tab/>
-      </w:r>
-      <w:r>
-        <w:rPr>
-          <w:rFonts w:asciiTheme="minorBidi" w:hAnsiTheme="minorBidi" w:cstheme="minorBidi" w:hint="cs"/>
-          <w:b/>
-          <w:bCs/>
-          <w:rtl/>
-        </w:rPr>
-        <w:t xml:space="preserve">הוא </w:t>
-      </w:r>
-      <w:r>
-        <w:rPr>
-          <w:rFonts w:asciiTheme="minorBidi" w:hAnsiTheme="minorBidi" w:cstheme="minorBidi"/>
-          <w:rtl/>
-        </w:rPr>
-        <w:t>ביטוי לוגי</w:t>
-      </w:r>
-      <w:r>
-        <w:rPr>
-          <w:rFonts w:asciiTheme="minorBidi" w:hAnsiTheme="minorBidi" w:cstheme="minorBidi"/>
-        </w:rPr>
-        <w:t xml:space="preserve"> </w:t>
-      </w:r>
-      <w:r>
-        <w:rPr>
-          <w:rFonts w:asciiTheme="minorBidi" w:hAnsiTheme="minorBidi" w:cstheme="minorBidi" w:hint="cs"/>
-          <w:rtl/>
-        </w:rPr>
-        <w:t>ש</w:t>
-      </w:r>
-      <w:r>
-        <w:rPr>
-          <w:rFonts w:asciiTheme="minorBidi" w:hAnsiTheme="minorBidi" w:cstheme="minorBidi"/>
-          <w:rtl/>
-        </w:rPr>
-        <w:t>מסנן החוצה את כל המקומות במערך שבהם אלגוריתם</w:t>
-      </w:r>
-      <w:r>
-        <w:rPr>
-          <w:rFonts w:asciiTheme="minorBidi" w:hAnsiTheme="minorBidi" w:cstheme="minorBidi"/>
-        </w:rPr>
-        <w:t xml:space="preserve"> </w:t>
-      </w:r>
-      <w:r>
-        <w:rPr>
-          <w:rFonts w:asciiTheme="minorBidi" w:hAnsiTheme="minorBidi" w:cstheme="minorBidi"/>
-        </w:rPr>
-        <w:tab/>
-      </w:r>
-      <w:r>
-        <w:rPr>
-          <w:rFonts w:asciiTheme="minorBidi" w:hAnsiTheme="minorBidi" w:cstheme="minorBidi"/>
-        </w:rPr>
-        <w:t xml:space="preserve">YIN </w:t>
-      </w:r>
-      <w:r>
-        <w:rPr>
-          <w:rFonts w:asciiTheme="minorBidi" w:hAnsiTheme="minorBidi" w:cstheme="minorBidi"/>
-        </w:rPr>
-        <w:t xml:space="preserve"> </w:t>
-      </w:r>
-      <w:r>
-        <w:rPr>
-          <w:rFonts w:asciiTheme="minorBidi" w:hAnsiTheme="minorBidi" w:cstheme="minorBidi" w:hint="cs"/>
-          <w:rtl/>
-        </w:rPr>
-        <w:t xml:space="preserve"> </w:t>
-      </w:r>
-      <w:r>
-        <w:rPr>
-          <w:rFonts w:asciiTheme="minorBidi" w:hAnsiTheme="minorBidi" w:cstheme="minorBidi"/>
-          <w:rtl/>
-        </w:rPr>
-        <w:t xml:space="preserve">החזיר </w:t>
-      </w:r>
-      <w:proofErr w:type="spellStart"/>
-      <w:r>
-        <w:rPr>
-          <w:rStyle w:val="HTMLCode"/>
-          <w:rFonts w:asciiTheme="minorBidi" w:hAnsiTheme="minorBidi" w:cstheme="minorBidi"/>
         </w:rPr>
         <w:t>NaN</w:t>
       </w:r>
-      <w:proofErr w:type="spellEnd"/>
       <w:r>
         <w:rPr>
           <w:rFonts w:asciiTheme="minorBidi" w:hAnsiTheme="minorBidi" w:cstheme="minorBidi"/>
@@ -7295,48 +6394,20 @@
         <w:rPr>
           <w:rFonts w:asciiTheme="minorBidi" w:hAnsiTheme="minorBidi" w:cstheme="minorBidi"/>
         </w:rPr>
-        <w:t>-</w:t>
-      </w:r>
-      <w:proofErr w:type="spellStart"/>
+        <w:t xml:space="preserve">-NaN </w:t>
+      </w:r>
       <w:r>
         <w:rPr>
           <w:rFonts w:asciiTheme="minorBidi" w:hAnsiTheme="minorBidi" w:cstheme="minorBidi"/>
-        </w:rPr>
-        <w:t>NaN</w:t>
-      </w:r>
-      <w:proofErr w:type="spellEnd"/>
+          <w:rtl/>
+        </w:rPr>
+        <w:t>בתוך המערך, כל חישוב מתמטי של ממוצע או סטיית תקן ייכשל ויחזיר</w:t>
+      </w:r>
       <w:r>
         <w:rPr>
           <w:rFonts w:asciiTheme="minorBidi" w:hAnsiTheme="minorBidi" w:cstheme="minorBidi"/>
         </w:rPr>
-        <w:t xml:space="preserve"> </w:t>
-      </w:r>
-      <w:r>
-        <w:rPr>
-          <w:rFonts w:asciiTheme="minorBidi" w:hAnsiTheme="minorBidi" w:cstheme="minorBidi"/>
-          <w:rtl/>
-        </w:rPr>
-        <w:t>בתוך המערך, כל חישוב מתמטי של ממוצע או סטיית תקן ייכשל ויחזיר</w:t>
-      </w:r>
-      <w:r>
-        <w:rPr>
-          <w:rFonts w:asciiTheme="minorBidi" w:hAnsiTheme="minorBidi" w:cstheme="minorBidi"/>
-        </w:rPr>
-        <w:t xml:space="preserve"> </w:t>
-      </w:r>
-      <w:proofErr w:type="spellStart"/>
-      <w:r>
-        <w:rPr>
-          <w:rFonts w:asciiTheme="minorBidi" w:hAnsiTheme="minorBidi" w:cstheme="minorBidi"/>
-        </w:rPr>
-        <w:t>NaN</w:t>
-      </w:r>
-      <w:proofErr w:type="spellEnd"/>
-      <w:r>
-        <w:rPr>
-          <w:rFonts w:asciiTheme="minorBidi" w:hAnsiTheme="minorBidi" w:cstheme="minorBidi"/>
-        </w:rPr>
-        <w:t>.</w:t>
+        <w:t xml:space="preserve"> NaN.</w:t>
       </w:r>
     </w:p>
     <w:p>
@@ -7363,7 +6434,6 @@
         </w:rPr>
         <w:t xml:space="preserve">  </w:t>
       </w:r>
-      <w:proofErr w:type="spellStart"/>
       <w:r>
         <w:rPr>
           <w:rStyle w:val="HTMLCode"/>
@@ -7373,7 +6443,6 @@
         </w:rPr>
         <w:t>pitch_mean</w:t>
       </w:r>
-      <w:proofErr w:type="spellEnd"/>
       <w:r>
         <w:rPr>
           <w:rFonts w:asciiTheme="minorBidi" w:hAnsiTheme="minorBidi" w:cstheme="minorBidi"/>
@@ -7443,7 +6512,6 @@
         </w:rPr>
         <w:t xml:space="preserve">  </w:t>
       </w:r>
-      <w:proofErr w:type="spellStart"/>
       <w:r>
         <w:rPr>
           <w:rStyle w:val="HTMLCode"/>
@@ -7453,7 +6521,6 @@
         </w:rPr>
         <w:t>pitch_std</w:t>
       </w:r>
-      <w:proofErr w:type="spellEnd"/>
       <w:r>
         <w:rPr>
           <w:rFonts w:asciiTheme="minorBidi" w:hAnsiTheme="minorBidi" w:cstheme="minorBidi"/>
@@ -7521,7 +6588,6 @@
         </w:rPr>
         <w:t xml:space="preserve"> (</w:t>
       </w:r>
-      <w:proofErr w:type="spellStart"/>
       <w:r>
         <w:rPr>
           <w:rStyle w:val="HTMLCode"/>
@@ -7529,7 +6595,6 @@
         </w:rPr>
         <w:t>pitch_std</w:t>
       </w:r>
-      <w:proofErr w:type="spellEnd"/>
       <w:r>
         <w:rPr>
           <w:rFonts w:asciiTheme="minorBidi" w:hAnsiTheme="minorBidi" w:cstheme="minorBidi"/>
@@ -7621,23 +6686,7 @@
           <w:sz w:val="24"/>
           <w:szCs w:val="24"/>
         </w:rPr>
-        <w:t xml:space="preserve"> (</w:t>
-      </w:r>
-      <w:proofErr w:type="spellStart"/>
-      <w:r>
-        <w:rPr>
-          <w:sz w:val="24"/>
-          <w:szCs w:val="24"/>
-        </w:rPr>
-        <w:t>np.mean</w:t>
-      </w:r>
-      <w:proofErr w:type="spellEnd"/>
-      <w:r>
-        <w:rPr>
-          <w:sz w:val="24"/>
-          <w:szCs w:val="24"/>
-        </w:rPr>
-        <w:t xml:space="preserve">), </w:t>
+        <w:t xml:space="preserve"> (np.mean), </w:t>
       </w:r>
       <w:r>
         <w:rPr>
@@ -7652,23 +6701,7 @@
           <w:sz w:val="24"/>
           <w:szCs w:val="24"/>
         </w:rPr>
-        <w:t xml:space="preserve"> (</w:t>
-      </w:r>
-      <w:proofErr w:type="spellStart"/>
-      <w:r>
-        <w:rPr>
-          <w:sz w:val="24"/>
-          <w:szCs w:val="24"/>
-        </w:rPr>
-        <w:t>np.std</w:t>
-      </w:r>
-      <w:proofErr w:type="spellEnd"/>
-      <w:r>
-        <w:rPr>
-          <w:sz w:val="24"/>
-          <w:szCs w:val="24"/>
-        </w:rPr>
-        <w:t xml:space="preserve">), </w:t>
+        <w:t xml:space="preserve"> (np.std), </w:t>
       </w:r>
       <w:r>
         <w:rPr>
@@ -7703,7 +6736,7 @@
     </w:p>
     <w:p>
       <w:pPr>
-        <w:pStyle w:val="ListParagraph"/>
+        <w:pStyle w:val="a9"/>
         <w:numPr>
           <w:ilvl w:val="0"/>
           <w:numId w:val="28"/>
@@ -7856,101 +6889,12 @@
                                 <w:rtl/>
                               </w:rPr>
                             </w:pPr>
-                            <w:proofErr w:type="spellStart"/>
                             <w:r>
                               <w:rPr>
                                 <w:sz w:val="24"/>
                                 <w:szCs w:val="24"/>
                               </w:rPr>
-                              <w:t>spec_centroid</w:t>
-                            </w:r>
-                            <w:proofErr w:type="spellEnd"/>
-                            <w:r>
-                              <w:rPr>
-                                <w:sz w:val="24"/>
-                                <w:szCs w:val="24"/>
-                              </w:rPr>
-                              <w:t xml:space="preserve"> = </w:t>
-                            </w:r>
-                            <w:proofErr w:type="spellStart"/>
-                            <w:r>
-                              <w:rPr>
-                                <w:sz w:val="24"/>
-                                <w:szCs w:val="24"/>
-                              </w:rPr>
-                              <w:t>librosa.feature.spectral_centroid</w:t>
-                            </w:r>
-                            <w:proofErr w:type="spellEnd"/>
-                            <w:r>
-                              <w:rPr>
-                                <w:sz w:val="24"/>
-                                <w:szCs w:val="24"/>
-                              </w:rPr>
-                              <w:t xml:space="preserve">(y=y, </w:t>
-                            </w:r>
-                            <w:proofErr w:type="spellStart"/>
-                            <w:r>
-                              <w:rPr>
-                                <w:sz w:val="24"/>
-                                <w:szCs w:val="24"/>
-                              </w:rPr>
-                              <w:t>sr</w:t>
-                            </w:r>
-                            <w:proofErr w:type="spellEnd"/>
-                            <w:r>
-                              <w:rPr>
-                                <w:sz w:val="24"/>
-                                <w:szCs w:val="24"/>
-                              </w:rPr>
-                              <w:t>=</w:t>
-                            </w:r>
-                            <w:proofErr w:type="spellStart"/>
-                            <w:r>
-                              <w:rPr>
-                                <w:sz w:val="24"/>
-                                <w:szCs w:val="24"/>
-                              </w:rPr>
-                              <w:t>sr</w:t>
-                            </w:r>
-                            <w:proofErr w:type="spellEnd"/>
-                            <w:r>
-                              <w:rPr>
-                                <w:sz w:val="24"/>
-                                <w:szCs w:val="24"/>
-                              </w:rPr>
-                              <w:t xml:space="preserve">, </w:t>
-                            </w:r>
-                            <w:proofErr w:type="spellStart"/>
-                            <w:r>
-                              <w:rPr>
-                                <w:sz w:val="24"/>
-                                <w:szCs w:val="24"/>
-                              </w:rPr>
-                              <w:t>n_fft</w:t>
-                            </w:r>
-                            <w:proofErr w:type="spellEnd"/>
-                            <w:r>
-                              <w:rPr>
-                                <w:sz w:val="24"/>
-                                <w:szCs w:val="24"/>
-                              </w:rPr>
-                              <w:t xml:space="preserve">=2048, </w:t>
-                            </w:r>
-                            <w:proofErr w:type="spellStart"/>
-                            <w:r>
-                              <w:rPr>
-                                <w:sz w:val="24"/>
-                                <w:szCs w:val="24"/>
-                              </w:rPr>
-                              <w:t>hop_length</w:t>
-                            </w:r>
-                            <w:proofErr w:type="spellEnd"/>
-                            <w:r>
-                              <w:rPr>
-                                <w:sz w:val="24"/>
-                                <w:szCs w:val="24"/>
-                              </w:rPr>
-                              <w:t>=512)</w:t>
+                              <w:t>spec_centroid = librosa.feature.spectral_centroid(y=y, sr=sr, n_fft=2048, hop_length=512)</w:t>
                             </w:r>
                           </w:p>
                           <w:p/>
@@ -8117,7 +7061,6 @@
     <w:p>
       <w:pPr>
         <w:rPr>
-          <w:rFonts w:hint="cs"/>
           <w:sz w:val="24"/>
           <w:szCs w:val="24"/>
           <w:rtl/>
@@ -8166,21 +7109,12 @@
         </w:rPr>
         <w:t xml:space="preserve">הפונקציה מחזירה ערך עבור כל פריים זמן. מאחר והוא משקף כמה הקול "בהיר" או "כהה" (תדרים גבוהים מול נמוכים), מומלץ לקחת את הממוצע וסטיית התקן שלו לאורך כל הקובץ. הפרמטרים </w:t>
       </w:r>
-      <w:proofErr w:type="spellStart"/>
-      <w:r>
-        <w:rPr>
-          <w:sz w:val="24"/>
-          <w:szCs w:val="24"/>
-        </w:rPr>
-        <w:t>n_fft</w:t>
-      </w:r>
-      <w:proofErr w:type="spellEnd"/>
-      <w:r>
-        <w:rPr>
-          <w:sz w:val="24"/>
-          <w:szCs w:val="24"/>
-        </w:rPr>
-        <w:t xml:space="preserve"> </w:t>
+      <w:r>
+        <w:rPr>
+          <w:sz w:val="24"/>
+          <w:szCs w:val="24"/>
+        </w:rPr>
+        <w:t xml:space="preserve">n_fft </w:t>
       </w:r>
       <w:r>
         <w:rPr>
@@ -8195,23 +7129,7 @@
           <w:sz w:val="24"/>
           <w:szCs w:val="24"/>
         </w:rPr>
-        <w:t>-</w:t>
-      </w:r>
-      <w:proofErr w:type="spellStart"/>
-      <w:r>
-        <w:rPr>
-          <w:sz w:val="24"/>
-          <w:szCs w:val="24"/>
-        </w:rPr>
-        <w:t>hop_length</w:t>
-      </w:r>
-      <w:proofErr w:type="spellEnd"/>
-      <w:r>
-        <w:rPr>
-          <w:sz w:val="24"/>
-          <w:szCs w:val="24"/>
-        </w:rPr>
-        <w:t xml:space="preserve"> </w:t>
+        <w:t xml:space="preserve">-hop_length </w:t>
       </w:r>
       <w:r>
         <w:rPr>
@@ -8241,16 +7159,15 @@
     <w:p>
       <w:pPr>
         <w:rPr>
-          <w:rFonts w:hint="cs"/>
-          <w:sz w:val="24"/>
-          <w:szCs w:val="24"/>
-          <w:rtl/>
-        </w:rPr>
-      </w:pPr>
-    </w:p>
-    <w:p>
-      <w:pPr>
-        <w:pStyle w:val="ListParagraph"/>
+          <w:sz w:val="24"/>
+          <w:szCs w:val="24"/>
+          <w:rtl/>
+        </w:rPr>
+      </w:pPr>
+    </w:p>
+    <w:p>
+      <w:pPr>
+        <w:pStyle w:val="a9"/>
         <w:numPr>
           <w:ilvl w:val="0"/>
           <w:numId w:val="28"/>
@@ -8455,117 +7372,12 @@
                       <wps:txbx>
                         <w:txbxContent>
                           <w:p>
-                            <w:proofErr w:type="spellStart"/>
                             <w:r>
                               <w:rPr>
                                 <w:sz w:val="24"/>
                                 <w:szCs w:val="24"/>
                               </w:rPr>
-                              <w:t>spec_rolloff</w:t>
-                            </w:r>
-                            <w:proofErr w:type="spellEnd"/>
-                            <w:r>
-                              <w:rPr>
-                                <w:sz w:val="24"/>
-                                <w:szCs w:val="24"/>
-                              </w:rPr>
-                              <w:t xml:space="preserve"> = </w:t>
-                            </w:r>
-                            <w:proofErr w:type="spellStart"/>
-                            <w:r>
-                              <w:rPr>
-                                <w:sz w:val="24"/>
-                                <w:szCs w:val="24"/>
-                              </w:rPr>
-                              <w:t>librosa.feature.spectral_rolloff</w:t>
-                            </w:r>
-                            <w:proofErr w:type="spellEnd"/>
-                            <w:r>
-                              <w:rPr>
-                                <w:sz w:val="24"/>
-                                <w:szCs w:val="24"/>
-                              </w:rPr>
-                              <w:t xml:space="preserve">(y=y, </w:t>
-                            </w:r>
-                            <w:proofErr w:type="spellStart"/>
-                            <w:r>
-                              <w:rPr>
-                                <w:sz w:val="24"/>
-                                <w:szCs w:val="24"/>
-                              </w:rPr>
-                              <w:t>sr</w:t>
-                            </w:r>
-                            <w:proofErr w:type="spellEnd"/>
-                            <w:r>
-                              <w:rPr>
-                                <w:sz w:val="24"/>
-                                <w:szCs w:val="24"/>
-                              </w:rPr>
-                              <w:t>=</w:t>
-                            </w:r>
-                            <w:proofErr w:type="spellStart"/>
-                            <w:r>
-                              <w:rPr>
-                                <w:sz w:val="24"/>
-                                <w:szCs w:val="24"/>
-                              </w:rPr>
-                              <w:t>sr</w:t>
-                            </w:r>
-                            <w:proofErr w:type="spellEnd"/>
-                            <w:r>
-                              <w:rPr>
-                                <w:sz w:val="24"/>
-                                <w:szCs w:val="24"/>
-                              </w:rPr>
-                              <w:t xml:space="preserve">, </w:t>
-                            </w:r>
-                            <w:proofErr w:type="spellStart"/>
-                            <w:r>
-                              <w:rPr>
-                                <w:sz w:val="24"/>
-                                <w:szCs w:val="24"/>
-                              </w:rPr>
-                              <w:t>n_fft</w:t>
-                            </w:r>
-                            <w:proofErr w:type="spellEnd"/>
-                            <w:r>
-                              <w:rPr>
-                                <w:sz w:val="24"/>
-                                <w:szCs w:val="24"/>
-                              </w:rPr>
-                              <w:t xml:space="preserve">=2048, </w:t>
-                            </w:r>
-                            <w:proofErr w:type="spellStart"/>
-                            <w:r>
-                              <w:rPr>
-                                <w:sz w:val="24"/>
-                                <w:szCs w:val="24"/>
-                              </w:rPr>
-                              <w:t>hop_length</w:t>
-                            </w:r>
-                            <w:proofErr w:type="spellEnd"/>
-                            <w:r>
-                              <w:rPr>
-                                <w:sz w:val="24"/>
-                                <w:szCs w:val="24"/>
-                              </w:rPr>
-                              <w:t xml:space="preserve">=512, </w:t>
-                            </w:r>
-                            <w:proofErr w:type="spellStart"/>
-                            <w:r>
-                              <w:rPr>
-                                <w:sz w:val="24"/>
-                                <w:szCs w:val="24"/>
-                              </w:rPr>
-                              <w:t>roll_percent</w:t>
-                            </w:r>
-                            <w:proofErr w:type="spellEnd"/>
-                            <w:r>
-                              <w:rPr>
-                                <w:sz w:val="24"/>
-                                <w:szCs w:val="24"/>
-                              </w:rPr>
-                              <w:t>=0.85)</w:t>
+                              <w:t>spec_rolloff = librosa.feature.spectral_rolloff(y=y, sr=sr, n_fft=2048, hop_length=512, roll_percent=0.85)</w:t>
                             </w:r>
                           </w:p>
                         </w:txbxContent>
@@ -8750,7 +7562,6 @@
     <w:p>
       <w:pPr>
         <w:rPr>
-          <w:rFonts w:hint="cs"/>
           <w:sz w:val="24"/>
           <w:szCs w:val="24"/>
           <w:rtl/>
@@ -8787,21 +7598,12 @@
           <w:szCs w:val="24"/>
         </w:rPr>
       </w:pPr>
-      <w:proofErr w:type="spellStart"/>
-      <w:r>
-        <w:rPr>
-          <w:sz w:val="24"/>
-          <w:szCs w:val="24"/>
-        </w:rPr>
-        <w:t>roll_percent</w:t>
-      </w:r>
-      <w:proofErr w:type="spellEnd"/>
-      <w:r>
-        <w:rPr>
-          <w:sz w:val="24"/>
-          <w:szCs w:val="24"/>
-        </w:rPr>
-        <w:t xml:space="preserve">: </w:t>
+      <w:r>
+        <w:rPr>
+          <w:sz w:val="24"/>
+          <w:szCs w:val="24"/>
+        </w:rPr>
+        <w:t xml:space="preserve">roll_percent: </w:t>
       </w:r>
       <w:r>
         <w:rPr>
@@ -8849,17 +7651,42 @@
           <w:sz w:val="24"/>
           <w:szCs w:val="24"/>
         </w:rPr>
-        <w:t>-</w:t>
-      </w:r>
-      <w:proofErr w:type="spellStart"/>
-      <w:r>
-        <w:rPr>
-          <w:sz w:val="24"/>
-          <w:szCs w:val="24"/>
-        </w:rPr>
-        <w:t>Librosa</w:t>
-      </w:r>
-      <w:proofErr w:type="spellEnd"/>
+        <w:t xml:space="preserve">-Librosa </w:t>
+      </w:r>
+      <w:r>
+        <w:rPr>
+          <w:rFonts w:hint="cs"/>
+          <w:sz w:val="24"/>
+          <w:szCs w:val="24"/>
+          <w:rtl/>
+        </w:rPr>
+        <w:t xml:space="preserve"> ומאפשר </w:t>
+      </w:r>
+      <w:r>
+        <w:rPr>
+          <w:sz w:val="24"/>
+          <w:szCs w:val="24"/>
+          <w:rtl/>
+        </w:rPr>
+        <w:t>להפר</w:t>
+      </w:r>
+      <w:r>
+        <w:rPr>
+          <w:rFonts w:hint="cs"/>
+          <w:sz w:val="24"/>
+          <w:szCs w:val="24"/>
+          <w:rtl/>
+        </w:rPr>
+        <w:t>יד</w:t>
+      </w:r>
+      <w:r>
+        <w:rPr>
+          <w:sz w:val="24"/>
+          <w:szCs w:val="24"/>
+          <w:rtl/>
+        </w:rPr>
+        <w:t xml:space="preserve"> רעשי הגייה אקוסטית</w:t>
+      </w:r>
       <w:r>
         <w:rPr>
           <w:sz w:val="24"/>
@@ -8874,47 +7701,6 @@
           <w:szCs w:val="24"/>
           <w:rtl/>
         </w:rPr>
-        <w:t xml:space="preserve"> ומאפשר </w:t>
-      </w:r>
-      <w:r>
-        <w:rPr>
-          <w:sz w:val="24"/>
-          <w:szCs w:val="24"/>
-          <w:rtl/>
-        </w:rPr>
-        <w:t>להפר</w:t>
-      </w:r>
-      <w:r>
-        <w:rPr>
-          <w:rFonts w:hint="cs"/>
-          <w:sz w:val="24"/>
-          <w:szCs w:val="24"/>
-          <w:rtl/>
-        </w:rPr>
-        <w:t>יד</w:t>
-      </w:r>
-      <w:r>
-        <w:rPr>
-          <w:sz w:val="24"/>
-          <w:szCs w:val="24"/>
-          <w:rtl/>
-        </w:rPr>
-        <w:t xml:space="preserve"> רעשי הגייה אקוסטית</w:t>
-      </w:r>
-      <w:r>
-        <w:rPr>
-          <w:sz w:val="24"/>
-          <w:szCs w:val="24"/>
-        </w:rPr>
-        <w:t xml:space="preserve"> </w:t>
-      </w:r>
-      <w:r>
-        <w:rPr>
-          <w:rFonts w:hint="cs"/>
-          <w:sz w:val="24"/>
-          <w:szCs w:val="24"/>
-          <w:rtl/>
-        </w:rPr>
         <w:t xml:space="preserve"> בצורה טובה </w:t>
       </w:r>
       <w:r>
@@ -8966,18 +7752,17 @@
     <w:p>
       <w:pPr>
         <w:rPr>
-          <w:rFonts w:hint="cs"/>
-          <w:b/>
-          <w:bCs/>
-          <w:sz w:val="24"/>
-          <w:szCs w:val="24"/>
-          <w:rtl/>
-        </w:rPr>
-      </w:pPr>
-    </w:p>
-    <w:p>
-      <w:pPr>
-        <w:pStyle w:val="ListParagraph"/>
+          <w:b/>
+          <w:bCs/>
+          <w:sz w:val="24"/>
+          <w:szCs w:val="24"/>
+          <w:rtl/>
+        </w:rPr>
+      </w:pPr>
+    </w:p>
+    <w:p>
+      <w:pPr>
+        <w:pStyle w:val="a9"/>
         <w:numPr>
           <w:ilvl w:val="0"/>
           <w:numId w:val="28"/>
@@ -9094,7 +7879,6 @@
     <w:p>
       <w:pPr>
         <w:rPr>
-          <w:rFonts w:hint="cs"/>
           <w:sz w:val="24"/>
           <w:szCs w:val="24"/>
           <w:rtl/>
@@ -9158,69 +7942,12 @@
                       <wps:txbx>
                         <w:txbxContent>
                           <w:p>
-                            <w:proofErr w:type="spellStart"/>
                             <w:r>
                               <w:rPr>
                                 <w:sz w:val="24"/>
                                 <w:szCs w:val="24"/>
                               </w:rPr>
-                              <w:t>zcr</w:t>
-                            </w:r>
-                            <w:proofErr w:type="spellEnd"/>
-                            <w:r>
-                              <w:rPr>
-                                <w:sz w:val="24"/>
-                                <w:szCs w:val="24"/>
-                              </w:rPr>
-                              <w:t xml:space="preserve"> = </w:t>
-                            </w:r>
-                            <w:proofErr w:type="spellStart"/>
-                            <w:r>
-                              <w:rPr>
-                                <w:sz w:val="24"/>
-                                <w:szCs w:val="24"/>
-                              </w:rPr>
-                              <w:t>librosa.feature.zero_crossing_rate</w:t>
-                            </w:r>
-                            <w:proofErr w:type="spellEnd"/>
-                            <w:r>
-                              <w:rPr>
-                                <w:sz w:val="24"/>
-                                <w:szCs w:val="24"/>
-                              </w:rPr>
-                              <w:t xml:space="preserve">(y=y, </w:t>
-                            </w:r>
-                            <w:proofErr w:type="spellStart"/>
-                            <w:r>
-                              <w:rPr>
-                                <w:sz w:val="24"/>
-                                <w:szCs w:val="24"/>
-                              </w:rPr>
-                              <w:t>frame_length</w:t>
-                            </w:r>
-                            <w:proofErr w:type="spellEnd"/>
-                            <w:r>
-                              <w:rPr>
-                                <w:sz w:val="24"/>
-                                <w:szCs w:val="24"/>
-                              </w:rPr>
-                              <w:t xml:space="preserve">=2048, </w:t>
-                            </w:r>
-                            <w:proofErr w:type="spellStart"/>
-                            <w:r>
-                              <w:rPr>
-                                <w:sz w:val="24"/>
-                                <w:szCs w:val="24"/>
-                              </w:rPr>
-                              <w:t>hop_length</w:t>
-                            </w:r>
-                            <w:proofErr w:type="spellEnd"/>
-                            <w:r>
-                              <w:rPr>
-                                <w:sz w:val="24"/>
-                                <w:szCs w:val="24"/>
-                              </w:rPr>
-                              <w:t>=512)</w:t>
+                              <w:t>zcr = librosa.feature.zero_crossing_rate(y=y, frame_length=2048, hop_length=512)</w:t>
                             </w:r>
                           </w:p>
                         </w:txbxContent>
@@ -9469,72 +8196,287 @@
           <w:sz w:val="24"/>
           <w:szCs w:val="24"/>
         </w:rPr>
+        <w:t xml:space="preserve">.7 </w:t>
+      </w:r>
+      <w:r>
+        <w:rPr>
+          <w:b/>
+          <w:bCs/>
+          <w:sz w:val="24"/>
+          <w:szCs w:val="24"/>
+          <w:rtl/>
+        </w:rPr>
+        <w:t>עוצמה ממוצעת ריבועית</w:t>
+      </w:r>
+      <w:r>
+        <w:rPr>
+          <w:rFonts w:hint="cs"/>
+          <w:b/>
+          <w:bCs/>
+          <w:sz w:val="24"/>
+          <w:szCs w:val="24"/>
+          <w:rtl/>
+        </w:rPr>
+        <w:t xml:space="preserve"> </w:t>
+      </w:r>
+      <w:r>
+        <w:rPr>
+          <w:b/>
+          <w:bCs/>
+          <w:sz w:val="24"/>
+          <w:szCs w:val="24"/>
+        </w:rPr>
+        <w:t xml:space="preserve"> (RMS / Intensity)</w:t>
+      </w:r>
+    </w:p>
+    <w:p>
+      <w:pPr>
+        <w:rPr>
+          <w:sz w:val="24"/>
+          <w:szCs w:val="24"/>
+          <w:rtl/>
+        </w:rPr>
+      </w:pPr>
+      <w:r>
+        <w:rPr>
+          <w:sz w:val="24"/>
+          <w:szCs w:val="24"/>
+          <w:rtl/>
+        </w:rPr>
+        <w:t>הוזכר במאמר הראשון</w:t>
+      </w:r>
+      <w:r>
+        <w:rPr>
+          <w:sz w:val="24"/>
+          <w:szCs w:val="24"/>
+        </w:rPr>
+        <w:t xml:space="preserve"> (</w:t>
+      </w:r>
+      <w:r>
+        <w:rPr>
+          <w:sz w:val="24"/>
+          <w:szCs w:val="24"/>
+          <w:rtl/>
+        </w:rPr>
+        <w:t>כ</w:t>
+      </w:r>
+      <w:r>
+        <w:rPr>
+          <w:sz w:val="24"/>
+          <w:szCs w:val="24"/>
+        </w:rPr>
+        <w:t xml:space="preserve"> </w:t>
+      </w:r>
+      <w:r>
+        <w:rPr>
+          <w:sz w:val="24"/>
+          <w:szCs w:val="24"/>
+        </w:rPr>
+        <w:t xml:space="preserve">-RMS </w:t>
+      </w:r>
+      <w:r>
+        <w:rPr>
+          <w:rFonts w:hint="cs"/>
+          <w:sz w:val="24"/>
+          <w:szCs w:val="24"/>
+          <w:rtl/>
+        </w:rPr>
+        <w:t>(</w:t>
+      </w:r>
+      <w:r>
+        <w:rPr>
+          <w:sz w:val="24"/>
+          <w:szCs w:val="24"/>
+          <w:rtl/>
+        </w:rPr>
+        <w:t>ובמאמר השלישי</w:t>
+      </w:r>
+      <w:r>
+        <w:rPr>
+          <w:sz w:val="24"/>
+          <w:szCs w:val="24"/>
+        </w:rPr>
+        <w:t xml:space="preserve"> (</w:t>
+      </w:r>
+      <w:r>
+        <w:rPr>
+          <w:sz w:val="24"/>
+          <w:szCs w:val="24"/>
+          <w:rtl/>
+        </w:rPr>
+        <w:t>כ</w:t>
+      </w:r>
+      <w:r>
+        <w:rPr>
+          <w:sz w:val="24"/>
+          <w:szCs w:val="24"/>
+        </w:rPr>
+        <w:t xml:space="preserve">-Intensity </w:t>
+      </w:r>
+      <w:r>
+        <w:rPr>
+          <w:sz w:val="24"/>
+          <w:szCs w:val="24"/>
+          <w:rtl/>
+        </w:rPr>
+        <w:t>לצורך מיפוי תבניות הדגשה ועוצמה של הברות</w:t>
+      </w:r>
+      <w:r>
+        <w:rPr>
+          <w:sz w:val="24"/>
+          <w:szCs w:val="24"/>
+        </w:rPr>
         <w:t>.</w:t>
       </w:r>
-      <w:r>
-        <w:rPr>
-          <w:b/>
-          <w:bCs/>
-          <w:sz w:val="24"/>
-          <w:szCs w:val="24"/>
-        </w:rPr>
-        <w:t>7</w:t>
-      </w:r>
-      <w:r>
-        <w:rPr>
-          <w:b/>
-          <w:bCs/>
+    </w:p>
+    <w:p>
+      <w:pPr>
+        <w:rPr>
+          <w:sz w:val="24"/>
+          <w:szCs w:val="24"/>
+          <w:rtl/>
+        </w:rPr>
+      </w:pPr>
+      <w:r>
+        <w:rPr>
+          <w:b/>
+          <w:bCs/>
+          <w:sz w:val="24"/>
+          <w:szCs w:val="24"/>
+          <w:rtl/>
+        </w:rPr>
+        <w:t>מה זה אומר ולמה זה חשוב למבטאים</w:t>
+      </w:r>
+      <w:r>
+        <w:rPr>
+          <w:b/>
+          <w:bCs/>
+          <w:sz w:val="24"/>
+          <w:szCs w:val="24"/>
+        </w:rPr>
+        <w:t>?</w:t>
+      </w:r>
+      <w:r>
+        <w:rPr>
           <w:sz w:val="24"/>
           <w:szCs w:val="24"/>
         </w:rPr>
         <w:t xml:space="preserve"> </w:t>
       </w:r>
-      <w:r>
-        <w:rPr>
-          <w:b/>
-          <w:bCs/>
-          <w:sz w:val="24"/>
-          <w:szCs w:val="24"/>
-          <w:rtl/>
-        </w:rPr>
-        <w:t>עוצמה ממוצעת ריבועית</w:t>
-      </w:r>
-      <w:r>
-        <w:rPr>
-          <w:rFonts w:hint="cs"/>
-          <w:b/>
-          <w:bCs/>
-          <w:sz w:val="24"/>
-          <w:szCs w:val="24"/>
-          <w:rtl/>
-        </w:rPr>
-        <w:t xml:space="preserve"> </w:t>
-      </w:r>
-      <w:r>
-        <w:rPr>
-          <w:b/>
-          <w:bCs/>
-          <w:sz w:val="24"/>
-          <w:szCs w:val="24"/>
-        </w:rPr>
-        <w:t xml:space="preserve"> (RMS / Intensity)</w:t>
-      </w:r>
-    </w:p>
-    <w:p>
-      <w:pPr>
-        <w:rPr>
-          <w:sz w:val="24"/>
-          <w:szCs w:val="24"/>
-          <w:rtl/>
-        </w:rPr>
-      </w:pPr>
-      <w:r>
-        <w:rPr>
-          <w:sz w:val="24"/>
-          <w:szCs w:val="24"/>
-          <w:rtl/>
-        </w:rPr>
-        <w:t>הוזכר במאמר הראשון</w:t>
+    </w:p>
+    <w:p>
+      <w:pPr>
+        <w:rPr>
+          <w:sz w:val="24"/>
+          <w:szCs w:val="24"/>
+        </w:rPr>
+      </w:pPr>
+      <w:r>
+        <w:rPr>
+          <w:sz w:val="24"/>
+          <w:szCs w:val="24"/>
+          <w:rtl/>
+        </w:rPr>
+        <w:t>פיצ'ר זה מודד את כמות האנרגיה או עוצמת הלחיצה האקוסטית</w:t>
+      </w:r>
+      <w:r>
+        <w:rPr>
+          <w:sz w:val="24"/>
+          <w:szCs w:val="24"/>
+        </w:rPr>
+        <w:t xml:space="preserve"> (RMS) </w:t>
+      </w:r>
+      <w:r>
+        <w:rPr>
+          <w:sz w:val="24"/>
+          <w:szCs w:val="24"/>
+          <w:rtl/>
+        </w:rPr>
+        <w:t>בכל רגע נתון. המאמר השלישי מסביר שהסטטיסטיקה של העוצמה (במיוחד הממוצע וסטיית התקן שלה לאורך קובץ) חושפת את תבניות ההטעמה והדגשת ההברות</w:t>
+      </w:r>
+      <w:r>
+        <w:rPr>
+          <w:sz w:val="24"/>
+          <w:szCs w:val="24"/>
+        </w:rPr>
+        <w:t xml:space="preserve"> (Stress Patterns) </w:t>
+      </w:r>
+      <w:r>
+        <w:rPr>
+          <w:sz w:val="24"/>
+          <w:szCs w:val="24"/>
+          <w:rtl/>
+        </w:rPr>
+        <w:t>של הדובר</w:t>
+      </w:r>
+      <w:r>
+        <w:rPr>
+          <w:sz w:val="24"/>
+          <w:szCs w:val="24"/>
+        </w:rPr>
+        <w:t xml:space="preserve">. </w:t>
+      </w:r>
+      <w:r>
+        <w:rPr>
+          <w:sz w:val="24"/>
+          <w:szCs w:val="24"/>
+          <w:rtl/>
+        </w:rPr>
+        <w:t>מחלצת את האנרגיה הריבועית הממוצעת (עוצמת השמע) ומפיקה את המדדים הסטטיסטיים שלה לאורך המשפט. מאפיין זה נחוץ למיפוי תבניות הדגשה והטעמת הברות</w:t>
+      </w:r>
+      <w:r>
+        <w:rPr>
+          <w:sz w:val="24"/>
+          <w:szCs w:val="24"/>
+        </w:rPr>
+        <w:t xml:space="preserve"> (Stress Patterns). </w:t>
+      </w:r>
+      <w:r>
+        <w:rPr>
+          <w:sz w:val="24"/>
+          <w:szCs w:val="24"/>
+          <w:rtl/>
+        </w:rPr>
+        <w:t>הבדלים בשונות</w:t>
+      </w:r>
+      <w:r>
+        <w:rPr>
+          <w:sz w:val="24"/>
+          <w:szCs w:val="24"/>
+        </w:rPr>
+        <w:t xml:space="preserve"> (std) </w:t>
+      </w:r>
+      <w:r>
+        <w:rPr>
+          <w:sz w:val="24"/>
+          <w:szCs w:val="24"/>
+          <w:rtl/>
+        </w:rPr>
+        <w:t>ובמקסימום של העוצמה חושפים האם הדובר משתמש במקצב אנגלי טבעי המדגיש הברות ספציפיות, או שהוא משליך מקצב של שפת אם (כמו צרפתית/ספרדית) שבה לכל הברות יש משקל ועוצמה שווים</w:t>
+      </w:r>
+      <w:r>
+        <w:rPr>
+          <w:sz w:val="24"/>
+          <w:szCs w:val="24"/>
+        </w:rPr>
+        <w:t>.</w:t>
+      </w:r>
+    </w:p>
+    <w:p>
+      <w:pPr>
+        <w:rPr>
+          <w:sz w:val="24"/>
+          <w:szCs w:val="24"/>
+          <w:rtl/>
+        </w:rPr>
+      </w:pPr>
+      <w:r>
+        <w:rPr>
+          <w:sz w:val="24"/>
+          <w:szCs w:val="24"/>
+          <w:rtl/>
+        </w:rPr>
+        <w:t>באנגלית שפת אם יש חוקים ברורים מאוד לגבי איזו הברה מודגשת בכל מילה ואיזו הברה "נבלעת". דוברי שפות זרות</w:t>
       </w:r>
       <w:r>
         <w:rPr>
@@ -9549,68 +8491,37 @@
           <w:szCs w:val="24"/>
           <w:rtl/>
         </w:rPr>
-        <w:t>כ</w:t>
-      </w:r>
-      <w:r>
-        <w:rPr>
-          <w:sz w:val="24"/>
-          <w:szCs w:val="24"/>
-        </w:rPr>
-        <w:t xml:space="preserve"> </w:t>
-      </w:r>
-      <w:r>
-        <w:rPr>
-          <w:sz w:val="24"/>
-          <w:szCs w:val="24"/>
-        </w:rPr>
-        <w:t xml:space="preserve">-RMS </w:t>
-      </w:r>
-      <w:r>
-        <w:rPr>
-          <w:rFonts w:hint="cs"/>
-          <w:sz w:val="24"/>
-          <w:szCs w:val="24"/>
-          <w:rtl/>
-        </w:rPr>
-        <w:t>(</w:t>
-      </w:r>
-      <w:r>
-        <w:rPr>
-          <w:sz w:val="24"/>
-          <w:szCs w:val="24"/>
-          <w:rtl/>
-        </w:rPr>
-        <w:t>ובמאמר השלישי</w:t>
-      </w:r>
-      <w:r>
-        <w:rPr>
-          <w:sz w:val="24"/>
-          <w:szCs w:val="24"/>
-        </w:rPr>
-        <w:t xml:space="preserve"> (</w:t>
-      </w:r>
-      <w:r>
-        <w:rPr>
-          <w:sz w:val="24"/>
-          <w:szCs w:val="24"/>
-          <w:rtl/>
-        </w:rPr>
-        <w:t>כ</w:t>
-      </w:r>
-      <w:r>
-        <w:rPr>
-          <w:sz w:val="24"/>
-          <w:szCs w:val="24"/>
-        </w:rPr>
-        <w:t xml:space="preserve">-Intensity </w:t>
-      </w:r>
-      <w:r>
-        <w:rPr>
-          <w:sz w:val="24"/>
-          <w:szCs w:val="24"/>
-          <w:rtl/>
-        </w:rPr>
-        <w:t>לצורך מיפוי תבניות הדגשה ועוצמה של הברות</w:t>
+        <w:t>למשל צרפתית או ספרדית, שהן שפות</w:t>
+      </w:r>
+      <w:r>
+        <w:rPr>
+          <w:sz w:val="24"/>
+          <w:szCs w:val="24"/>
+        </w:rPr>
+        <w:t xml:space="preserve"> Syllable-timed </w:t>
+      </w:r>
+      <w:r>
+        <w:rPr>
+          <w:sz w:val="24"/>
+          <w:szCs w:val="24"/>
+          <w:rtl/>
+        </w:rPr>
+        <w:t>שבהן לכל הברה יש משקל שווה</w:t>
+      </w:r>
+      <w:r>
+        <w:rPr>
+          <w:sz w:val="24"/>
+          <w:szCs w:val="24"/>
+        </w:rPr>
+        <w:t xml:space="preserve">) </w:t>
+      </w:r>
+      <w:r>
+        <w:rPr>
+          <w:sz w:val="24"/>
+          <w:szCs w:val="24"/>
+          <w:rtl/>
+        </w:rPr>
+        <w:t>נוטים להדגיש את כל ההברות באותה עוצמה או להדגיש את ההברה הלא נכונה (למשל את סוף המילה במקום את ההתחלה). גרף האנרגיה חושף מיד את הבדלי ההטעמה האלו</w:t>
       </w:r>
       <w:r>
         <w:rPr>
@@ -9623,209 +8534,6 @@
     <w:p>
       <w:pPr>
         <w:rPr>
-          <w:sz w:val="24"/>
-          <w:szCs w:val="24"/>
-          <w:rtl/>
-        </w:rPr>
-      </w:pPr>
-      <w:r>
-        <w:rPr>
-          <w:b/>
-          <w:bCs/>
-          <w:sz w:val="24"/>
-          <w:szCs w:val="24"/>
-          <w:rtl/>
-        </w:rPr>
-        <w:t>מה זה אומר ולמה זה חשוב למבטאים</w:t>
-      </w:r>
-      <w:r>
-        <w:rPr>
-          <w:b/>
-          <w:bCs/>
-          <w:sz w:val="24"/>
-          <w:szCs w:val="24"/>
-        </w:rPr>
-        <w:t>?</w:t>
-      </w:r>
-      <w:r>
-        <w:rPr>
-          <w:sz w:val="24"/>
-          <w:szCs w:val="24"/>
-        </w:rPr>
-        <w:t xml:space="preserve"> </w:t>
-      </w:r>
-    </w:p>
-    <w:p>
-      <w:pPr>
-        <w:rPr>
-          <w:sz w:val="24"/>
-          <w:szCs w:val="24"/>
-        </w:rPr>
-      </w:pPr>
-      <w:r>
-        <w:rPr>
-          <w:sz w:val="24"/>
-          <w:szCs w:val="24"/>
-          <w:rtl/>
-        </w:rPr>
-        <w:t>פיצ'ר זה מודד את כמות האנרגיה או עוצמת הלחיצה האקוסטית</w:t>
-      </w:r>
-      <w:r>
-        <w:rPr>
-          <w:sz w:val="24"/>
-          <w:szCs w:val="24"/>
-        </w:rPr>
-        <w:t xml:space="preserve"> (RMS) </w:t>
-      </w:r>
-      <w:r>
-        <w:rPr>
-          <w:sz w:val="24"/>
-          <w:szCs w:val="24"/>
-          <w:rtl/>
-        </w:rPr>
-        <w:t>בכל רגע נתון. המאמר השלישי מסביר שהסטטיסטיקה של העוצמה (במיוחד הממוצע וסטיית התקן שלה לאורך קובץ) חושפת את תבניות ההטעמה והדגשת ההברות</w:t>
-      </w:r>
-      <w:r>
-        <w:rPr>
-          <w:sz w:val="24"/>
-          <w:szCs w:val="24"/>
-        </w:rPr>
-        <w:t xml:space="preserve"> (Stress Patterns) </w:t>
-      </w:r>
-      <w:r>
-        <w:rPr>
-          <w:sz w:val="24"/>
-          <w:szCs w:val="24"/>
-          <w:rtl/>
-        </w:rPr>
-        <w:t>של הדובר</w:t>
-      </w:r>
-      <w:r>
-        <w:rPr>
-          <w:sz w:val="24"/>
-          <w:szCs w:val="24"/>
-        </w:rPr>
-        <w:t xml:space="preserve">. </w:t>
-      </w:r>
-      <w:r>
-        <w:rPr>
-          <w:sz w:val="24"/>
-          <w:szCs w:val="24"/>
-          <w:rtl/>
-        </w:rPr>
-        <w:t>מחלצת את האנרגיה הריבועית הממוצעת (עוצמת השמע) ומפיקה את המדדים הסטטיסטיים שלה לאורך המשפט. מאפיין זה נחוץ למיפוי תבניות הדגשה והטעמת הברות</w:t>
-      </w:r>
-      <w:r>
-        <w:rPr>
-          <w:sz w:val="24"/>
-          <w:szCs w:val="24"/>
-        </w:rPr>
-        <w:t xml:space="preserve"> (Stress Patterns). </w:t>
-      </w:r>
-      <w:r>
-        <w:rPr>
-          <w:sz w:val="24"/>
-          <w:szCs w:val="24"/>
-          <w:rtl/>
-        </w:rPr>
-        <w:t>הבדלים בשונות</w:t>
-      </w:r>
-      <w:r>
-        <w:rPr>
-          <w:sz w:val="24"/>
-          <w:szCs w:val="24"/>
-        </w:rPr>
-        <w:t xml:space="preserve"> (std) </w:t>
-      </w:r>
-      <w:r>
-        <w:rPr>
-          <w:sz w:val="24"/>
-          <w:szCs w:val="24"/>
-          <w:rtl/>
-        </w:rPr>
-        <w:t>ובמקסימום של העוצמה חושפים האם הדובר משתמש במקצב אנגלי טבעי המדגיש הברות ספציפיות, או שהוא משליך מקצב של שפת אם (כמו צרפתית/ספרדית) שבה לכל הברות יש משקל ועוצמה שווים</w:t>
-      </w:r>
-      <w:r>
-        <w:rPr>
-          <w:sz w:val="24"/>
-          <w:szCs w:val="24"/>
-        </w:rPr>
-        <w:t>.</w:t>
-      </w:r>
-    </w:p>
-    <w:p>
-      <w:pPr>
-        <w:rPr>
-          <w:sz w:val="24"/>
-          <w:szCs w:val="24"/>
-          <w:rtl/>
-        </w:rPr>
-      </w:pPr>
-      <w:r>
-        <w:rPr>
-          <w:sz w:val="24"/>
-          <w:szCs w:val="24"/>
-          <w:rtl/>
-        </w:rPr>
-        <w:t>באנגלית שפת אם יש חוקים ברורים מאוד לגבי איזו הברה מודגשת בכל מילה ואיזו הברה "נבלעת". דוברי שפות זרות</w:t>
-      </w:r>
-      <w:r>
-        <w:rPr>
-          <w:sz w:val="24"/>
-          <w:szCs w:val="24"/>
-        </w:rPr>
-        <w:t xml:space="preserve"> (</w:t>
-      </w:r>
-      <w:r>
-        <w:rPr>
-          <w:sz w:val="24"/>
-          <w:szCs w:val="24"/>
-          <w:rtl/>
-        </w:rPr>
-        <w:t>למשל צרפתית או ספרדית, שהן שפות</w:t>
-      </w:r>
-      <w:r>
-        <w:rPr>
-          <w:sz w:val="24"/>
-          <w:szCs w:val="24"/>
-        </w:rPr>
-        <w:t xml:space="preserve"> Syllable-timed </w:t>
-      </w:r>
-      <w:r>
-        <w:rPr>
-          <w:sz w:val="24"/>
-          <w:szCs w:val="24"/>
-          <w:rtl/>
-        </w:rPr>
-        <w:t>שבהן לכל הברה יש משקל שווה</w:t>
-      </w:r>
-      <w:r>
-        <w:rPr>
-          <w:sz w:val="24"/>
-          <w:szCs w:val="24"/>
-        </w:rPr>
-        <w:t xml:space="preserve">) </w:t>
-      </w:r>
-      <w:r>
-        <w:rPr>
-          <w:sz w:val="24"/>
-          <w:szCs w:val="24"/>
-          <w:rtl/>
-        </w:rPr>
-        <w:t>נוטים להדגיש את כל ההברות באותה עוצמה או להדגיש את ההברה הלא נכונה (למשל את סוף המילה במקום את ההתחלה). גרף האנרגיה חושף מיד את הבדלי ההטעמה האלו</w:t>
-      </w:r>
-      <w:r>
-        <w:rPr>
-          <w:sz w:val="24"/>
-          <w:szCs w:val="24"/>
-        </w:rPr>
-        <w:t>.</w:t>
-      </w:r>
-    </w:p>
-    <w:p>
-      <w:pPr>
-        <w:rPr>
-          <w:rFonts w:hint="cs"/>
           <w:sz w:val="24"/>
           <w:szCs w:val="24"/>
           <w:rtl/>
@@ -9894,55 +8602,7 @@
                                 <w:sz w:val="24"/>
                                 <w:szCs w:val="24"/>
                               </w:rPr>
-                              <w:t xml:space="preserve">rms = </w:t>
-                            </w:r>
-                            <w:proofErr w:type="spellStart"/>
-                            <w:r>
-                              <w:rPr>
-                                <w:sz w:val="24"/>
-                                <w:szCs w:val="24"/>
-                              </w:rPr>
-                              <w:t>librosa.feature.rms</w:t>
-                            </w:r>
-                            <w:proofErr w:type="spellEnd"/>
-                            <w:r>
-                              <w:rPr>
-                                <w:sz w:val="24"/>
-                                <w:szCs w:val="24"/>
-                              </w:rPr>
-                              <w:t xml:space="preserve">(y=y, </w:t>
-                            </w:r>
-                            <w:proofErr w:type="spellStart"/>
-                            <w:r>
-                              <w:rPr>
-                                <w:sz w:val="24"/>
-                                <w:szCs w:val="24"/>
-                              </w:rPr>
-                              <w:t>frame_length</w:t>
-                            </w:r>
-                            <w:proofErr w:type="spellEnd"/>
-                            <w:r>
-                              <w:rPr>
-                                <w:sz w:val="24"/>
-                                <w:szCs w:val="24"/>
-                              </w:rPr>
-                              <w:t xml:space="preserve">=2048, </w:t>
-                            </w:r>
-                            <w:proofErr w:type="spellStart"/>
-                            <w:r>
-                              <w:rPr>
-                                <w:sz w:val="24"/>
-                                <w:szCs w:val="24"/>
-                              </w:rPr>
-                              <w:t>hop_length</w:t>
-                            </w:r>
-                            <w:proofErr w:type="spellEnd"/>
-                            <w:r>
-                              <w:rPr>
-                                <w:sz w:val="24"/>
-                                <w:szCs w:val="24"/>
-                              </w:rPr>
-                              <w:t>=512)</w:t>
+                              <w:t>rms = librosa.feature.rms(y=y, frame_length=2048, hop_length=512)</w:t>
                             </w:r>
                           </w:p>
                           <w:p>
@@ -9952,33 +8612,11 @@
                                 <w:color w:val="A02B93" w:themeColor="accent5"/>
                               </w:rPr>
                             </w:pPr>
-                            <w:proofErr w:type="spellStart"/>
                             <w:r>
                               <w:rPr>
                                 <w:color w:val="A02B93" w:themeColor="accent5"/>
                               </w:rPr>
-                              <w:t>volume_variance</w:t>
-                            </w:r>
-                            <w:proofErr w:type="spellEnd"/>
-                            <w:r>
-                              <w:rPr>
-                                <w:color w:val="A02B93" w:themeColor="accent5"/>
-                              </w:rPr>
-                              <w:t xml:space="preserve"> = float(</w:t>
-                            </w:r>
-                            <w:proofErr w:type="spellStart"/>
-                            <w:r>
-                              <w:rPr>
-                                <w:color w:val="A02B93" w:themeColor="accent5"/>
-                              </w:rPr>
-                              <w:t>np.std</w:t>
-                            </w:r>
-                            <w:proofErr w:type="spellEnd"/>
-                            <w:r>
-                              <w:rPr>
-                                <w:color w:val="A02B93" w:themeColor="accent5"/>
-                              </w:rPr>
-                              <w:t>(rms))</w:t>
+                              <w:t>volume_variance = float(np.std(rms))</w:t>
                             </w:r>
                           </w:p>
                           <w:p>
@@ -9988,33 +8626,11 @@
                                 <w:color w:val="A02B93" w:themeColor="accent5"/>
                               </w:rPr>
                             </w:pPr>
-                            <w:proofErr w:type="spellStart"/>
                             <w:r>
                               <w:rPr>
                                 <w:color w:val="A02B93" w:themeColor="accent5"/>
                               </w:rPr>
-                              <w:t>volume_max</w:t>
-                            </w:r>
-                            <w:proofErr w:type="spellEnd"/>
-                            <w:r>
-                              <w:rPr>
-                                <w:color w:val="A02B93" w:themeColor="accent5"/>
-                              </w:rPr>
-                              <w:t xml:space="preserve"> = float(</w:t>
-                            </w:r>
-                            <w:proofErr w:type="spellStart"/>
-                            <w:r>
-                              <w:rPr>
-                                <w:color w:val="A02B93" w:themeColor="accent5"/>
-                              </w:rPr>
-                              <w:t>np.max</w:t>
-                            </w:r>
-                            <w:proofErr w:type="spellEnd"/>
-                            <w:r>
-                              <w:rPr>
-                                <w:color w:val="A02B93" w:themeColor="accent5"/>
-                              </w:rPr>
-                              <w:t>(rms))</w:t>
+                              <w:t>volume_max = float(np.max(rms))</w:t>
                             </w:r>
                           </w:p>
                           <w:p>
@@ -10024,33 +8640,11 @@
                                 <w:color w:val="A02B93" w:themeColor="accent5"/>
                               </w:rPr>
                             </w:pPr>
-                            <w:proofErr w:type="spellStart"/>
                             <w:r>
                               <w:rPr>
                                 <w:color w:val="A02B93" w:themeColor="accent5"/>
                               </w:rPr>
-                              <w:t>volume_min</w:t>
-                            </w:r>
-                            <w:proofErr w:type="spellEnd"/>
-                            <w:r>
-                              <w:rPr>
-                                <w:color w:val="A02B93" w:themeColor="accent5"/>
-                              </w:rPr>
-                              <w:t xml:space="preserve"> = float(</w:t>
-                            </w:r>
-                            <w:proofErr w:type="spellStart"/>
-                            <w:r>
-                              <w:rPr>
-                                <w:color w:val="A02B93" w:themeColor="accent5"/>
-                              </w:rPr>
-                              <w:t>np.min</w:t>
-                            </w:r>
-                            <w:proofErr w:type="spellEnd"/>
-                            <w:r>
-                              <w:rPr>
-                                <w:color w:val="A02B93" w:themeColor="accent5"/>
-                              </w:rPr>
-                              <w:t>(rms))</w:t>
+                              <w:t>volume_min = float(np.min(rms))</w:t>
                             </w:r>
                           </w:p>
                           <w:p>
@@ -10060,33 +8654,11 @@
                                 <w:color w:val="A02B93" w:themeColor="accent5"/>
                               </w:rPr>
                             </w:pPr>
-                            <w:proofErr w:type="spellStart"/>
                             <w:r>
                               <w:rPr>
                                 <w:color w:val="A02B93" w:themeColor="accent5"/>
                               </w:rPr>
-                              <w:t>average_volume</w:t>
-                            </w:r>
-                            <w:proofErr w:type="spellEnd"/>
-                            <w:r>
-                              <w:rPr>
-                                <w:color w:val="A02B93" w:themeColor="accent5"/>
-                              </w:rPr>
-                              <w:t xml:space="preserve"> = float(</w:t>
-                            </w:r>
-                            <w:proofErr w:type="spellStart"/>
-                            <w:r>
-                              <w:rPr>
-                                <w:color w:val="A02B93" w:themeColor="accent5"/>
-                              </w:rPr>
-                              <w:t>np.mean</w:t>
-                            </w:r>
-                            <w:proofErr w:type="spellEnd"/>
-                            <w:r>
-                              <w:rPr>
-                                <w:color w:val="A02B93" w:themeColor="accent5"/>
-                              </w:rPr>
-                              <w:t>(rms))</w:t>
+                              <w:t>average_volume = float(np.mean(rms))</w:t>
                             </w:r>
                           </w:p>
                         </w:txbxContent>
@@ -10412,82 +8984,17 @@
       <w:pPr>
         <w:jc w:val="both"/>
         <w:rPr>
-          <w:rFonts w:hint="cs"/>
-          <w:sz w:val="24"/>
-          <w:szCs w:val="24"/>
-          <w:rtl/>
-        </w:rPr>
-      </w:pPr>
-      <w:r>
-        <w:rPr>
-          <w:sz w:val="24"/>
-          <w:szCs w:val="24"/>
-        </w:rPr>
-        <w:t xml:space="preserve">  </w:t>
-      </w:r>
-      <w:proofErr w:type="spellStart"/>
-      <w:r>
-        <w:rPr>
-          <w:sz w:val="24"/>
-          <w:szCs w:val="24"/>
-        </w:rPr>
-        <w:t>np.std</w:t>
-      </w:r>
-      <w:proofErr w:type="spellEnd"/>
-      <w:r>
-        <w:rPr>
-          <w:sz w:val="24"/>
-          <w:szCs w:val="24"/>
-        </w:rPr>
-        <w:t xml:space="preserve">, </w:t>
-      </w:r>
-      <w:proofErr w:type="spellStart"/>
-      <w:r>
-        <w:rPr>
-          <w:sz w:val="24"/>
-          <w:szCs w:val="24"/>
-        </w:rPr>
-        <w:t>np.max</w:t>
-      </w:r>
-      <w:proofErr w:type="spellEnd"/>
-      <w:r>
-        <w:rPr>
-          <w:sz w:val="24"/>
-          <w:szCs w:val="24"/>
-        </w:rPr>
-        <w:t xml:space="preserve">, </w:t>
-      </w:r>
-      <w:proofErr w:type="spellStart"/>
-      <w:r>
-        <w:rPr>
-          <w:sz w:val="24"/>
-          <w:szCs w:val="24"/>
-        </w:rPr>
-        <w:t>np.min</w:t>
-      </w:r>
-      <w:proofErr w:type="spellEnd"/>
-      <w:r>
-        <w:rPr>
-          <w:sz w:val="24"/>
-          <w:szCs w:val="24"/>
-        </w:rPr>
-        <w:t xml:space="preserve">, </w:t>
-      </w:r>
-      <w:proofErr w:type="spellStart"/>
-      <w:r>
-        <w:rPr>
-          <w:sz w:val="24"/>
-          <w:szCs w:val="24"/>
-        </w:rPr>
-        <w:t>np.mean</w:t>
-      </w:r>
-      <w:proofErr w:type="spellEnd"/>
-      <w:r>
-        <w:rPr>
-          <w:sz w:val="24"/>
-          <w:szCs w:val="24"/>
-        </w:rPr>
-        <w:t xml:space="preserve">: </w:t>
+          <w:sz w:val="24"/>
+          <w:szCs w:val="24"/>
+          <w:rtl/>
+        </w:rPr>
+      </w:pPr>
+      <w:r>
+        <w:rPr>
+          <w:sz w:val="24"/>
+          <w:szCs w:val="24"/>
+        </w:rPr>
+        <w:t xml:space="preserve">  np.std, np.max, np.min, np.mean: </w:t>
       </w:r>
       <w:r>
         <w:rPr>
@@ -10618,23 +9125,7 @@
           <w:sz w:val="24"/>
           <w:szCs w:val="24"/>
         </w:rPr>
-        <w:t xml:space="preserve"> (</w:t>
-      </w:r>
-      <w:proofErr w:type="spellStart"/>
-      <w:r>
-        <w:rPr>
-          <w:sz w:val="24"/>
-          <w:szCs w:val="24"/>
-        </w:rPr>
-        <w:t>volume_max</w:t>
-      </w:r>
-      <w:proofErr w:type="spellEnd"/>
-      <w:r>
-        <w:rPr>
-          <w:sz w:val="24"/>
-          <w:szCs w:val="24"/>
-        </w:rPr>
-        <w:t xml:space="preserve">) </w:t>
+        <w:t xml:space="preserve"> (volume_max) </w:t>
       </w:r>
       <w:r>
         <w:rPr>
@@ -10649,23 +9140,7 @@
           <w:sz w:val="24"/>
           <w:szCs w:val="24"/>
         </w:rPr>
-        <w:t xml:space="preserve"> (</w:t>
-      </w:r>
-      <w:proofErr w:type="spellStart"/>
-      <w:r>
-        <w:rPr>
-          <w:sz w:val="24"/>
-          <w:szCs w:val="24"/>
-        </w:rPr>
-        <w:t>volume_variance</w:t>
-      </w:r>
-      <w:proofErr w:type="spellEnd"/>
-      <w:r>
-        <w:rPr>
-          <w:sz w:val="24"/>
-          <w:szCs w:val="24"/>
-        </w:rPr>
-        <w:t>).</w:t>
+        <w:t xml:space="preserve"> (volume_variance).</w:t>
       </w:r>
     </w:p>
     <w:p>
@@ -10708,17 +9183,106 @@
           <w:sz w:val="24"/>
           <w:szCs w:val="24"/>
         </w:rPr>
-        <w:t>-</w:t>
-      </w:r>
-      <w:proofErr w:type="spellStart"/>
-      <w:r>
-        <w:rPr>
-          <w:sz w:val="24"/>
-          <w:szCs w:val="24"/>
-        </w:rPr>
-        <w:t>volume_variance</w:t>
-      </w:r>
-      <w:proofErr w:type="spellEnd"/>
+        <w:t xml:space="preserve">-volume_variance </w:t>
+      </w:r>
+      <w:r>
+        <w:rPr>
+          <w:sz w:val="24"/>
+          <w:szCs w:val="24"/>
+          <w:rtl/>
+        </w:rPr>
+        <w:t>(סטיית התקן) שלהם תהיה נמוכה ושטוחה מאוד</w:t>
+      </w:r>
+      <w:r>
+        <w:rPr>
+          <w:sz w:val="24"/>
+          <w:szCs w:val="24"/>
+        </w:rPr>
+        <w:t>.</w:t>
+      </w:r>
+    </w:p>
+    <w:p>
+      <w:pPr>
+        <w:jc w:val="both"/>
+        <w:rPr>
+          <w:sz w:val="24"/>
+          <w:szCs w:val="24"/>
+          <w:rtl/>
+        </w:rPr>
+      </w:pPr>
+      <w:r>
+        <w:rPr>
+          <w:sz w:val="24"/>
+          <w:szCs w:val="24"/>
+          <w:rtl/>
+        </w:rPr>
+        <w:t>מדדים אלו נועדו לאפשר למודל ה</w:t>
+      </w:r>
+      <w:r>
+        <w:rPr>
+          <w:sz w:val="24"/>
+          <w:szCs w:val="24"/>
+        </w:rPr>
+        <w:t xml:space="preserve">-SVM </w:t>
+      </w:r>
+      <w:r>
+        <w:rPr>
+          <w:sz w:val="24"/>
+          <w:szCs w:val="24"/>
+          <w:rtl/>
+        </w:rPr>
+        <w:t>או ה</w:t>
+      </w:r>
+      <w:r>
+        <w:rPr>
+          <w:sz w:val="24"/>
+          <w:szCs w:val="24"/>
+        </w:rPr>
+        <w:t xml:space="preserve">-Random Forest </w:t>
+      </w:r>
+      <w:r>
+        <w:rPr>
+          <w:sz w:val="24"/>
+          <w:szCs w:val="24"/>
+          <w:rtl/>
+        </w:rPr>
+        <w:t>לקרוא את ארבעת המספרים האלו ולהבין מיד את הסטייה במקצב והטעם של השפה המדוברת</w:t>
+      </w:r>
+      <w:r>
+        <w:rPr>
+          <w:sz w:val="24"/>
+          <w:szCs w:val="24"/>
+        </w:rPr>
+        <w:t>.</w:t>
+      </w:r>
+    </w:p>
+    <w:p>
+      <w:pPr>
+        <w:rPr>
+          <w:sz w:val="24"/>
+          <w:szCs w:val="24"/>
+          <w:rtl/>
+        </w:rPr>
+      </w:pPr>
+      <w:r>
+        <w:rPr>
+          <w:b/>
+          <w:bCs/>
+          <w:sz w:val="24"/>
+          <w:szCs w:val="24"/>
+          <w:rtl/>
+        </w:rPr>
+        <w:t>המלצה</w:t>
+      </w:r>
+      <w:r>
+        <w:rPr>
+          <w:b/>
+          <w:bCs/>
+          <w:sz w:val="24"/>
+          <w:szCs w:val="24"/>
+        </w:rPr>
+        <w:t>:</w:t>
+      </w:r>
       <w:r>
         <w:rPr>
           <w:sz w:val="24"/>
@@ -10732,62 +9296,151 @@
           <w:szCs w:val="24"/>
           <w:rtl/>
         </w:rPr>
-        <w:t>(סטיית התקן) שלהם תהיה נמוכה ושטוחה מאוד</w:t>
-      </w:r>
-      <w:r>
-        <w:rPr>
-          <w:sz w:val="24"/>
-          <w:szCs w:val="24"/>
+        <w:t>בדיוק כמו ב</w:t>
+      </w:r>
+      <w:r>
+        <w:rPr>
+          <w:sz w:val="24"/>
+          <w:szCs w:val="24"/>
+        </w:rPr>
+        <w:t xml:space="preserve">F0 </w:t>
+      </w:r>
+      <w:r>
+        <w:rPr>
+          <w:rFonts w:hint="cs"/>
+          <w:sz w:val="24"/>
+          <w:szCs w:val="24"/>
+          <w:rtl/>
+        </w:rPr>
+        <w:t xml:space="preserve"> </w:t>
+      </w:r>
+      <w:r>
+        <w:rPr>
+          <w:sz w:val="24"/>
+          <w:szCs w:val="24"/>
+          <w:rtl/>
+        </w:rPr>
+        <w:t>הפונקציה מחזירה ערך לכל פריים. כדי להזין את זה למודל קלאסי כפי שמתואר במאמר השלישי, חלץ מתוך מערך ה</w:t>
+      </w:r>
+      <w:r>
+        <w:rPr>
+          <w:sz w:val="24"/>
+          <w:szCs w:val="24"/>
+        </w:rPr>
+        <w:t xml:space="preserve">-rms </w:t>
+      </w:r>
+      <w:r>
+        <w:rPr>
+          <w:sz w:val="24"/>
+          <w:szCs w:val="24"/>
+          <w:rtl/>
+        </w:rPr>
+        <w:t>את ה</w:t>
+      </w:r>
+      <w:r>
+        <w:rPr>
+          <w:sz w:val="24"/>
+          <w:szCs w:val="24"/>
+        </w:rPr>
+        <w:t xml:space="preserve">-np.mean(rms) </w:t>
+      </w:r>
+      <w:r>
+        <w:rPr>
+          <w:sz w:val="24"/>
+          <w:szCs w:val="24"/>
+          <w:rtl/>
+        </w:rPr>
+        <w:t>(עוצמה ממוצעת כללית) ואת ה</w:t>
+      </w:r>
+      <w:r>
+        <w:rPr>
+          <w:sz w:val="24"/>
+          <w:szCs w:val="24"/>
+        </w:rPr>
+        <w:t xml:space="preserve">-np.std(rms) </w:t>
+      </w:r>
+      <w:r>
+        <w:rPr>
+          <w:sz w:val="24"/>
+          <w:szCs w:val="24"/>
+          <w:rtl/>
+        </w:rPr>
+        <w:t>מדד שמראה כמה הדובר עושה הבדלים חדים בין הברות חזקות לחלשות</w:t>
+      </w:r>
+      <w:r>
+        <w:rPr>
+          <w:rFonts w:hint="cs"/>
+          <w:sz w:val="24"/>
+          <w:szCs w:val="24"/>
+          <w:rtl/>
         </w:rPr>
         <w:t>.</w:t>
       </w:r>
     </w:p>
     <w:p>
       <w:pPr>
-        <w:jc w:val="both"/>
-        <w:rPr>
-          <w:sz w:val="24"/>
-          <w:szCs w:val="24"/>
-          <w:rtl/>
-        </w:rPr>
-      </w:pPr>
-      <w:r>
-        <w:rPr>
-          <w:sz w:val="24"/>
-          <w:szCs w:val="24"/>
-          <w:rtl/>
-        </w:rPr>
-        <w:t>מדדים אלו נועדו לאפשר למודל ה</w:t>
-      </w:r>
-      <w:r>
-        <w:rPr>
-          <w:sz w:val="24"/>
-          <w:szCs w:val="24"/>
-        </w:rPr>
-        <w:t xml:space="preserve">-SVM </w:t>
-      </w:r>
-      <w:r>
-        <w:rPr>
-          <w:sz w:val="24"/>
-          <w:szCs w:val="24"/>
-          <w:rtl/>
-        </w:rPr>
-        <w:t>או ה</w:t>
-      </w:r>
-      <w:r>
-        <w:rPr>
-          <w:sz w:val="24"/>
-          <w:szCs w:val="24"/>
-        </w:rPr>
-        <w:t xml:space="preserve">-Random Forest </w:t>
-      </w:r>
-      <w:r>
-        <w:rPr>
-          <w:sz w:val="24"/>
-          <w:szCs w:val="24"/>
-          <w:rtl/>
-        </w:rPr>
-        <w:t>לקרוא את ארבעת המספרים האלו ולהבין מיד את הסטייה במקצב והטעם של השפה המדוברת</w:t>
+        <w:rPr>
+          <w:b/>
+          <w:bCs/>
+          <w:sz w:val="24"/>
+          <w:szCs w:val="24"/>
+        </w:rPr>
+      </w:pPr>
+      <w:r>
+        <w:rPr>
+          <w:rFonts w:hint="cs"/>
+          <w:b/>
+          <w:bCs/>
+          <w:sz w:val="24"/>
+          <w:szCs w:val="24"/>
+          <w:rtl/>
+        </w:rPr>
+        <w:t xml:space="preserve">8. </w:t>
+      </w:r>
+      <w:r>
+        <w:rPr>
+          <w:b/>
+          <w:bCs/>
+          <w:sz w:val="24"/>
+          <w:szCs w:val="24"/>
+          <w:rtl/>
+        </w:rPr>
+        <w:t>כרומגרמה</w:t>
+      </w:r>
+      <w:r>
+        <w:rPr>
+          <w:b/>
+          <w:bCs/>
+          <w:sz w:val="24"/>
+          <w:szCs w:val="24"/>
+        </w:rPr>
+        <w:t xml:space="preserve"> (Chromagram)</w:t>
+      </w:r>
+      <w:r>
+        <w:rPr>
+          <w:b/>
+          <w:bCs/>
+          <w:sz w:val="24"/>
+          <w:szCs w:val="24"/>
+        </w:rPr>
+        <w:t xml:space="preserve"> </w:t>
+      </w:r>
+    </w:p>
+    <w:p>
+      <w:pPr>
+        <w:rPr>
+          <w:sz w:val="24"/>
+          <w:szCs w:val="24"/>
+          <w:rtl/>
+        </w:rPr>
+      </w:pPr>
+      <w:r>
+        <w:rPr>
+          <w:sz w:val="24"/>
+          <w:szCs w:val="24"/>
+          <w:rtl/>
+        </w:rPr>
+        <w:t>הוזכר במאמר הראשון כוקטור בן 12 ממדים המייצג את האנרגיה של גוני הצליל המוזיקליים</w:t>
       </w:r>
       <w:r>
         <w:rPr>
@@ -10800,253 +9453,6 @@
     <w:p>
       <w:pPr>
         <w:rPr>
-          <w:sz w:val="24"/>
-          <w:szCs w:val="24"/>
-          <w:rtl/>
-        </w:rPr>
-      </w:pPr>
-      <w:r>
-        <w:rPr>
-          <w:b/>
-          <w:bCs/>
-          <w:sz w:val="24"/>
-          <w:szCs w:val="24"/>
-          <w:rtl/>
-        </w:rPr>
-        <w:t>המלצה</w:t>
-      </w:r>
-      <w:r>
-        <w:rPr>
-          <w:b/>
-          <w:bCs/>
-          <w:sz w:val="24"/>
-          <w:szCs w:val="24"/>
-        </w:rPr>
-        <w:t>:</w:t>
-      </w:r>
-      <w:r>
-        <w:rPr>
-          <w:sz w:val="24"/>
-          <w:szCs w:val="24"/>
-        </w:rPr>
-        <w:t xml:space="preserve"> </w:t>
-      </w:r>
-      <w:r>
-        <w:rPr>
-          <w:sz w:val="24"/>
-          <w:szCs w:val="24"/>
-          <w:rtl/>
-        </w:rPr>
-        <w:t>בדיוק כמו ב</w:t>
-      </w:r>
-      <w:r>
-        <w:rPr>
-          <w:sz w:val="24"/>
-          <w:szCs w:val="24"/>
-        </w:rPr>
-        <w:t xml:space="preserve">F0 </w:t>
-      </w:r>
-      <w:r>
-        <w:rPr>
-          <w:rFonts w:hint="cs"/>
-          <w:sz w:val="24"/>
-          <w:szCs w:val="24"/>
-          <w:rtl/>
-        </w:rPr>
-        <w:t xml:space="preserve"> </w:t>
-      </w:r>
-      <w:r>
-        <w:rPr>
-          <w:sz w:val="24"/>
-          <w:szCs w:val="24"/>
-          <w:rtl/>
-        </w:rPr>
-        <w:t>הפונקציה מחזירה ערך לכל פריים. כדי להזין את זה למודל קלאסי כפי שמתואר במאמר השלישי, חלץ מתוך מערך ה</w:t>
-      </w:r>
-      <w:r>
-        <w:rPr>
-          <w:sz w:val="24"/>
-          <w:szCs w:val="24"/>
-        </w:rPr>
-        <w:t xml:space="preserve">-rms </w:t>
-      </w:r>
-      <w:r>
-        <w:rPr>
-          <w:sz w:val="24"/>
-          <w:szCs w:val="24"/>
-          <w:rtl/>
-        </w:rPr>
-        <w:t>את ה</w:t>
-      </w:r>
-      <w:r>
-        <w:rPr>
-          <w:sz w:val="24"/>
-          <w:szCs w:val="24"/>
-        </w:rPr>
-        <w:t>-</w:t>
-      </w:r>
-      <w:proofErr w:type="spellStart"/>
-      <w:r>
-        <w:rPr>
-          <w:sz w:val="24"/>
-          <w:szCs w:val="24"/>
-        </w:rPr>
-        <w:t>np.mean</w:t>
-      </w:r>
-      <w:proofErr w:type="spellEnd"/>
-      <w:r>
-        <w:rPr>
-          <w:sz w:val="24"/>
-          <w:szCs w:val="24"/>
-        </w:rPr>
-        <w:t xml:space="preserve">(rms) </w:t>
-      </w:r>
-      <w:r>
-        <w:rPr>
-          <w:sz w:val="24"/>
-          <w:szCs w:val="24"/>
-          <w:rtl/>
-        </w:rPr>
-        <w:t>(עוצמה ממוצעת כללית) ואת ה</w:t>
-      </w:r>
-      <w:r>
-        <w:rPr>
-          <w:sz w:val="24"/>
-          <w:szCs w:val="24"/>
-        </w:rPr>
-        <w:t>-</w:t>
-      </w:r>
-      <w:proofErr w:type="spellStart"/>
-      <w:r>
-        <w:rPr>
-          <w:sz w:val="24"/>
-          <w:szCs w:val="24"/>
-        </w:rPr>
-        <w:t>np.std</w:t>
-      </w:r>
-      <w:proofErr w:type="spellEnd"/>
-      <w:r>
-        <w:rPr>
-          <w:sz w:val="24"/>
-          <w:szCs w:val="24"/>
-        </w:rPr>
-        <w:t xml:space="preserve">(rms) </w:t>
-      </w:r>
-      <w:r>
-        <w:rPr>
-          <w:sz w:val="24"/>
-          <w:szCs w:val="24"/>
-          <w:rtl/>
-        </w:rPr>
-        <w:t>מדד שמראה כמה הדובר עושה הבדלים חדים בין הברות חזקות לחלשות</w:t>
-      </w:r>
-      <w:r>
-        <w:rPr>
-          <w:rFonts w:hint="cs"/>
-          <w:sz w:val="24"/>
-          <w:szCs w:val="24"/>
-          <w:rtl/>
-        </w:rPr>
-        <w:t>.</w:t>
-      </w:r>
-    </w:p>
-    <w:p>
-      <w:pPr>
-        <w:rPr>
-          <w:b/>
-          <w:bCs/>
-          <w:sz w:val="24"/>
-          <w:szCs w:val="24"/>
-        </w:rPr>
-      </w:pPr>
-      <w:r>
-        <w:rPr>
-          <w:rFonts w:hint="cs"/>
-          <w:b/>
-          <w:bCs/>
-          <w:sz w:val="24"/>
-          <w:szCs w:val="24"/>
-          <w:rtl/>
-        </w:rPr>
-        <w:t xml:space="preserve">8. </w:t>
-      </w:r>
-      <w:r>
-        <w:rPr>
-          <w:b/>
-          <w:bCs/>
-          <w:sz w:val="24"/>
-          <w:szCs w:val="24"/>
-          <w:rtl/>
-        </w:rPr>
-        <w:t>כרומגרמה</w:t>
-      </w:r>
-      <w:r>
-        <w:rPr>
-          <w:b/>
-          <w:bCs/>
-          <w:sz w:val="24"/>
-          <w:szCs w:val="24"/>
-        </w:rPr>
-        <w:t xml:space="preserve"> (</w:t>
-      </w:r>
-      <w:proofErr w:type="spellStart"/>
-      <w:r>
-        <w:rPr>
-          <w:b/>
-          <w:bCs/>
-          <w:sz w:val="24"/>
-          <w:szCs w:val="24"/>
-        </w:rPr>
-        <w:t>Chromagram</w:t>
-      </w:r>
-      <w:proofErr w:type="spellEnd"/>
-      <w:r>
-        <w:rPr>
-          <w:b/>
-          <w:bCs/>
-          <w:sz w:val="24"/>
-          <w:szCs w:val="24"/>
-        </w:rPr>
-        <w:t>)</w:t>
-      </w:r>
-      <w:r>
-        <w:rPr>
-          <w:b/>
-          <w:bCs/>
-          <w:sz w:val="24"/>
-          <w:szCs w:val="24"/>
-        </w:rPr>
-        <w:t xml:space="preserve"> </w:t>
-      </w:r>
-    </w:p>
-    <w:p>
-      <w:pPr>
-        <w:rPr>
-          <w:sz w:val="24"/>
-          <w:szCs w:val="24"/>
-          <w:rtl/>
-        </w:rPr>
-      </w:pPr>
-      <w:r>
-        <w:rPr>
-          <w:sz w:val="24"/>
-          <w:szCs w:val="24"/>
-          <w:rtl/>
-        </w:rPr>
-        <w:t>הוזכר במאמר הראשון כוקטור בן 12 ממדים המייצג את האנרגיה של גוני הצליל המוזיקליים</w:t>
-      </w:r>
-      <w:r>
-        <w:rPr>
-          <w:sz w:val="24"/>
-          <w:szCs w:val="24"/>
-        </w:rPr>
-        <w:t>.</w:t>
-      </w:r>
-    </w:p>
-    <w:p>
-      <w:pPr>
-        <w:rPr>
-          <w:rFonts w:hint="cs"/>
           <w:sz w:val="24"/>
           <w:szCs w:val="24"/>
         </w:rPr>
@@ -11110,87 +9516,7 @@
                                 <w:sz w:val="24"/>
                                 <w:szCs w:val="24"/>
                               </w:rPr>
-                              <w:t xml:space="preserve">chroma = </w:t>
-                            </w:r>
-                            <w:proofErr w:type="spellStart"/>
-                            <w:r>
-                              <w:rPr>
-                                <w:sz w:val="24"/>
-                                <w:szCs w:val="24"/>
-                              </w:rPr>
-                              <w:t>librosa.feature.chroma_stft</w:t>
-                            </w:r>
-                            <w:proofErr w:type="spellEnd"/>
-                            <w:r>
-                              <w:rPr>
-                                <w:sz w:val="24"/>
-                                <w:szCs w:val="24"/>
-                              </w:rPr>
-                              <w:t xml:space="preserve">(y=y, </w:t>
-                            </w:r>
-                            <w:proofErr w:type="spellStart"/>
-                            <w:r>
-                              <w:rPr>
-                                <w:sz w:val="24"/>
-                                <w:szCs w:val="24"/>
-                              </w:rPr>
-                              <w:t>sr</w:t>
-                            </w:r>
-                            <w:proofErr w:type="spellEnd"/>
-                            <w:r>
-                              <w:rPr>
-                                <w:sz w:val="24"/>
-                                <w:szCs w:val="24"/>
-                              </w:rPr>
-                              <w:t>=</w:t>
-                            </w:r>
-                            <w:proofErr w:type="spellStart"/>
-                            <w:r>
-                              <w:rPr>
-                                <w:sz w:val="24"/>
-                                <w:szCs w:val="24"/>
-                              </w:rPr>
-                              <w:t>sr</w:t>
-                            </w:r>
-                            <w:proofErr w:type="spellEnd"/>
-                            <w:r>
-                              <w:rPr>
-                                <w:sz w:val="24"/>
-                                <w:szCs w:val="24"/>
-                              </w:rPr>
-                              <w:t xml:space="preserve">, </w:t>
-                            </w:r>
-                            <w:proofErr w:type="spellStart"/>
-                            <w:r>
-                              <w:rPr>
-                                <w:sz w:val="24"/>
-                                <w:szCs w:val="24"/>
-                              </w:rPr>
-                              <w:t>n_fft</w:t>
-                            </w:r>
-                            <w:proofErr w:type="spellEnd"/>
-                            <w:r>
-                              <w:rPr>
-                                <w:sz w:val="24"/>
-                                <w:szCs w:val="24"/>
-                              </w:rPr>
-                              <w:t xml:space="preserve">=2048, </w:t>
-                            </w:r>
-                            <w:proofErr w:type="spellStart"/>
-                            <w:r>
-                              <w:rPr>
-                                <w:sz w:val="24"/>
-                                <w:szCs w:val="24"/>
-                              </w:rPr>
-                              <w:t>hop_length</w:t>
-                            </w:r>
-                            <w:proofErr w:type="spellEnd"/>
-                            <w:r>
-                              <w:rPr>
-                                <w:sz w:val="24"/>
-                                <w:szCs w:val="24"/>
-                              </w:rPr>
-                              <w:t>=512)</w:t>
+                              <w:t>chroma = librosa.feature.chroma_stft(y=y, sr=sr, n_fft=2048, hop_length=512)</w:t>
                             </w:r>
                           </w:p>
                         </w:txbxContent>
@@ -11686,7 +10012,6 @@
                             <w:pPr>
                               <w:jc w:val="right"/>
                               <w:rPr>
-                                <w:rFonts w:hint="cs"/>
                                 <w:sz w:val="24"/>
                                 <w:szCs w:val="24"/>
                                 <w:rtl/>
@@ -11697,84 +10022,19 @@
                             <w:pPr>
                               <w:jc w:val="right"/>
                               <w:rPr>
-                                <w:rFonts w:hint="cs"/>
                                 <w:color w:val="A02B93" w:themeColor="accent5"/>
                                 <w:sz w:val="24"/>
                                 <w:szCs w:val="24"/>
                                 <w:rtl/>
                               </w:rPr>
                             </w:pPr>
-                            <w:proofErr w:type="spellStart"/>
                             <w:r>
                               <w:rPr>
                                 <w:color w:val="A02B93" w:themeColor="accent5"/>
                                 <w:sz w:val="24"/>
                                 <w:szCs w:val="24"/>
                               </w:rPr>
-                              <w:t>total_duration</w:t>
-                            </w:r>
-                            <w:proofErr w:type="spellEnd"/>
-                            <w:r>
-                              <w:rPr>
-                                <w:color w:val="A02B93" w:themeColor="accent5"/>
-                                <w:sz w:val="24"/>
-                                <w:szCs w:val="24"/>
-                              </w:rPr>
-                              <w:t xml:space="preserve"> = </w:t>
-                            </w:r>
-                            <w:proofErr w:type="spellStart"/>
-                            <w:r>
-                              <w:rPr>
-                                <w:color w:val="A02B93" w:themeColor="accent5"/>
-                                <w:sz w:val="24"/>
-                                <w:szCs w:val="24"/>
-                              </w:rPr>
-                              <w:t>librosa.get_duration</w:t>
-                            </w:r>
-                            <w:proofErr w:type="spellEnd"/>
-                            <w:r>
-                              <w:rPr>
-                                <w:color w:val="A02B93" w:themeColor="accent5"/>
-                                <w:sz w:val="24"/>
-                                <w:szCs w:val="24"/>
-                              </w:rPr>
-                              <w:t xml:space="preserve">(y=y, </w:t>
-                            </w:r>
-                            <w:proofErr w:type="spellStart"/>
-                            <w:r>
-                              <w:rPr>
-                                <w:color w:val="A02B93" w:themeColor="accent5"/>
-                                <w:sz w:val="24"/>
-                                <w:szCs w:val="24"/>
-                              </w:rPr>
-                              <w:t>sr</w:t>
-                            </w:r>
-                            <w:proofErr w:type="spellEnd"/>
-                            <w:r>
-                              <w:rPr>
-                                <w:color w:val="A02B93" w:themeColor="accent5"/>
-                                <w:sz w:val="24"/>
-                                <w:szCs w:val="24"/>
-                              </w:rPr>
-                              <w:t>=</w:t>
-                            </w:r>
-                            <w:proofErr w:type="spellStart"/>
-                            <w:r>
-                              <w:rPr>
-                                <w:color w:val="A02B93" w:themeColor="accent5"/>
-                                <w:sz w:val="24"/>
-                                <w:szCs w:val="24"/>
-                              </w:rPr>
-                              <w:t>sr</w:t>
-                            </w:r>
-                            <w:proofErr w:type="spellEnd"/>
-                            <w:r>
-                              <w:rPr>
-                                <w:color w:val="A02B93" w:themeColor="accent5"/>
-                                <w:sz w:val="24"/>
-                                <w:szCs w:val="24"/>
-                              </w:rPr>
-                              <w:t>)</w:t>
+                              <w:t>total_duration = librosa.get_duration(y=y, sr=sr)</w:t>
                             </w:r>
                           </w:p>
                           <w:p>
@@ -11786,41 +10046,13 @@
                                 <w:szCs w:val="24"/>
                               </w:rPr>
                             </w:pPr>
-                            <w:proofErr w:type="spellStart"/>
                             <w:r>
                               <w:rPr>
                                 <w:color w:val="A02B93" w:themeColor="accent5"/>
                                 <w:sz w:val="24"/>
                                 <w:szCs w:val="24"/>
                               </w:rPr>
-                              <w:t>voiced_frames</w:t>
-                            </w:r>
-                            <w:proofErr w:type="spellEnd"/>
-                            <w:r>
-                              <w:rPr>
-                                <w:color w:val="A02B93" w:themeColor="accent5"/>
-                                <w:sz w:val="24"/>
-                                <w:szCs w:val="24"/>
-                              </w:rPr>
-                              <w:t xml:space="preserve"> = f0[~</w:t>
-                            </w:r>
-                            <w:proofErr w:type="spellStart"/>
-                            <w:r>
-                              <w:rPr>
-                                <w:color w:val="A02B93" w:themeColor="accent5"/>
-                                <w:sz w:val="24"/>
-                                <w:szCs w:val="24"/>
-                              </w:rPr>
-                              <w:t>np.isnan</w:t>
-                            </w:r>
-                            <w:proofErr w:type="spellEnd"/>
-                            <w:r>
-                              <w:rPr>
-                                <w:color w:val="A02B93" w:themeColor="accent5"/>
-                                <w:sz w:val="24"/>
-                                <w:szCs w:val="24"/>
-                              </w:rPr>
-                              <w:t>(f0) &amp; (f0 &gt; 0)]</w:t>
+                              <w:t>voiced_frames = f0[~np.isnan(f0) &amp; (f0 &gt; 0)]</w:t>
                             </w:r>
                           </w:p>
                           <w:p>
@@ -11832,95 +10064,13 @@
                                 <w:szCs w:val="24"/>
                               </w:rPr>
                             </w:pPr>
-                            <w:proofErr w:type="spellStart"/>
                             <w:r>
                               <w:rPr>
                                 <w:color w:val="A02B93" w:themeColor="accent5"/>
                                 <w:sz w:val="24"/>
                                 <w:szCs w:val="24"/>
                               </w:rPr>
-                              <w:t>phonation_time</w:t>
-                            </w:r>
-                            <w:proofErr w:type="spellEnd"/>
-                            <w:r>
-                              <w:rPr>
-                                <w:color w:val="A02B93" w:themeColor="accent5"/>
-                                <w:sz w:val="24"/>
-                                <w:szCs w:val="24"/>
-                              </w:rPr>
-                              <w:t xml:space="preserve"> = </w:t>
-                            </w:r>
-                            <w:proofErr w:type="spellStart"/>
-                            <w:r>
-                              <w:rPr>
-                                <w:color w:val="A02B93" w:themeColor="accent5"/>
-                                <w:sz w:val="24"/>
-                                <w:szCs w:val="24"/>
-                              </w:rPr>
-                              <w:t>len</w:t>
-                            </w:r>
-                            <w:proofErr w:type="spellEnd"/>
-                            <w:r>
-                              <w:rPr>
-                                <w:color w:val="A02B93" w:themeColor="accent5"/>
-                                <w:sz w:val="24"/>
-                                <w:szCs w:val="24"/>
-                              </w:rPr>
-                              <w:t>(</w:t>
-                            </w:r>
-                            <w:proofErr w:type="spellStart"/>
-                            <w:r>
-                              <w:rPr>
-                                <w:color w:val="A02B93" w:themeColor="accent5"/>
-                                <w:sz w:val="24"/>
-                                <w:szCs w:val="24"/>
-                              </w:rPr>
-                              <w:t>voiced_frames</w:t>
-                            </w:r>
-                            <w:proofErr w:type="spellEnd"/>
-                            <w:r>
-                              <w:rPr>
-                                <w:color w:val="A02B93" w:themeColor="accent5"/>
-                                <w:sz w:val="24"/>
-                                <w:szCs w:val="24"/>
-                              </w:rPr>
-                              <w:t>) * (</w:t>
-                            </w:r>
-                            <w:proofErr w:type="spellStart"/>
-                            <w:r>
-                              <w:rPr>
-                                <w:color w:val="A02B93" w:themeColor="accent5"/>
-                                <w:sz w:val="24"/>
-                                <w:szCs w:val="24"/>
-                              </w:rPr>
-                              <w:t>hop_length</w:t>
-                            </w:r>
-                            <w:proofErr w:type="spellEnd"/>
-                            <w:r>
-                              <w:rPr>
-                                <w:color w:val="A02B93" w:themeColor="accent5"/>
-                                <w:sz w:val="24"/>
-                                <w:szCs w:val="24"/>
-                              </w:rPr>
-                              <w:t xml:space="preserve"> / </w:t>
-                            </w:r>
-                            <w:proofErr w:type="spellStart"/>
-                            <w:r>
-                              <w:rPr>
-                                <w:color w:val="A02B93" w:themeColor="accent5"/>
-                                <w:sz w:val="24"/>
-                                <w:szCs w:val="24"/>
-                              </w:rPr>
-                              <w:t>sr</w:t>
-                            </w:r>
-                            <w:proofErr w:type="spellEnd"/>
-                            <w:r>
-                              <w:rPr>
-                                <w:color w:val="A02B93" w:themeColor="accent5"/>
-                                <w:sz w:val="24"/>
-                                <w:szCs w:val="24"/>
-                              </w:rPr>
-                              <w:t>)</w:t>
+                              <w:t>phonation_time = len(voiced_frames) * (hop_length / sr)</w:t>
                             </w:r>
                           </w:p>
                           <w:p>
@@ -11930,52 +10080,14 @@
                                 <w:color w:val="A02B93" w:themeColor="accent5"/>
                               </w:rPr>
                             </w:pPr>
-                            <w:proofErr w:type="spellStart"/>
                             <w:r>
                               <w:rPr>
                                 <w:color w:val="A02B93" w:themeColor="accent5"/>
                                 <w:sz w:val="24"/>
                                 <w:szCs w:val="24"/>
                               </w:rPr>
-                              <w:t>phonation_ratio</w:t>
+                              <w:t>phonation_ratio = phonation_time / total_duration</w:t>
                             </w:r>
-                            <w:proofErr w:type="spellEnd"/>
-                            <w:r>
-                              <w:rPr>
-                                <w:color w:val="A02B93" w:themeColor="accent5"/>
-                                <w:sz w:val="24"/>
-                                <w:szCs w:val="24"/>
-                              </w:rPr>
-                              <w:t xml:space="preserve"> = </w:t>
-                            </w:r>
-                            <w:proofErr w:type="spellStart"/>
-                            <w:r>
-                              <w:rPr>
-                                <w:color w:val="A02B93" w:themeColor="accent5"/>
-                                <w:sz w:val="24"/>
-                                <w:szCs w:val="24"/>
-                              </w:rPr>
-                              <w:t>phonation_time</w:t>
-                            </w:r>
-                            <w:proofErr w:type="spellEnd"/>
-                            <w:r>
-                              <w:rPr>
-                                <w:color w:val="A02B93" w:themeColor="accent5"/>
-                                <w:sz w:val="24"/>
-                                <w:szCs w:val="24"/>
-                              </w:rPr>
-                              <w:t xml:space="preserve"> / </w:t>
-                            </w:r>
-                            <w:proofErr w:type="spellStart"/>
-                            <w:r>
-                              <w:rPr>
-                                <w:color w:val="A02B93" w:themeColor="accent5"/>
-                                <w:sz w:val="24"/>
-                                <w:szCs w:val="24"/>
-                              </w:rPr>
-                              <w:t>total_duration</w:t>
-                            </w:r>
-                            <w:proofErr w:type="spellEnd"/>
                           </w:p>
                         </w:txbxContent>
                       </wps:txbx>
@@ -12358,25 +10470,14 @@
           <w:szCs w:val="24"/>
         </w:rPr>
       </w:pPr>
-      <w:proofErr w:type="spellStart"/>
-      <w:r>
-        <w:rPr>
-          <w:b/>
-          <w:bCs/>
-          <w:sz w:val="24"/>
-          <w:szCs w:val="24"/>
-        </w:rPr>
-        <w:t>total_duration</w:t>
-      </w:r>
-      <w:proofErr w:type="spellEnd"/>
-      <w:r>
-        <w:rPr>
-          <w:b/>
-          <w:bCs/>
-          <w:sz w:val="24"/>
-          <w:szCs w:val="24"/>
-        </w:rPr>
-        <w:t>:</w:t>
+      <w:r>
+        <w:rPr>
+          <w:b/>
+          <w:bCs/>
+          <w:sz w:val="24"/>
+          <w:szCs w:val="24"/>
+        </w:rPr>
+        <w:t>total_duration:</w:t>
       </w:r>
       <w:r>
         <w:rPr>
@@ -12421,7 +10522,6 @@
           <w:szCs w:val="24"/>
         </w:rPr>
       </w:pPr>
-      <w:proofErr w:type="spellStart"/>
       <w:r>
         <w:rPr>
           <w:b/>
@@ -12431,7 +10531,6 @@
         </w:rPr>
         <w:t>voiced_frames</w:t>
       </w:r>
-      <w:proofErr w:type="spellEnd"/>
       <w:r>
         <w:rPr>
           <w:sz w:val="24"/>
@@ -12491,23 +10590,7 @@
           <w:sz w:val="24"/>
           <w:szCs w:val="24"/>
         </w:rPr>
-        <w:t xml:space="preserve"> </w:t>
-      </w:r>
-      <w:proofErr w:type="spellStart"/>
-      <w:r>
-        <w:rPr>
-          <w:sz w:val="24"/>
-          <w:szCs w:val="24"/>
-        </w:rPr>
-        <w:t>NaN</w:t>
-      </w:r>
-      <w:proofErr w:type="spellEnd"/>
-      <w:r>
-        <w:rPr>
-          <w:sz w:val="24"/>
-          <w:szCs w:val="24"/>
-        </w:rPr>
-        <w:t xml:space="preserve"> </w:t>
+        <w:t xml:space="preserve"> NaN </w:t>
       </w:r>
       <w:r>
         <w:rPr>
@@ -12536,68 +10619,82 @@
           <w:szCs w:val="24"/>
         </w:rPr>
       </w:pPr>
-      <w:proofErr w:type="spellStart"/>
-      <w:r>
-        <w:rPr>
-          <w:b/>
-          <w:bCs/>
-          <w:sz w:val="24"/>
-          <w:szCs w:val="24"/>
-        </w:rPr>
-        <w:t>phonation_time</w:t>
-      </w:r>
-      <w:proofErr w:type="spellEnd"/>
-      <w:r>
-        <w:rPr>
-          <w:b/>
-          <w:bCs/>
-          <w:sz w:val="24"/>
-          <w:szCs w:val="24"/>
+      <w:r>
+        <w:rPr>
+          <w:b/>
+          <w:bCs/>
+          <w:sz w:val="24"/>
+          <w:szCs w:val="24"/>
+        </w:rPr>
+        <w:t xml:space="preserve">phonation_time </w:t>
+      </w:r>
+      <w:r>
+        <w:rPr>
+          <w:rFonts w:hint="cs"/>
+          <w:sz w:val="24"/>
+          <w:szCs w:val="24"/>
+          <w:rtl/>
+        </w:rPr>
+        <w:t xml:space="preserve"> -</w:t>
+      </w:r>
+      <w:r>
+        <w:rPr>
+          <w:rFonts w:ascii="Times New Roman" w:eastAsia="Times New Roman" w:hAnsi="Times New Roman" w:cs="Times New Roman"/>
+          <w:kern w:val="0"/>
+          <w:sz w:val="24"/>
+          <w:szCs w:val="24"/>
+          <w:rtl/>
+          <w14:ligatures w14:val="none"/>
         </w:rPr>
         <w:t xml:space="preserve"> </w:t>
       </w:r>
       <w:r>
         <w:rPr>
-          <w:rFonts w:hint="cs"/>
-          <w:sz w:val="24"/>
-          <w:szCs w:val="24"/>
-          <w:rtl/>
-        </w:rPr>
-        <w:t xml:space="preserve"> -</w:t>
-      </w:r>
-      <w:r>
-        <w:rPr>
-          <w:sz w:val="24"/>
-          <w:szCs w:val="24"/>
-          <w:rtl/>
-        </w:rPr>
-        <w:t xml:space="preserve">חישוב זמן הדיבור בפועל בשניות (מספר הפריימים הקוליים כפול הזמן של כל דילוג </w:t>
-      </w:r>
-      <w:proofErr w:type="spellStart"/>
-      <w:r>
-        <w:rPr>
-          <w:sz w:val="24"/>
-          <w:szCs w:val="24"/>
-        </w:rPr>
-        <w:t>hop_length</w:t>
-      </w:r>
-      <w:proofErr w:type="spellEnd"/>
-      <w:r>
-        <w:rPr>
-          <w:sz w:val="24"/>
-          <w:szCs w:val="24"/>
-        </w:rPr>
-        <w:t xml:space="preserve"> / </w:t>
-      </w:r>
-      <w:proofErr w:type="spellStart"/>
-      <w:r>
-        <w:rPr>
-          <w:sz w:val="24"/>
-          <w:szCs w:val="24"/>
-        </w:rPr>
-        <w:t>sr</w:t>
-      </w:r>
-      <w:proofErr w:type="spellEnd"/>
+          <w:sz w:val="24"/>
+          <w:szCs w:val="24"/>
+          <w:rtl/>
+        </w:rPr>
+        <w:t>חישוב זמן הדיבור בפועל בשניות: מספר הפריימים שזוהו כקוליים</w:t>
+      </w:r>
+      <w:r>
+        <w:rPr>
+          <w:sz w:val="24"/>
+          <w:szCs w:val="24"/>
+        </w:rPr>
+        <w:t xml:space="preserve"> (Voiced) </w:t>
+      </w:r>
+      <w:r>
+        <w:rPr>
+          <w:sz w:val="24"/>
+          <w:szCs w:val="24"/>
+          <w:rtl/>
+        </w:rPr>
+        <w:t>כפול רזולוציית הזמן של חלון הניתוח</w:t>
+      </w:r>
+      <w:r>
+        <w:rPr>
+          <w:sz w:val="24"/>
+          <w:szCs w:val="24"/>
+        </w:rPr>
+        <w:t xml:space="preserve"> (</w:t>
+      </w:r>
+      <m:oMath>
+        <m:r>
+          <w:rPr>
+            <w:rFonts w:ascii="Cambria Math" w:hAnsi="Cambria Math"/>
+            <w:sz w:val="24"/>
+            <w:szCs w:val="24"/>
+          </w:rPr>
+          <m:t>hop_length/sr</m:t>
+        </m:r>
+      </m:oMath>
+      <w:r>
+        <w:rPr>
+          <w:sz w:val="24"/>
+          <w:szCs w:val="24"/>
+        </w:rPr>
+        <w:t>)."</w:t>
+      </w:r>
     </w:p>
     <w:p>
       <w:pPr>
@@ -12610,7 +10707,6 @@
           <w:szCs w:val="24"/>
         </w:rPr>
       </w:pPr>
-      <w:proofErr w:type="spellStart"/>
       <w:r>
         <w:rPr>
           <w:b/>
@@ -12620,7 +10716,6 @@
         </w:rPr>
         <w:t>phonation_ratio</w:t>
       </w:r>
-      <w:proofErr w:type="spellEnd"/>
       <w:r>
         <w:rPr>
           <w:rFonts w:hint="cs"/>
@@ -12795,7 +10890,6 @@
     <w:p>
       <w:pPr>
         <w:rPr>
-          <w:rFonts w:hint="cs"/>
           <w:color w:val="A02B93" w:themeColor="accent5"/>
           <w:sz w:val="24"/>
           <w:szCs w:val="24"/>
@@ -13272,7 +11366,6 @@
         </w:rPr>
         <w:t xml:space="preserve">משתמשים בפונקציה </w:t>
       </w:r>
-      <w:proofErr w:type="spellStart"/>
       <w:r>
         <w:rPr>
           <w:sz w:val="24"/>
@@ -13280,7 +11373,6 @@
         </w:rPr>
         <w:t>scipy.signal.find_peaks</w:t>
       </w:r>
-      <w:proofErr w:type="spellEnd"/>
       <w:r>
         <w:rPr>
           <w:sz w:val="24"/>
@@ -13400,118 +11492,20 @@
                                 <w:sz w:val="24"/>
                                 <w:szCs w:val="24"/>
                               </w:rPr>
-                              <w:t xml:space="preserve">peaks, _ = </w:t>
-                            </w:r>
-                            <w:proofErr w:type="spellStart"/>
-                            <w:r>
-                              <w:rPr>
-                                <w:sz w:val="24"/>
-                                <w:szCs w:val="24"/>
-                              </w:rPr>
-                              <w:t>scipy.signal.find_peaks</w:t>
-                            </w:r>
-                            <w:proofErr w:type="spellEnd"/>
-                            <w:r>
-                              <w:rPr>
-                                <w:sz w:val="24"/>
-                                <w:szCs w:val="24"/>
-                              </w:rPr>
-                              <w:t>(</w:t>
-                            </w:r>
-                            <w:proofErr w:type="spellStart"/>
-                            <w:r>
-                              <w:rPr>
-                                <w:sz w:val="24"/>
-                                <w:szCs w:val="24"/>
-                              </w:rPr>
-                              <w:t>rms_flattened</w:t>
-                            </w:r>
-                            <w:proofErr w:type="spellEnd"/>
-                            <w:r>
-                              <w:rPr>
-                                <w:sz w:val="24"/>
-                                <w:szCs w:val="24"/>
-                              </w:rPr>
-                              <w:t>, height=</w:t>
-                            </w:r>
-                            <w:proofErr w:type="spellStart"/>
-                            <w:r>
-                              <w:rPr>
-                                <w:sz w:val="24"/>
-                                <w:szCs w:val="24"/>
-                              </w:rPr>
-                              <w:t>mean_rms</w:t>
-                            </w:r>
-                            <w:proofErr w:type="spellEnd"/>
-                            <w:r>
-                              <w:rPr>
-                                <w:sz w:val="24"/>
-                                <w:szCs w:val="24"/>
-                              </w:rPr>
-                              <w:t>, distance=</w:t>
-                            </w:r>
-                            <w:proofErr w:type="spellStart"/>
-                            <w:r>
-                              <w:rPr>
-                                <w:sz w:val="24"/>
-                                <w:szCs w:val="24"/>
-                              </w:rPr>
-                              <w:t>min_samples_per_syllable</w:t>
-                            </w:r>
-                            <w:proofErr w:type="spellEnd"/>
-                            <w:r>
-                              <w:rPr>
-                                <w:sz w:val="24"/>
-                                <w:szCs w:val="24"/>
-                              </w:rPr>
-                              <w:t>)</w:t>
+                              <w:t>peaks, _ = scipy.signal.find_peaks(rms_flattened, height=mean_rms, distance=min_samples_per_syllable)</w:t>
                             </w:r>
                           </w:p>
                           <w:p>
                             <w:pPr>
                               <w:jc w:val="right"/>
                             </w:pPr>
-                            <w:proofErr w:type="spellStart"/>
                             <w:r>
                               <w:rPr>
                                 <w:sz w:val="24"/>
                                 <w:szCs w:val="24"/>
                               </w:rPr>
-                              <w:t>syllable_rate</w:t>
+                              <w:t>syllable_rate = len(peaks) / phonation_time</w:t>
                             </w:r>
-                            <w:proofErr w:type="spellEnd"/>
-                            <w:r>
-                              <w:rPr>
-                                <w:sz w:val="24"/>
-                                <w:szCs w:val="24"/>
-                              </w:rPr>
-                              <w:t xml:space="preserve"> = </w:t>
-                            </w:r>
-                            <w:proofErr w:type="spellStart"/>
-                            <w:r>
-                              <w:rPr>
-                                <w:sz w:val="24"/>
-                                <w:szCs w:val="24"/>
-                              </w:rPr>
-                              <w:t>len</w:t>
-                            </w:r>
-                            <w:proofErr w:type="spellEnd"/>
-                            <w:r>
-                              <w:rPr>
-                                <w:sz w:val="24"/>
-                                <w:szCs w:val="24"/>
-                              </w:rPr>
-                              <w:t xml:space="preserve">(peaks) / </w:t>
-                            </w:r>
-                            <w:proofErr w:type="spellStart"/>
-                            <w:r>
-                              <w:rPr>
-                                <w:sz w:val="24"/>
-                                <w:szCs w:val="24"/>
-                              </w:rPr>
-                              <w:t>phonation_time</w:t>
-                            </w:r>
-                            <w:proofErr w:type="spellEnd"/>
                           </w:p>
                         </w:txbxContent>
                       </wps:txbx>
@@ -13687,21 +11681,20 @@
     <w:p>
       <w:pPr>
         <w:rPr>
+          <w:sz w:val="24"/>
+          <w:szCs w:val="24"/>
+          <w:u w:val="single"/>
+          <w:rtl/>
+        </w:rPr>
+      </w:pPr>
+      <w:r>
+        <w:rPr>
           <w:rFonts w:hint="cs"/>
           <w:sz w:val="24"/>
           <w:szCs w:val="24"/>
           <w:u w:val="single"/>
           <w:rtl/>
         </w:rPr>
-      </w:pPr>
-      <w:r>
-        <w:rPr>
-          <w:rFonts w:hint="cs"/>
-          <w:sz w:val="24"/>
-          <w:szCs w:val="24"/>
-          <w:u w:val="single"/>
-          <w:rtl/>
-        </w:rPr>
         <w:t>הפרמטרים:</w:t>
       </w:r>
     </w:p>
@@ -13714,7 +11707,6 @@
           <w:rtl/>
         </w:rPr>
       </w:pPr>
-      <w:proofErr w:type="spellStart"/>
       <w:r>
         <w:rPr>
           <w:b/>
@@ -13724,7 +11716,6 @@
         </w:rPr>
         <w:t>scipy.signal.find_peaks</w:t>
       </w:r>
-      <w:proofErr w:type="spellEnd"/>
       <w:r>
         <w:rPr>
           <w:sz w:val="24"/>
@@ -13890,18 +11881,7 @@
           <w:u w:val="single"/>
           <w:rtl/>
         </w:rPr>
-        <w:t xml:space="preserve"> </w:t>
-      </w:r>
-      <w:r>
-        <w:rPr>
-          <w:b/>
-          <w:bCs/>
-          <w:sz w:val="24"/>
-          <w:szCs w:val="24"/>
-          <w:u w:val="single"/>
-          <w:rtl/>
-        </w:rPr>
-        <w:t xml:space="preserve">יחס תנועות לעיצורים </w:t>
+        <w:t xml:space="preserve"> יחס תנועות לעיצורים </w:t>
       </w:r>
     </w:p>
     <w:p>
@@ -13985,23 +11965,7 @@
           <w:sz w:val="24"/>
           <w:szCs w:val="24"/>
         </w:rPr>
-        <w:t xml:space="preserve"> (</w:t>
-      </w:r>
-      <w:proofErr w:type="spellStart"/>
-      <w:r>
-        <w:rPr>
-          <w:sz w:val="24"/>
-          <w:szCs w:val="24"/>
-        </w:rPr>
-        <w:t>zcr</w:t>
-      </w:r>
-      <w:proofErr w:type="spellEnd"/>
-      <w:r>
-        <w:rPr>
-          <w:sz w:val="24"/>
-          <w:szCs w:val="24"/>
-        </w:rPr>
-        <w:t xml:space="preserve"> &gt; threshold). </w:t>
+        <w:t xml:space="preserve"> (zcr &gt; threshold). </w:t>
       </w:r>
       <w:r>
         <w:rPr>
@@ -14307,7 +12271,6 @@
         </w:rPr>
         <w:t xml:space="preserve"> שלך מחזיר הוא גבוה מאוד (</w:t>
       </w:r>
-      <w:proofErr w:type="spellStart"/>
       <w:r>
         <w:rPr>
           <w:sz w:val="24"/>
@@ -14315,7 +12278,6 @@
         </w:rPr>
         <w:t>zcr</w:t>
       </w:r>
-      <w:proofErr w:type="spellEnd"/>
       <w:r>
         <w:rPr>
           <w:sz w:val="24"/>
@@ -14373,47 +12335,13 @@
         </w:rPr>
         <w:t xml:space="preserve"> סקלר בודד: </w:t>
       </w:r>
-      <w:proofErr w:type="spellStart"/>
-      <w:r>
-        <w:rPr>
-          <w:sz w:val="24"/>
-          <w:szCs w:val="24"/>
-        </w:rPr>
-        <w:t>vowel_consonant_ratio</w:t>
-      </w:r>
-      <w:proofErr w:type="spellEnd"/>
-      <w:r>
-        <w:rPr>
-          <w:sz w:val="24"/>
-          <w:szCs w:val="24"/>
-        </w:rPr>
-        <w:t xml:space="preserve"> = </w:t>
-      </w:r>
-      <w:proofErr w:type="spellStart"/>
-      <w:r>
-        <w:rPr>
-          <w:sz w:val="24"/>
-          <w:szCs w:val="24"/>
-        </w:rPr>
-        <w:t>vowel_time</w:t>
-      </w:r>
-      <w:proofErr w:type="spellEnd"/>
-      <w:r>
-        <w:rPr>
-          <w:sz w:val="24"/>
-          <w:szCs w:val="24"/>
-        </w:rPr>
-        <w:t xml:space="preserve"> / </w:t>
-      </w:r>
-      <w:proofErr w:type="spellStart"/>
-      <w:r>
-        <w:rPr>
-          <w:sz w:val="24"/>
-          <w:szCs w:val="24"/>
-        </w:rPr>
-        <w:t>consonant_time</w:t>
-      </w:r>
-      <w:proofErr w:type="spellEnd"/>
+      <w:r>
+        <w:rPr>
+          <w:sz w:val="24"/>
+          <w:szCs w:val="24"/>
+        </w:rPr>
+        <w:t>vowel_consonant_ratio = vowel_time / consonant_time</w:t>
+      </w:r>
       <w:r>
         <w:rPr>
           <w:sz w:val="24"/>
@@ -14483,37 +12411,8 @@
                                 <w:rtl/>
                               </w:rPr>
                             </w:pPr>
-                            <w:proofErr w:type="spellStart"/>
                             <w:r>
-                              <w:t>rms_envelope</w:t>
-                            </w:r>
-                            <w:proofErr w:type="spellEnd"/>
-                            <w:r>
-                              <w:t xml:space="preserve"> = </w:t>
-                            </w:r>
-                            <w:proofErr w:type="spellStart"/>
-                            <w:r>
-                              <w:t>librosa.feature.rms</w:t>
-                            </w:r>
-                            <w:proofErr w:type="spellEnd"/>
-                            <w:r>
-                              <w:t xml:space="preserve">(y=y, </w:t>
-                            </w:r>
-                            <w:proofErr w:type="spellStart"/>
-                            <w:r>
-                              <w:t>frame_length</w:t>
-                            </w:r>
-                            <w:proofErr w:type="spellEnd"/>
-                            <w:r>
-                              <w:t xml:space="preserve">=1024, </w:t>
-                            </w:r>
-                            <w:proofErr w:type="spellStart"/>
-                            <w:r>
-                              <w:t>hop_length</w:t>
-                            </w:r>
-                            <w:proofErr w:type="spellEnd"/>
-                            <w:r>
-                              <w:t>=512)[0]</w:t>
+                              <w:t>rms_envelope = librosa.feature.rms(y=y, frame_length=1024, hop_length=512)[0]</w:t>
                             </w:r>
                             <w:r>
                               <w:rPr>
@@ -14521,29 +12420,8 @@
                               </w:rPr>
                               <w:br/>
                             </w:r>
-                            <w:proofErr w:type="spellStart"/>
                             <w:r>
-                              <w:t>mean_energy</w:t>
-                            </w:r>
-                            <w:proofErr w:type="spellEnd"/>
-                            <w:r>
-                              <w:t xml:space="preserve"> = </w:t>
-                            </w:r>
-                            <w:proofErr w:type="spellStart"/>
-                            <w:r>
-                              <w:t>np.mean</w:t>
-                            </w:r>
-                            <w:proofErr w:type="spellEnd"/>
-                            <w:r>
-                              <w:t>(</w:t>
-                            </w:r>
-                            <w:proofErr w:type="spellStart"/>
-                            <w:r>
-                              <w:t>rms_envelope</w:t>
-                            </w:r>
-                            <w:proofErr w:type="spellEnd"/>
-                            <w:r>
-                              <w:t>)</w:t>
+                              <w:t>mean_energy = np.mean(rms_envelope)</w:t>
                             </w:r>
                           </w:p>
                           <w:p>
@@ -14551,31 +12429,7 @@
                               <w:jc w:val="right"/>
                             </w:pPr>
                             <w:r>
-                              <w:t xml:space="preserve">peaks, _ = </w:t>
-                            </w:r>
-                            <w:proofErr w:type="spellStart"/>
-                            <w:r>
-                              <w:t>scipy.signal.find_peaks</w:t>
-                            </w:r>
-                            <w:proofErr w:type="spellEnd"/>
-                            <w:r>
-                              <w:t>(</w:t>
-                            </w:r>
-                            <w:proofErr w:type="spellStart"/>
-                            <w:r>
-                              <w:t>rms_envelope</w:t>
-                            </w:r>
-                            <w:proofErr w:type="spellEnd"/>
-                            <w:r>
-                              <w:t>, height=</w:t>
-                            </w:r>
-                            <w:proofErr w:type="spellStart"/>
-                            <w:r>
-                              <w:t>mean_energy</w:t>
-                            </w:r>
-                            <w:proofErr w:type="spellEnd"/>
-                            <w:r>
-                              <w:t xml:space="preserve"> * 0.5, distance=5)</w:t>
+                              <w:t>peaks, _ = scipy.signal.find_peaks(rms_envelope, height=mean_energy * 0.5, distance=5)</w:t>
                             </w:r>
                           </w:p>
                           <w:p>
@@ -14585,62 +12439,19 @@
                                 <w:rtl/>
                               </w:rPr>
                             </w:pPr>
-                            <w:proofErr w:type="spellStart"/>
                             <w:r>
-                              <w:t>total_syllables</w:t>
-                            </w:r>
-                            <w:proofErr w:type="spellEnd"/>
-                            <w:r>
-                              <w:t xml:space="preserve"> = </w:t>
-                            </w:r>
-                            <w:proofErr w:type="spellStart"/>
-                            <w:r>
-                              <w:t>len</w:t>
-                            </w:r>
-                            <w:proofErr w:type="spellEnd"/>
-                            <w:r>
-                              <w:t>(peaks)</w:t>
+                              <w:t>total_syllables = len(peaks)</w:t>
                             </w:r>
                           </w:p>
                           <w:p>
                             <w:pPr>
                               <w:jc w:val="right"/>
                               <w:rPr>
-                                <w:rFonts w:hint="cs"/>
                                 <w:rtl/>
                               </w:rPr>
                             </w:pPr>
-                            <w:proofErr w:type="spellStart"/>
                             <w:r>
-                              <w:t>syllable_rate</w:t>
-                            </w:r>
-                            <w:proofErr w:type="spellEnd"/>
-                            <w:r>
-                              <w:t xml:space="preserve"> = float(</w:t>
-                            </w:r>
-                            <w:proofErr w:type="spellStart"/>
-                            <w:r>
-                              <w:t>total_syllables</w:t>
-                            </w:r>
-                            <w:proofErr w:type="spellEnd"/>
-                            <w:r>
-                              <w:t xml:space="preserve"> / </w:t>
-                            </w:r>
-                            <w:proofErr w:type="spellStart"/>
-                            <w:r>
-                              <w:t>phonation_time</w:t>
-                            </w:r>
-                            <w:proofErr w:type="spellEnd"/>
-                            <w:r>
-                              <w:t xml:space="preserve">) if </w:t>
-                            </w:r>
-                            <w:proofErr w:type="spellStart"/>
-                            <w:r>
-                              <w:t>phonation_time</w:t>
-                            </w:r>
-                            <w:proofErr w:type="spellEnd"/>
-                            <w:r>
-                              <w:t xml:space="preserve"> &gt; 0 else 0.0</w:t>
+                              <w:t>syllable_rate = float(total_syllables / phonation_time) if phonation_time &gt; 0 else 0.0</w:t>
                             </w:r>
                           </w:p>
                         </w:txbxContent>
@@ -14886,7 +12697,6 @@
       <w:pPr>
         <w:ind w:left="720"/>
         <w:rPr>
-          <w:rFonts w:hint="cs"/>
           <w:sz w:val="24"/>
           <w:szCs w:val="24"/>
         </w:rPr>
@@ -15312,7 +13122,6 @@
         </w:rPr>
         <w:t xml:space="preserve">, שקיימת בספריית </w:t>
       </w:r>
-      <w:proofErr w:type="spellStart"/>
       <w:r>
         <w:rPr>
           <w:sz w:val="24"/>
@@ -15320,7 +13129,6 @@
         </w:rPr>
         <w:t>librosa.lpc</w:t>
       </w:r>
-      <w:proofErr w:type="spellEnd"/>
       <w:r>
         <w:rPr>
           <w:sz w:val="24"/>
@@ -15434,7 +13242,6 @@
         </w:rPr>
         <w:t xml:space="preserve">(כמו </w:t>
       </w:r>
-      <w:proofErr w:type="spellStart"/>
       <w:r>
         <w:rPr>
           <w:sz w:val="24"/>
@@ -15442,7 +13249,6 @@
         </w:rPr>
         <w:t>pitch_std</w:t>
       </w:r>
-      <w:proofErr w:type="spellEnd"/>
       <w:r>
         <w:rPr>
           <w:sz w:val="24"/>
@@ -15451,7 +13257,6 @@
         </w:rPr>
         <w:t xml:space="preserve"> או </w:t>
       </w:r>
-      <w:proofErr w:type="spellStart"/>
       <w:r>
         <w:rPr>
           <w:sz w:val="24"/>
@@ -15459,7 +13264,6 @@
         </w:rPr>
         <w:t>volume_variance</w:t>
       </w:r>
-      <w:proofErr w:type="spellEnd"/>
       <w:r>
         <w:rPr>
           <w:sz w:val="24"/>
@@ -15472,7 +13276,6 @@
     <w:p>
       <w:pPr>
         <w:rPr>
-          <w:rFonts w:hint="cs"/>
           <w:sz w:val="24"/>
           <w:szCs w:val="24"/>
         </w:rPr>
@@ -15497,41 +13300,76 @@
           <w:sz w:val="24"/>
           <w:szCs w:val="24"/>
         </w:rPr>
-        <w:t xml:space="preserve">[ </w:t>
-      </w:r>
-      <w:proofErr w:type="spellStart"/>
-      <w:r>
-        <w:rPr>
-          <w:sz w:val="24"/>
-          <w:szCs w:val="24"/>
-        </w:rPr>
-        <w:t>pitch_mean</w:t>
-      </w:r>
-      <w:proofErr w:type="spellEnd"/>
-      <w:r>
-        <w:rPr>
-          <w:sz w:val="24"/>
-          <w:szCs w:val="24"/>
-        </w:rPr>
-        <w:t xml:space="preserve">, </w:t>
-      </w:r>
-      <w:proofErr w:type="spellStart"/>
-      <w:r>
-        <w:rPr>
-          <w:sz w:val="24"/>
-          <w:szCs w:val="24"/>
-        </w:rPr>
-        <w:t>pitch_std</w:t>
-      </w:r>
-      <w:proofErr w:type="spellEnd"/>
-      <w:r>
-        <w:rPr>
-          <w:sz w:val="24"/>
-          <w:szCs w:val="24"/>
-        </w:rPr>
-        <w:t xml:space="preserve">, </w:t>
-      </w:r>
-      <w:proofErr w:type="spellStart"/>
+        <w:t>[ pitch_mean, pitch_std, volume_variance, phonation_ratio, syllable_rate, vowel_consonant_ratio, mean_f1, mean_f2 ] -&gt; Label: "French"</w:t>
+      </w:r>
+    </w:p>
+    <w:p>
+      <w:pPr>
+        <w:rPr>
+          <w:sz w:val="24"/>
+          <w:szCs w:val="24"/>
+          <w:rtl/>
+        </w:rPr>
+      </w:pPr>
+      <w:r>
+        <w:rPr>
+          <w:sz w:val="24"/>
+          <w:szCs w:val="24"/>
+          <w:rtl/>
+        </w:rPr>
+        <w:t>הצלבה כזו חושפת בצורה מתמטית מובהקת את המאפיין הלשוני שנקרא</w:t>
+      </w:r>
+    </w:p>
+    <w:p>
+      <w:pPr>
+        <w:rPr>
+          <w:sz w:val="24"/>
+          <w:szCs w:val="24"/>
+          <w:rtl/>
+        </w:rPr>
+      </w:pPr>
+      <w:r>
+        <w:rPr>
+          <w:sz w:val="24"/>
+          <w:szCs w:val="24"/>
+          <w:rtl/>
+        </w:rPr>
+        <w:t xml:space="preserve"> </w:t>
+      </w:r>
+      <w:r>
+        <w:rPr>
+          <w:b/>
+          <w:bCs/>
+          <w:sz w:val="24"/>
+          <w:szCs w:val="24"/>
+        </w:rPr>
+        <w:t>Syllable-timed vs. Stress-timed languages</w:t>
+      </w:r>
+      <w:r>
+        <w:rPr>
+          <w:sz w:val="24"/>
+          <w:szCs w:val="24"/>
+          <w:rtl/>
+        </w:rPr>
+        <w:t xml:space="preserve"> </w:t>
+      </w:r>
+    </w:p>
+    <w:p>
+      <w:pPr>
+        <w:rPr>
+          <w:sz w:val="24"/>
+          <w:szCs w:val="24"/>
+          <w:rtl/>
+        </w:rPr>
+      </w:pPr>
+      <w:r>
+        <w:rPr>
+          <w:sz w:val="24"/>
+          <w:szCs w:val="24"/>
+          <w:rtl/>
+        </w:rPr>
+        <w:t>(למשל, שדוברי צרפתית או ספרדית נותנים משקל שווה לכל הברה, מה שיתבטא ב-</w:t>
+      </w:r>
       <w:r>
         <w:rPr>
           <w:sz w:val="24"/>
@@ -15539,31 +13377,14 @@
         </w:rPr>
         <w:t>volume_variance</w:t>
       </w:r>
-      <w:proofErr w:type="spellEnd"/>
-      <w:r>
-        <w:rPr>
-          <w:sz w:val="24"/>
-          <w:szCs w:val="24"/>
-        </w:rPr>
-        <w:t xml:space="preserve">, </w:t>
-      </w:r>
-      <w:proofErr w:type="spellStart"/>
-      <w:r>
-        <w:rPr>
-          <w:sz w:val="24"/>
-          <w:szCs w:val="24"/>
-        </w:rPr>
-        <w:t>phonation_ratio</w:t>
-      </w:r>
-      <w:proofErr w:type="spellEnd"/>
-      <w:r>
-        <w:rPr>
-          <w:sz w:val="24"/>
-          <w:szCs w:val="24"/>
-        </w:rPr>
-        <w:t xml:space="preserve">, </w:t>
-      </w:r>
-      <w:proofErr w:type="spellStart"/>
+      <w:r>
+        <w:rPr>
+          <w:sz w:val="24"/>
+          <w:szCs w:val="24"/>
+          <w:rtl/>
+        </w:rPr>
+        <w:t xml:space="preserve"> נמוך וב-</w:t>
+      </w:r>
       <w:r>
         <w:rPr>
           <w:sz w:val="24"/>
@@ -15571,99 +13392,14 @@
         </w:rPr>
         <w:t>syllable_rate</w:t>
       </w:r>
-      <w:proofErr w:type="spellEnd"/>
-      <w:r>
-        <w:rPr>
-          <w:sz w:val="24"/>
-          <w:szCs w:val="24"/>
-        </w:rPr>
-        <w:t xml:space="preserve">, </w:t>
-      </w:r>
-      <w:proofErr w:type="spellStart"/>
-      <w:r>
-        <w:rPr>
-          <w:sz w:val="24"/>
-          <w:szCs w:val="24"/>
-        </w:rPr>
-        <w:t>vowel_consonant_ratio</w:t>
-      </w:r>
-      <w:proofErr w:type="spellEnd"/>
-      <w:r>
-        <w:rPr>
-          <w:sz w:val="24"/>
-          <w:szCs w:val="24"/>
-        </w:rPr>
-        <w:t>, mean_f1, mean_f2 ] -&gt; Label: "French"</w:t>
-      </w:r>
-    </w:p>
-    <w:p>
-      <w:pPr>
-        <w:rPr>
-          <w:sz w:val="24"/>
-          <w:szCs w:val="24"/>
-          <w:rtl/>
-        </w:rPr>
-      </w:pPr>
-      <w:r>
-        <w:rPr>
-          <w:sz w:val="24"/>
-          <w:szCs w:val="24"/>
-          <w:rtl/>
-        </w:rPr>
-        <w:t>הצלבה כזו חושפת בצורה מתמטית מובהקת את המאפיין הלשוני שנקרא</w:t>
-      </w:r>
-    </w:p>
-    <w:p>
-      <w:pPr>
-        <w:rPr>
-          <w:sz w:val="24"/>
-          <w:szCs w:val="24"/>
-          <w:rtl/>
-        </w:rPr>
-      </w:pPr>
-      <w:r>
-        <w:rPr>
-          <w:sz w:val="24"/>
-          <w:szCs w:val="24"/>
-          <w:rtl/>
-        </w:rPr>
-        <w:t xml:space="preserve"> </w:t>
-      </w:r>
-      <w:r>
-        <w:rPr>
-          <w:b/>
-          <w:bCs/>
-          <w:sz w:val="24"/>
-          <w:szCs w:val="24"/>
-        </w:rPr>
-        <w:t>Syllable-timed vs. Stress-timed languages</w:t>
-      </w:r>
-      <w:r>
-        <w:rPr>
-          <w:sz w:val="24"/>
-          <w:szCs w:val="24"/>
-          <w:rtl/>
-        </w:rPr>
-        <w:t xml:space="preserve"> </w:t>
-      </w:r>
-    </w:p>
-    <w:p>
-      <w:pPr>
-        <w:rPr>
-          <w:sz w:val="24"/>
-          <w:szCs w:val="24"/>
-          <w:rtl/>
-        </w:rPr>
-      </w:pPr>
-      <w:r>
-        <w:rPr>
-          <w:sz w:val="24"/>
-          <w:szCs w:val="24"/>
-          <w:rtl/>
-        </w:rPr>
-        <w:t>(למשל, שדוברי צרפתית או ספרדית נותנים משקל שווה לכל הברה, מה שיתבטא ב-</w:t>
-      </w:r>
-      <w:proofErr w:type="spellStart"/>
+      <w:r>
+        <w:rPr>
+          <w:sz w:val="24"/>
+          <w:szCs w:val="24"/>
+          <w:rtl/>
+        </w:rPr>
+        <w:t xml:space="preserve"> קשיח ויציב, בניגוד לאנגלית שפת אם שבה ה-</w:t>
+      </w:r>
       <w:r>
         <w:rPr>
           <w:sz w:val="24"/>
@@ -15671,41 +13407,6 @@
         </w:rPr>
         <w:t>volume_variance</w:t>
       </w:r>
-      <w:proofErr w:type="spellEnd"/>
-      <w:r>
-        <w:rPr>
-          <w:sz w:val="24"/>
-          <w:szCs w:val="24"/>
-          <w:rtl/>
-        </w:rPr>
-        <w:t xml:space="preserve"> נמוך וב-</w:t>
-      </w:r>
-      <w:proofErr w:type="spellStart"/>
-      <w:r>
-        <w:rPr>
-          <w:sz w:val="24"/>
-          <w:szCs w:val="24"/>
-        </w:rPr>
-        <w:t>syllable_rate</w:t>
-      </w:r>
-      <w:proofErr w:type="spellEnd"/>
-      <w:r>
-        <w:rPr>
-          <w:sz w:val="24"/>
-          <w:szCs w:val="24"/>
-          <w:rtl/>
-        </w:rPr>
-        <w:t xml:space="preserve"> קשיח ויציב, בניגוד לאנגלית שפת אם שבה ה-</w:t>
-      </w:r>
-      <w:proofErr w:type="spellStart"/>
-      <w:r>
-        <w:rPr>
-          <w:sz w:val="24"/>
-          <w:szCs w:val="24"/>
-        </w:rPr>
-        <w:t>volume_variance</w:t>
-      </w:r>
-      <w:proofErr w:type="spellEnd"/>
       <w:r>
         <w:rPr>
           <w:sz w:val="24"/>
@@ -15718,7 +13419,6 @@
     <w:p>
       <w:pPr>
         <w:rPr>
-          <w:rFonts w:hint="cs"/>
           <w:b/>
           <w:bCs/>
           <w:sz w:val="24"/>
@@ -15948,27 +13648,7 @@
           <w:sz w:val="24"/>
           <w:szCs w:val="24"/>
         </w:rPr>
-        <w:t xml:space="preserve"> (</w:t>
-      </w:r>
-      <w:proofErr w:type="spellStart"/>
-      <w:r>
-        <w:rPr>
-          <w:b/>
-          <w:bCs/>
-          <w:sz w:val="24"/>
-          <w:szCs w:val="24"/>
-        </w:rPr>
-        <w:t>mfcc_dynamic</w:t>
-      </w:r>
-      <w:proofErr w:type="spellEnd"/>
-      <w:r>
-        <w:rPr>
-          <w:b/>
-          <w:bCs/>
-          <w:sz w:val="24"/>
-          <w:szCs w:val="24"/>
-        </w:rPr>
-        <w:t>):</w:t>
+        <w:t xml:space="preserve"> (mfcc_dynamic):</w:t>
       </w:r>
       <w:r>
         <w:rPr>
@@ -16150,15 +13830,7 @@
           <w:szCs w:val="24"/>
           <w:rtl/>
         </w:rPr>
-        <w:t xml:space="preserve"> מל-ספקטרוגרמה</w:t>
-      </w:r>
-      <w:r>
-        <w:rPr>
-          <w:sz w:val="24"/>
-          <w:szCs w:val="24"/>
-          <w:rtl/>
-        </w:rPr>
-        <w:t xml:space="preserve"> </w:t>
+        <w:t xml:space="preserve"> מל-ספקטרוגרמה </w:t>
       </w:r>
       <w:r>
         <w:rPr>
@@ -17105,29 +14777,22 @@
     <w:p>
       <w:pPr>
         <w:rPr>
-          <w:rFonts w:hint="cs"/>
-          <w:sz w:val="24"/>
-          <w:szCs w:val="24"/>
-          <w:rtl/>
-        </w:rPr>
-      </w:pPr>
-    </w:p>
-    <w:p>
-      <w:pPr>
-        <w:rPr>
-          <w:sz w:val="24"/>
-          <w:szCs w:val="24"/>
-          <w:rtl/>
-        </w:rPr>
-      </w:pPr>
-    </w:p>
-    <w:p>
-      <w:pPr>
-        <w:rPr>
-          <w:rFonts w:hint="cs"/>
-        </w:rPr>
-      </w:pPr>
-    </w:p>
+          <w:sz w:val="24"/>
+          <w:szCs w:val="24"/>
+          <w:rtl/>
+        </w:rPr>
+      </w:pPr>
+    </w:p>
+    <w:p>
+      <w:pPr>
+        <w:rPr>
+          <w:sz w:val="24"/>
+          <w:szCs w:val="24"/>
+          <w:rtl/>
+        </w:rPr>
+      </w:pPr>
+    </w:p>
+    <w:p/>
     <w:sectPr>
       <w:pgSz w:w="11906" w:h="16838"/>
       <w:pgMar w:top="1440" w:right="1800" w:bottom="1440" w:left="1800" w:header="708" w:footer="708" w:gutter="0"/>
@@ -23662,7 +21327,7 @@
     <w:lsdException w:name="Unresolved Mention" w:semiHidden="1" w:unhideWhenUsed="1"/>
     <w:lsdException w:name="Smart Link" w:semiHidden="1" w:unhideWhenUsed="1"/>
   </w:latentStyles>
-  <w:style w:type="paragraph" w:default="1" w:styleId="Normal">
+  <w:style w:type="paragraph" w:default="1" w:styleId="a">
     <w:name w:val="Normal"/>
     <w:qFormat/>
     <w:rsid w:val="00D20787"/>
@@ -23670,11 +21335,11 @@
       <w:bidi/>
     </w:pPr>
   </w:style>
-  <w:style w:type="paragraph" w:styleId="Heading1">
+  <w:style w:type="paragraph" w:styleId="1">
     <w:name w:val="heading 1"/>
-    <w:basedOn w:val="Normal"/>
-    <w:next w:val="Normal"/>
-    <w:link w:val="Heading1Char"/>
+    <w:basedOn w:val="a"/>
+    <w:next w:val="a"/>
+    <w:link w:val="10"/>
     <w:uiPriority w:val="9"/>
     <w:qFormat/>
     <w:rsid w:val="00606886"/>
@@ -23691,11 +21356,11 @@
       <w:szCs w:val="40"/>
     </w:rPr>
   </w:style>
-  <w:style w:type="paragraph" w:styleId="Heading2">
+  <w:style w:type="paragraph" w:styleId="2">
     <w:name w:val="heading 2"/>
-    <w:basedOn w:val="Normal"/>
-    <w:next w:val="Normal"/>
-    <w:link w:val="Heading2Char"/>
+    <w:basedOn w:val="a"/>
+    <w:next w:val="a"/>
+    <w:link w:val="20"/>
     <w:uiPriority w:val="9"/>
     <w:semiHidden/>
     <w:unhideWhenUsed/>
@@ -23714,11 +21379,11 @@
       <w:szCs w:val="32"/>
     </w:rPr>
   </w:style>
-  <w:style w:type="paragraph" w:styleId="Heading3">
+  <w:style w:type="paragraph" w:styleId="3">
     <w:name w:val="heading 3"/>
-    <w:basedOn w:val="Normal"/>
-    <w:next w:val="Normal"/>
-    <w:link w:val="Heading3Char"/>
+    <w:basedOn w:val="a"/>
+    <w:next w:val="a"/>
+    <w:link w:val="30"/>
     <w:uiPriority w:val="9"/>
     <w:semiHidden/>
     <w:unhideWhenUsed/>
@@ -23737,11 +21402,11 @@
       <w:szCs w:val="28"/>
     </w:rPr>
   </w:style>
-  <w:style w:type="paragraph" w:styleId="Heading4">
+  <w:style w:type="paragraph" w:styleId="4">
     <w:name w:val="heading 4"/>
-    <w:basedOn w:val="Normal"/>
-    <w:next w:val="Normal"/>
-    <w:link w:val="Heading4Char"/>
+    <w:basedOn w:val="a"/>
+    <w:next w:val="a"/>
+    <w:link w:val="40"/>
     <w:uiPriority w:val="9"/>
     <w:semiHidden/>
     <w:unhideWhenUsed/>
@@ -23760,11 +21425,11 @@
       <w:color w:val="0F4761" w:themeColor="accent1" w:themeShade="BF"/>
     </w:rPr>
   </w:style>
-  <w:style w:type="paragraph" w:styleId="Heading5">
+  <w:style w:type="paragraph" w:styleId="5">
     <w:name w:val="heading 5"/>
-    <w:basedOn w:val="Normal"/>
-    <w:next w:val="Normal"/>
-    <w:link w:val="Heading5Char"/>
+    <w:basedOn w:val="a"/>
+    <w:next w:val="a"/>
+    <w:link w:val="50"/>
     <w:uiPriority w:val="9"/>
     <w:semiHidden/>
     <w:unhideWhenUsed/>
@@ -23781,11 +21446,11 @@
       <w:color w:val="0F4761" w:themeColor="accent1" w:themeShade="BF"/>
     </w:rPr>
   </w:style>
-  <w:style w:type="paragraph" w:styleId="Heading6">
+  <w:style w:type="paragraph" w:styleId="6">
     <w:name w:val="heading 6"/>
-    <w:basedOn w:val="Normal"/>
-    <w:next w:val="Normal"/>
-    <w:link w:val="Heading6Char"/>
+    <w:basedOn w:val="a"/>
+    <w:next w:val="a"/>
+    <w:link w:val="60"/>
     <w:uiPriority w:val="9"/>
     <w:semiHidden/>
     <w:unhideWhenUsed/>
@@ -23804,11 +21469,11 @@
       <w:color w:val="595959" w:themeColor="text1" w:themeTint="A6"/>
     </w:rPr>
   </w:style>
-  <w:style w:type="paragraph" w:styleId="Heading7">
+  <w:style w:type="paragraph" w:styleId="7">
     <w:name w:val="heading 7"/>
-    <w:basedOn w:val="Normal"/>
-    <w:next w:val="Normal"/>
-    <w:link w:val="Heading7Char"/>
+    <w:basedOn w:val="a"/>
+    <w:next w:val="a"/>
+    <w:link w:val="70"/>
     <w:uiPriority w:val="9"/>
     <w:semiHidden/>
     <w:unhideWhenUsed/>
@@ -23825,11 +21490,11 @@
       <w:color w:val="595959" w:themeColor="text1" w:themeTint="A6"/>
     </w:rPr>
   </w:style>
-  <w:style w:type="paragraph" w:styleId="Heading8">
+  <w:style w:type="paragraph" w:styleId="8">
     <w:name w:val="heading 8"/>
-    <w:basedOn w:val="Normal"/>
-    <w:next w:val="Normal"/>
-    <w:link w:val="Heading8Char"/>
+    <w:basedOn w:val="a"/>
+    <w:next w:val="a"/>
+    <w:link w:val="80"/>
     <w:uiPriority w:val="9"/>
     <w:semiHidden/>
     <w:unhideWhenUsed/>
@@ -23848,11 +21513,11 @@
       <w:color w:val="272727" w:themeColor="text1" w:themeTint="D8"/>
     </w:rPr>
   </w:style>
-  <w:style w:type="paragraph" w:styleId="Heading9">
+  <w:style w:type="paragraph" w:styleId="9">
     <w:name w:val="heading 9"/>
-    <w:basedOn w:val="Normal"/>
-    <w:next w:val="Normal"/>
-    <w:link w:val="Heading9Char"/>
+    <w:basedOn w:val="a"/>
+    <w:next w:val="a"/>
+    <w:link w:val="90"/>
     <w:uiPriority w:val="9"/>
     <w:semiHidden/>
     <w:unhideWhenUsed/>
@@ -23869,12 +21534,12 @@
       <w:color w:val="272727" w:themeColor="text1" w:themeTint="D8"/>
     </w:rPr>
   </w:style>
-  <w:style w:type="character" w:default="1" w:styleId="DefaultParagraphFont">
+  <w:style w:type="character" w:default="1" w:styleId="a0">
     <w:name w:val="Default Paragraph Font"/>
     <w:uiPriority w:val="1"/>
     <w:unhideWhenUsed/>
   </w:style>
-  <w:style w:type="table" w:default="1" w:styleId="TableNormal">
+  <w:style w:type="table" w:default="1" w:styleId="a1">
     <w:name w:val="Normal Table"/>
     <w:uiPriority w:val="99"/>
     <w:semiHidden/>
@@ -23889,16 +21554,16 @@
       </w:tblCellMar>
     </w:tblPr>
   </w:style>
-  <w:style w:type="numbering" w:default="1" w:styleId="NoList">
+  <w:style w:type="numbering" w:default="1" w:styleId="a2">
     <w:name w:val="No List"/>
     <w:uiPriority w:val="99"/>
     <w:semiHidden/>
     <w:unhideWhenUsed/>
   </w:style>
-  <w:style w:type="character" w:customStyle="1" w:styleId="Heading1Char">
-    <w:name w:val="Heading 1 Char"/>
-    <w:basedOn w:val="DefaultParagraphFont"/>
-    <w:link w:val="Heading1"/>
+  <w:style w:type="character" w:customStyle="1" w:styleId="10">
+    <w:name w:val="כותרת 1 תו"/>
+    <w:basedOn w:val="a0"/>
+    <w:link w:val="1"/>
     <w:uiPriority w:val="9"/>
     <w:rsid w:val="00606886"/>
     <w:rPr>
@@ -23908,10 +21573,10 @@
       <w:szCs w:val="40"/>
     </w:rPr>
   </w:style>
-  <w:style w:type="character" w:customStyle="1" w:styleId="Heading2Char">
-    <w:name w:val="Heading 2 Char"/>
-    <w:basedOn w:val="DefaultParagraphFont"/>
-    <w:link w:val="Heading2"/>
+  <w:style w:type="character" w:customStyle="1" w:styleId="20">
+    <w:name w:val="כותרת 2 תו"/>
+    <w:basedOn w:val="a0"/>
+    <w:link w:val="2"/>
     <w:uiPriority w:val="9"/>
     <w:semiHidden/>
     <w:rsid w:val="00606886"/>
@@ -23922,10 +21587,10 @@
       <w:szCs w:val="32"/>
     </w:rPr>
   </w:style>
-  <w:style w:type="character" w:customStyle="1" w:styleId="Heading3Char">
-    <w:name w:val="Heading 3 Char"/>
-    <w:basedOn w:val="DefaultParagraphFont"/>
-    <w:link w:val="Heading3"/>
+  <w:style w:type="character" w:customStyle="1" w:styleId="30">
+    <w:name w:val="כותרת 3 תו"/>
+    <w:basedOn w:val="a0"/>
+    <w:link w:val="3"/>
     <w:uiPriority w:val="9"/>
     <w:semiHidden/>
     <w:rsid w:val="00606886"/>
@@ -23936,10 +21601,10 @@
       <w:szCs w:val="28"/>
     </w:rPr>
   </w:style>
-  <w:style w:type="character" w:customStyle="1" w:styleId="Heading4Char">
-    <w:name w:val="Heading 4 Char"/>
-    <w:basedOn w:val="DefaultParagraphFont"/>
-    <w:link w:val="Heading4"/>
+  <w:style w:type="character" w:customStyle="1" w:styleId="40">
+    <w:name w:val="כותרת 4 תו"/>
+    <w:basedOn w:val="a0"/>
+    <w:link w:val="4"/>
     <w:uiPriority w:val="9"/>
     <w:semiHidden/>
     <w:rsid w:val="00606886"/>
@@ -23950,10 +21615,10 @@
       <w:color w:val="0F4761" w:themeColor="accent1" w:themeShade="BF"/>
     </w:rPr>
   </w:style>
-  <w:style w:type="character" w:customStyle="1" w:styleId="Heading5Char">
-    <w:name w:val="Heading 5 Char"/>
-    <w:basedOn w:val="DefaultParagraphFont"/>
-    <w:link w:val="Heading5"/>
+  <w:style w:type="character" w:customStyle="1" w:styleId="50">
+    <w:name w:val="כותרת 5 תו"/>
+    <w:basedOn w:val="a0"/>
+    <w:link w:val="5"/>
     <w:uiPriority w:val="9"/>
     <w:semiHidden/>
     <w:rsid w:val="00606886"/>
@@ -23962,10 +21627,10 @@
       <w:color w:val="0F4761" w:themeColor="accent1" w:themeShade="BF"/>
     </w:rPr>
   </w:style>
-  <w:style w:type="character" w:customStyle="1" w:styleId="Heading6Char">
-    <w:name w:val="Heading 6 Char"/>
-    <w:basedOn w:val="DefaultParagraphFont"/>
-    <w:link w:val="Heading6"/>
+  <w:style w:type="character" w:customStyle="1" w:styleId="60">
+    <w:name w:val="כותרת 6 תו"/>
+    <w:basedOn w:val="a0"/>
+    <w:link w:val="6"/>
     <w:uiPriority w:val="9"/>
     <w:semiHidden/>
     <w:rsid w:val="00606886"/>
@@ -23976,10 +21641,10 @@
       <w:color w:val="595959" w:themeColor="text1" w:themeTint="A6"/>
     </w:rPr>
   </w:style>
-  <w:style w:type="character" w:customStyle="1" w:styleId="Heading7Char">
-    <w:name w:val="Heading 7 Char"/>
-    <w:basedOn w:val="DefaultParagraphFont"/>
-    <w:link w:val="Heading7"/>
+  <w:style w:type="character" w:customStyle="1" w:styleId="70">
+    <w:name w:val="כותרת 7 תו"/>
+    <w:basedOn w:val="a0"/>
+    <w:link w:val="7"/>
     <w:uiPriority w:val="9"/>
     <w:semiHidden/>
     <w:rsid w:val="00606886"/>
@@ -23988,10 +21653,10 @@
       <w:color w:val="595959" w:themeColor="text1" w:themeTint="A6"/>
     </w:rPr>
   </w:style>
-  <w:style w:type="character" w:customStyle="1" w:styleId="Heading8Char">
-    <w:name w:val="Heading 8 Char"/>
-    <w:basedOn w:val="DefaultParagraphFont"/>
-    <w:link w:val="Heading8"/>
+  <w:style w:type="character" w:customStyle="1" w:styleId="80">
+    <w:name w:val="כותרת 8 תו"/>
+    <w:basedOn w:val="a0"/>
+    <w:link w:val="8"/>
     <w:uiPriority w:val="9"/>
     <w:semiHidden/>
     <w:rsid w:val="00606886"/>
@@ -24002,10 +21667,10 @@
       <w:color w:val="272727" w:themeColor="text1" w:themeTint="D8"/>
     </w:rPr>
   </w:style>
-  <w:style w:type="character" w:customStyle="1" w:styleId="Heading9Char">
-    <w:name w:val="Heading 9 Char"/>
-    <w:basedOn w:val="DefaultParagraphFont"/>
-    <w:link w:val="Heading9"/>
+  <w:style w:type="character" w:customStyle="1" w:styleId="90">
+    <w:name w:val="כותרת 9 תו"/>
+    <w:basedOn w:val="a0"/>
+    <w:link w:val="9"/>
     <w:uiPriority w:val="9"/>
     <w:semiHidden/>
     <w:rsid w:val="00606886"/>
@@ -24014,11 +21679,11 @@
       <w:color w:val="272727" w:themeColor="text1" w:themeTint="D8"/>
     </w:rPr>
   </w:style>
-  <w:style w:type="paragraph" w:styleId="Title">
+  <w:style w:type="paragraph" w:styleId="a3">
     <w:name w:val="Title"/>
-    <w:basedOn w:val="Normal"/>
-    <w:next w:val="Normal"/>
-    <w:link w:val="TitleChar"/>
+    <w:basedOn w:val="a"/>
+    <w:next w:val="a"/>
+    <w:link w:val="a4"/>
     <w:uiPriority w:val="10"/>
     <w:qFormat/>
     <w:rsid w:val="00606886"/>
@@ -24034,10 +21699,10 @@
       <w:szCs w:val="56"/>
     </w:rPr>
   </w:style>
-  <w:style w:type="character" w:customStyle="1" w:styleId="TitleChar">
-    <w:name w:val="Title Char"/>
-    <w:basedOn w:val="DefaultParagraphFont"/>
-    <w:link w:val="Title"/>
+  <w:style w:type="character" w:customStyle="1" w:styleId="a4">
+    <w:name w:val="כותרת טקסט תו"/>
+    <w:basedOn w:val="a0"/>
+    <w:link w:val="a3"/>
     <w:uiPriority w:val="10"/>
     <w:rsid w:val="00606886"/>
     <w:rPr>
@@ -24048,11 +21713,11 @@
       <w:szCs w:val="56"/>
     </w:rPr>
   </w:style>
-  <w:style w:type="paragraph" w:styleId="Subtitle">
+  <w:style w:type="paragraph" w:styleId="a5">
     <w:name w:val="Subtitle"/>
-    <w:basedOn w:val="Normal"/>
-    <w:next w:val="Normal"/>
-    <w:link w:val="SubtitleChar"/>
+    <w:basedOn w:val="a"/>
+    <w:next w:val="a"/>
+    <w:link w:val="a6"/>
     <w:uiPriority w:val="11"/>
     <w:qFormat/>
     <w:rsid w:val="00606886"/>
@@ -24069,10 +21734,10 @@
       <w:szCs w:val="28"/>
     </w:rPr>
   </w:style>
-  <w:style w:type="character" w:customStyle="1" w:styleId="SubtitleChar">
-    <w:name w:val="Subtitle Char"/>
-    <w:basedOn w:val="DefaultParagraphFont"/>
-    <w:link w:val="Subtitle"/>
+  <w:style w:type="character" w:customStyle="1" w:styleId="a6">
+    <w:name w:val="כותרת משנה תו"/>
+    <w:basedOn w:val="a0"/>
+    <w:link w:val="a5"/>
     <w:uiPriority w:val="11"/>
     <w:rsid w:val="00606886"/>
     <w:rPr>
@@ -24083,11 +21748,11 @@
       <w:szCs w:val="28"/>
     </w:rPr>
   </w:style>
-  <w:style w:type="paragraph" w:styleId="Quote">
+  <w:style w:type="paragraph" w:styleId="a7">
     <w:name w:val="Quote"/>
-    <w:basedOn w:val="Normal"/>
-    <w:next w:val="Normal"/>
-    <w:link w:val="QuoteChar"/>
+    <w:basedOn w:val="a"/>
+    <w:next w:val="a"/>
+    <w:link w:val="a8"/>
     <w:uiPriority w:val="29"/>
     <w:qFormat/>
     <w:rsid w:val="00606886"/>
@@ -24101,10 +21766,10 @@
       <w:color w:val="404040" w:themeColor="text1" w:themeTint="BF"/>
     </w:rPr>
   </w:style>
-  <w:style w:type="character" w:customStyle="1" w:styleId="QuoteChar">
-    <w:name w:val="Quote Char"/>
-    <w:basedOn w:val="DefaultParagraphFont"/>
-    <w:link w:val="Quote"/>
+  <w:style w:type="character" w:customStyle="1" w:styleId="a8">
+    <w:name w:val="ציטוט תו"/>
+    <w:basedOn w:val="a0"/>
+    <w:link w:val="a7"/>
     <w:uiPriority w:val="29"/>
     <w:rsid w:val="00606886"/>
     <w:rPr>
@@ -24113,9 +21778,9 @@
       <w:color w:val="404040" w:themeColor="text1" w:themeTint="BF"/>
     </w:rPr>
   </w:style>
-  <w:style w:type="paragraph" w:styleId="ListParagraph">
+  <w:style w:type="paragraph" w:styleId="a9">
     <w:name w:val="List Paragraph"/>
-    <w:basedOn w:val="Normal"/>
+    <w:basedOn w:val="a"/>
     <w:uiPriority w:val="34"/>
     <w:qFormat/>
     <w:rsid w:val="00606886"/>
@@ -24124,9 +21789,9 @@
       <w:contextualSpacing/>
     </w:pPr>
   </w:style>
-  <w:style w:type="character" w:styleId="IntenseEmphasis">
+  <w:style w:type="character" w:styleId="aa">
     <w:name w:val="Intense Emphasis"/>
-    <w:basedOn w:val="DefaultParagraphFont"/>
+    <w:basedOn w:val="a0"/>
     <w:uiPriority w:val="21"/>
     <w:qFormat/>
     <w:rsid w:val="00606886"/>
@@ -24136,11 +21801,11 @@
       <w:color w:val="0F4761" w:themeColor="accent1" w:themeShade="BF"/>
     </w:rPr>
   </w:style>
-  <w:style w:type="paragraph" w:styleId="IntenseQuote">
+  <w:style w:type="paragraph" w:styleId="ab">
     <w:name w:val="Intense Quote"/>
-    <w:basedOn w:val="Normal"/>
-    <w:next w:val="Normal"/>
-    <w:link w:val="IntenseQuoteChar"/>
+    <w:basedOn w:val="a"/>
+    <w:next w:val="a"/>
+    <w:link w:val="ac"/>
     <w:uiPriority w:val="30"/>
     <w:qFormat/>
     <w:rsid w:val="00606886"/>
@@ -24159,10 +21824,10 @@
       <w:color w:val="0F4761" w:themeColor="accent1" w:themeShade="BF"/>
     </w:rPr>
   </w:style>
-  <w:style w:type="character" w:customStyle="1" w:styleId="IntenseQuoteChar">
-    <w:name w:val="Intense Quote Char"/>
-    <w:basedOn w:val="DefaultParagraphFont"/>
-    <w:link w:val="IntenseQuote"/>
+  <w:style w:type="character" w:customStyle="1" w:styleId="ac">
+    <w:name w:val="ציטוט חזק תו"/>
+    <w:basedOn w:val="a0"/>
+    <w:link w:val="ab"/>
     <w:uiPriority w:val="30"/>
     <w:rsid w:val="00606886"/>
     <w:rPr>
@@ -24171,9 +21836,9 @@
       <w:color w:val="0F4761" w:themeColor="accent1" w:themeShade="BF"/>
     </w:rPr>
   </w:style>
-  <w:style w:type="character" w:styleId="IntenseReference">
+  <w:style w:type="character" w:styleId="ad">
     <w:name w:val="Intense Reference"/>
-    <w:basedOn w:val="DefaultParagraphFont"/>
+    <w:basedOn w:val="a0"/>
     <w:uiPriority w:val="32"/>
     <w:qFormat/>
     <w:rsid w:val="00606886"/>
@@ -24187,7 +21852,7 @@
   </w:style>
   <w:style w:type="character" w:styleId="Hyperlink">
     <w:name w:val="Hyperlink"/>
-    <w:basedOn w:val="DefaultParagraphFont"/>
+    <w:basedOn w:val="a0"/>
     <w:uiPriority w:val="99"/>
     <w:unhideWhenUsed/>
     <w:rsid w:val="0023330B"/>
@@ -24196,9 +21861,9 @@
       <w:u w:val="single"/>
     </w:rPr>
   </w:style>
-  <w:style w:type="character" w:styleId="UnresolvedMention">
+  <w:style w:type="character" w:styleId="ae">
     <w:name w:val="Unresolved Mention"/>
-    <w:basedOn w:val="DefaultParagraphFont"/>
+    <w:basedOn w:val="a0"/>
     <w:uiPriority w:val="99"/>
     <w:semiHidden/>
     <w:unhideWhenUsed/>
@@ -24210,7 +21875,7 @@
   </w:style>
   <w:style w:type="character" w:styleId="FollowedHyperlink">
     <w:name w:val="FollowedHyperlink"/>
-    <w:basedOn w:val="DefaultParagraphFont"/>
+    <w:basedOn w:val="a0"/>
     <w:uiPriority w:val="99"/>
     <w:semiHidden/>
     <w:unhideWhenUsed/>
@@ -24222,7 +21887,7 @@
   </w:style>
   <w:style w:type="paragraph" w:styleId="NormalWeb">
     <w:name w:val="Normal (Web)"/>
-    <w:basedOn w:val="Normal"/>
+    <w:basedOn w:val="a"/>
     <w:uiPriority w:val="99"/>
     <w:semiHidden/>
     <w:unhideWhenUsed/>
@@ -24241,7 +21906,7 @@
   </w:style>
   <w:style w:type="character" w:styleId="HTMLCode">
     <w:name w:val="HTML Code"/>
-    <w:basedOn w:val="DefaultParagraphFont"/>
+    <w:basedOn w:val="a0"/>
     <w:uiPriority w:val="99"/>
     <w:semiHidden/>
     <w:unhideWhenUsed/>
@@ -24254,22 +21919,22 @@
   </w:style>
   <w:style w:type="character" w:customStyle="1" w:styleId="hljs-number">
     <w:name w:val="hljs-number"/>
-    <w:basedOn w:val="DefaultParagraphFont"/>
+    <w:basedOn w:val="a0"/>
     <w:rsid w:val="00D077F7"/>
   </w:style>
   <w:style w:type="character" w:customStyle="1" w:styleId="hljs-comment">
     <w:name w:val="hljs-comment"/>
-    <w:basedOn w:val="DefaultParagraphFont"/>
+    <w:basedOn w:val="a0"/>
     <w:rsid w:val="00D077F7"/>
   </w:style>
   <w:style w:type="character" w:customStyle="1" w:styleId="hljs-builtin">
     <w:name w:val="hljs-built_in"/>
-    <w:basedOn w:val="DefaultParagraphFont"/>
+    <w:basedOn w:val="a0"/>
     <w:rsid w:val="00D077F7"/>
   </w:style>
   <w:style w:type="character" w:customStyle="1" w:styleId="hljs-keyword">
     <w:name w:val="hljs-keyword"/>
-    <w:basedOn w:val="DefaultParagraphFont"/>
+    <w:basedOn w:val="a0"/>
     <w:rsid w:val="00D077F7"/>
   </w:style>
 </w:styles>
